--- a/fuentes/11220159_CF02_DU.docx
+++ b/fuentes/11220159_CF02_DU.docx
@@ -1,6 +1,6 @@
 
 <file path=word/document.xml><?xml version="1.0" encoding="utf-8"?>
-<w:document xmlns:wpc="http://schemas.microsoft.com/office/word/2010/wordprocessingCanvas" xmlns:cx="http://schemas.microsoft.com/office/drawing/2014/chartex" xmlns:cx1="http://schemas.microsoft.com/office/drawing/2015/9/8/chartex" xmlns:cx2="http://schemas.microsoft.com/office/drawing/2015/10/21/chartex" xmlns:cx3="http://schemas.microsoft.com/office/drawing/2016/5/9/chartex" xmlns:cx4="http://schemas.microsoft.com/office/drawing/2016/5/10/chartex" xmlns:cx5="http://schemas.microsoft.com/office/drawing/2016/5/11/chartex" xmlns:cx6="http://schemas.microsoft.com/office/drawing/2016/5/12/chartex" xmlns:cx7="http://schemas.microsoft.com/office/drawing/2016/5/13/chartex" xmlns:cx8="http://schemas.microsoft.com/office/drawing/2016/5/14/chartex" xmlns:mc="http://schemas.openxmlformats.org/markup-compatibility/2006" xmlns:aink="http://schemas.microsoft.com/office/drawing/2016/ink" xmlns:am3d="http://schemas.microsoft.com/office/drawing/2017/model3d" xmlns:o="urn:schemas-microsoft-com:office:office" xmlns:r="http://schemas.openxmlformats.org/officeDocument/2006/relationships" xmlns:m="http://schemas.openxmlformats.org/officeDocument/2006/math" xmlns:v="urn:schemas-microsoft-com:vml" xmlns:wp14="http://schemas.microsoft.com/office/word/2010/wordprocessingDrawing" xmlns:wp="http://schemas.openxmlformats.org/drawingml/2006/wordprocessingDrawing" xmlns:w10="urn:schemas-microsoft-com:office:word" xmlns:w="http://schemas.openxmlformats.org/wordprocessingml/2006/main" xmlns:w14="http://schemas.microsoft.com/office/word/2010/wordml" xmlns:w15="http://schemas.microsoft.com/office/word/2012/wordml" xmlns:w16cex="http://schemas.microsoft.com/office/word/2018/wordml/cex" xmlns:w16cid="http://schemas.microsoft.com/office/word/2016/wordml/cid" xmlns:w16="http://schemas.microsoft.com/office/word/2018/wordml" xmlns:w16sdtdh="http://schemas.microsoft.com/office/word/2020/wordml/sdtdatahash" xmlns:w16se="http://schemas.microsoft.com/office/word/2015/wordml/symex" xmlns:wpg="http://schemas.microsoft.com/office/word/2010/wordprocessingGroup" xmlns:wpi="http://schemas.microsoft.com/office/word/2010/wordprocessingInk" xmlns:wne="http://schemas.microsoft.com/office/word/2006/wordml" xmlns:wps="http://schemas.microsoft.com/office/word/2010/wordprocessingShape" mc:Ignorable="w14 w15 w16se w16cid w16 w16cex w16sdtdh wp14">
+<w:document xmlns:wpc="http://schemas.microsoft.com/office/word/2010/wordprocessingCanvas" xmlns:cx="http://schemas.microsoft.com/office/drawing/2014/chartex" xmlns:cx1="http://schemas.microsoft.com/office/drawing/2015/9/8/chartex" xmlns:cx2="http://schemas.microsoft.com/office/drawing/2015/10/21/chartex" xmlns:cx3="http://schemas.microsoft.com/office/drawing/2016/5/9/chartex" xmlns:cx4="http://schemas.microsoft.com/office/drawing/2016/5/10/chartex" xmlns:cx5="http://schemas.microsoft.com/office/drawing/2016/5/11/chartex" xmlns:cx6="http://schemas.microsoft.com/office/drawing/2016/5/12/chartex" xmlns:cx7="http://schemas.microsoft.com/office/drawing/2016/5/13/chartex" xmlns:cx8="http://schemas.microsoft.com/office/drawing/2016/5/14/chartex" xmlns:mc="http://schemas.openxmlformats.org/markup-compatibility/2006" xmlns:aink="http://schemas.microsoft.com/office/drawing/2016/ink" xmlns:am3d="http://schemas.microsoft.com/office/drawing/2017/model3d" xmlns:o="urn:schemas-microsoft-com:office:office" xmlns:oel="http://schemas.microsoft.com/office/2019/extlst" xmlns:r="http://schemas.openxmlformats.org/officeDocument/2006/relationships" xmlns:m="http://schemas.openxmlformats.org/officeDocument/2006/math" xmlns:v="urn:schemas-microsoft-com:vml" xmlns:wp14="http://schemas.microsoft.com/office/word/2010/wordprocessingDrawing" xmlns:wp="http://schemas.openxmlformats.org/drawingml/2006/wordprocessingDrawing" xmlns:w10="urn:schemas-microsoft-com:office:word" xmlns:w="http://schemas.openxmlformats.org/wordprocessingml/2006/main" xmlns:w14="http://schemas.microsoft.com/office/word/2010/wordml" xmlns:w15="http://schemas.microsoft.com/office/word/2012/wordml" xmlns:w16cex="http://schemas.microsoft.com/office/word/2018/wordml/cex" xmlns:w16cid="http://schemas.microsoft.com/office/word/2016/wordml/cid" xmlns:w16="http://schemas.microsoft.com/office/word/2018/wordml" xmlns:w16du="http://schemas.microsoft.com/office/word/2023/wordml/word16du" xmlns:w16sdtdh="http://schemas.microsoft.com/office/word/2020/wordml/sdtdatahash" xmlns:w16sdtfl="http://schemas.microsoft.com/office/word/2024/wordml/sdtformatlock" xmlns:w16se="http://schemas.microsoft.com/office/word/2015/wordml/symex" xmlns:wpg="http://schemas.microsoft.com/office/word/2010/wordprocessingGroup" xmlns:wpi="http://schemas.microsoft.com/office/word/2010/wordprocessingInk" xmlns:wne="http://schemas.microsoft.com/office/word/2006/wordml" xmlns:wps="http://schemas.microsoft.com/office/word/2010/wordprocessingShape" mc:Ignorable="w14 w15 w16se w16cid w16 w16cex w16sdtdh w16sdtfl w16du wp14">
   <w:body>
     <w:p>
       <w:pPr>
@@ -205,7 +205,7 @@
               </wp:anchor>
             </w:drawing>
           </mc:Choice>
-          <mc:Fallback xmlns:oel="http://schemas.microsoft.com/office/2019/extlst">
+          <mc:Fallback>
             <w:pict>
               <v:rect w14:anchorId="4C256C62" id="Rectángulo 3" o:spid="_x0000_s1026" alt="&quot;&quot;" style="position:absolute;margin-left:-55.95pt;margin-top:26.4pt;width:613.85pt;height:164.25pt;z-index:-251655168;visibility:visible;mso-wrap-style:square;mso-height-percent:0;mso-wrap-distance-left:9pt;mso-wrap-distance-top:0;mso-wrap-distance-right:9pt;mso-wrap-distance-bottom:0;mso-position-horizontal:absolute;mso-position-horizontal-relative:text;mso-position-vertical:absolute;mso-position-vertical-relative:text;mso-height-percent:0;mso-height-relative:margin;v-text-anchor:middle" o:gfxdata="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" fillcolor="#00314d" stroked="f" strokeweight="1pt"/>
             </w:pict>
@@ -318,7 +318,7 @@
                 <v:stroke joinstyle="miter"/>
                 <v:path gradientshapeok="t" o:connecttype="rect"/>
               </v:shapetype>
-              <v:shape id="Cuadro de texto 2" o:spid="_x0000_s1026" type="#_x0000_t202" alt="&quot;&quot;" style="position:absolute;left:0;text-align:left;margin-left:-25.2pt;margin-top:21.9pt;width:549pt;height:102.95pt;z-index:251663360;visibility:visible;mso-wrap-style:square;mso-width-percent:0;mso-height-percent:0;mso-wrap-distance-left:9pt;mso-wrap-distance-top:3.6pt;mso-wrap-distance-right:9pt;mso-wrap-distance-bottom:3.6pt;mso-position-horizontal:absolute;mso-position-horizontal-relative:margin;mso-position-vertical:absolute;mso-position-vertical-relative:text;mso-width-percent:0;mso-height-percent:0;mso-width-relative:margin;mso-height-relative:margin;v-text-anchor:top" o:gfxdata="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" filled="f" stroked="f">
+              <v:shape id="Cuadro de texto 2" o:spid="_x0000_s1026" type="#_x0000_t202" alt="&quot;&quot;" style="position:absolute;left:0;text-align:left;margin-left:-25.2pt;margin-top:21.9pt;width:549pt;height:102.95pt;z-index:251663360;visibility:visible;mso-wrap-style:square;mso-width-percent:0;mso-height-percent:0;mso-wrap-distance-left:9pt;mso-wrap-distance-top:3.6pt;mso-wrap-distance-right:9pt;mso-wrap-distance-bottom:3.6pt;mso-position-horizontal:absolute;mso-position-horizontal-relative:margin;mso-position-vertical:absolute;mso-position-vertical-relative:text;mso-width-percent:0;mso-height-percent:0;mso-width-relative:margin;mso-height-relative:margin;v-text-anchor:top" o:gfxdata="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" filled="f" stroked="f">
                 <v:textbox>
                   <w:txbxContent>
                     <w:p>
@@ -438,7 +438,43 @@
         <w:rPr>
           <w:rStyle w:val="TablaCar"/>
         </w:rPr>
-        <w:t>Este componente formativo capacita al aprendiz en la validación de contenidos generados por Inteligencia Artificial Generativa (IAG), mediante el diagnóstico de errores, identificación de sesgos y aplicación de estrategias de optimización. Además, fortalece competencias relacionadas con documentación técnica, gobernanza de datos, trazabilidad y mejora continua, promoviendo un uso responsable, seguro y eficiente de la IA en entornos organizacionales y productivos.</w:t>
+        <w:t xml:space="preserve">Este componente formativo capacita al aprendiz en la validación de contenidos generados por </w:t>
+      </w:r>
+      <w:r>
+        <w:rPr>
+          <w:rStyle w:val="TablaCar"/>
+        </w:rPr>
+        <w:t>i</w:t>
+      </w:r>
+      <w:r>
+        <w:rPr>
+          <w:rStyle w:val="TablaCar"/>
+        </w:rPr>
+        <w:t xml:space="preserve">nteligencia </w:t>
+      </w:r>
+      <w:r>
+        <w:rPr>
+          <w:rStyle w:val="TablaCar"/>
+        </w:rPr>
+        <w:t>a</w:t>
+      </w:r>
+      <w:r>
+        <w:rPr>
+          <w:rStyle w:val="TablaCar"/>
+        </w:rPr>
+        <w:t xml:space="preserve">rtificial </w:t>
+      </w:r>
+      <w:r>
+        <w:rPr>
+          <w:rStyle w:val="TablaCar"/>
+        </w:rPr>
+        <w:t>g</w:t>
+      </w:r>
+      <w:r>
+        <w:rPr>
+          <w:rStyle w:val="TablaCar"/>
+        </w:rPr>
+        <w:t>enerativa (IAG), mediante el diagnóstico de errores, identificación de sesgos y aplicación de estrategias de optimización. Además, fortalece competencias relacionadas con documentación técnica, gobernanza de datos, trazabilidad y mejora continua, promoviendo un uso responsable, seguro y eficiente de la IA en entornos organizacionales y productivos.</w:t>
       </w:r>
     </w:p>
     <w:p>
@@ -503,7 +539,6 @@
           <w:docPartUnique/>
         </w:docPartObj>
       </w:sdtPr>
-      <w:sdtEndPr/>
       <w:sdtContent>
         <w:p>
           <w:pPr>
@@ -1634,7 +1669,7 @@
                 <w:noProof/>
                 <w:webHidden/>
               </w:rPr>
-              <w:t>40</w:t>
+              <w:t>32</w:t>
             </w:r>
             <w:r>
               <w:rPr>
@@ -1707,7 +1742,7 @@
                 <w:noProof/>
                 <w:webHidden/>
               </w:rPr>
-              <w:t>42</w:t>
+              <w:t>34</w:t>
             </w:r>
             <w:r>
               <w:rPr>
@@ -1780,7 +1815,7 @@
                 <w:noProof/>
                 <w:webHidden/>
               </w:rPr>
-              <w:t>53</w:t>
+              <w:t>41</w:t>
             </w:r>
             <w:r>
               <w:rPr>
@@ -1853,7 +1888,7 @@
                 <w:noProof/>
                 <w:webHidden/>
               </w:rPr>
-              <w:t>53</w:t>
+              <w:t>42</w:t>
             </w:r>
             <w:r>
               <w:rPr>
@@ -1926,7 +1961,7 @@
                 <w:noProof/>
                 <w:webHidden/>
               </w:rPr>
-              <w:t>56</w:t>
+              <w:t>45</w:t>
             </w:r>
             <w:r>
               <w:rPr>
@@ -1999,7 +2034,7 @@
                 <w:noProof/>
                 <w:webHidden/>
               </w:rPr>
-              <w:t>58</w:t>
+              <w:t>47</w:t>
             </w:r>
             <w:r>
               <w:rPr>
@@ -2072,7 +2107,7 @@
                 <w:noProof/>
                 <w:webHidden/>
               </w:rPr>
-              <w:t>60</w:t>
+              <w:t>48</w:t>
             </w:r>
             <w:r>
               <w:rPr>
@@ -2145,7 +2180,7 @@
                 <w:noProof/>
                 <w:webHidden/>
               </w:rPr>
-              <w:t>62</w:t>
+              <w:t>50</w:t>
             </w:r>
             <w:r>
               <w:rPr>
@@ -2218,7 +2253,7 @@
                 <w:noProof/>
                 <w:webHidden/>
               </w:rPr>
-              <w:t>63</w:t>
+              <w:t>51</w:t>
             </w:r>
             <w:r>
               <w:rPr>
@@ -2291,7 +2326,7 @@
                 <w:noProof/>
                 <w:webHidden/>
               </w:rPr>
-              <w:t>65</w:t>
+              <w:t>53</w:t>
             </w:r>
             <w:r>
               <w:rPr>
@@ -2317,117 +2352,66 @@
               <w14:ligatures w14:val="none"/>
             </w:rPr>
           </w:pPr>
-          <w:r>
-            <w:rPr>
-              <w:rStyle w:val="Hipervnculo"/>
-              <w:bCs/>
-              <w:noProof/>
-            </w:rPr>
-            <w:fldChar w:fldCharType="begin"/>
-          </w:r>
-          <w:r>
-            <w:rPr>
-              <w:rStyle w:val="Hipervnculo"/>
-              <w:bCs/>
-              <w:noProof/>
-            </w:rPr>
-            <w:instrText xml:space="preserve"> </w:instrText>
-          </w:r>
-          <w:r>
-            <w:rPr>
-              <w:bCs/>
-              <w:noProof/>
-            </w:rPr>
-            <w:instrText>HYPERLINK \l "_Toc233475068"</w:instrText>
-          </w:r>
-          <w:r>
-            <w:rPr>
-              <w:rStyle w:val="Hipervnculo"/>
-              <w:bCs/>
-              <w:noProof/>
-            </w:rPr>
-            <w:instrText xml:space="preserve"> </w:instrText>
-          </w:r>
-          <w:r>
-            <w:rPr>
-              <w:rStyle w:val="Hipervnculo"/>
-              <w:bCs/>
-              <w:noProof/>
-            </w:rPr>
-          </w:r>
-          <w:r>
-            <w:rPr>
-              <w:rStyle w:val="Hipervnculo"/>
-              <w:bCs/>
-              <w:noProof/>
-            </w:rPr>
-            <w:fldChar w:fldCharType="separate"/>
-          </w:r>
-          <w:r>
-            <w:rPr>
-              <w:rStyle w:val="Hipervnculo"/>
-              <w:rFonts w:ascii="Calibri" w:eastAsia="Times New Roman" w:hAnsi="Calibri" w:cs="Times New Roman (Títulos en alf"/>
-              <w:bCs/>
-              <w:noProof/>
-              <w:lang w:val="es-419" w:eastAsia="es-CO"/>
-            </w:rPr>
-            <w:t>Créditos</w:t>
-          </w:r>
-          <w:r>
-            <w:rPr>
-              <w:noProof/>
-              <w:webHidden/>
-            </w:rPr>
-            <w:tab/>
-          </w:r>
-          <w:r>
-            <w:rPr>
-              <w:noProof/>
-              <w:webHidden/>
-            </w:rPr>
-            <w:fldChar w:fldCharType="begin"/>
-          </w:r>
-          <w:r>
-            <w:rPr>
-              <w:noProof/>
-              <w:webHidden/>
-            </w:rPr>
-            <w:instrText xml:space="preserve"> PAGEREF _Toc233475068 \h </w:instrText>
-          </w:r>
-          <w:r>
-            <w:rPr>
-              <w:noProof/>
-              <w:webHidden/>
-            </w:rPr>
-          </w:r>
-          <w:r>
-            <w:rPr>
-              <w:noProof/>
-              <w:webHidden/>
-            </w:rPr>
-            <w:fldChar w:fldCharType="separate"/>
-          </w:r>
-          <w:r>
-            <w:rPr>
-              <w:noProof/>
-              <w:webHidden/>
-            </w:rPr>
-            <w:t>67</w:t>
-          </w:r>
-          <w:r>
-            <w:rPr>
-              <w:noProof/>
-              <w:webHidden/>
-            </w:rPr>
-            <w:fldChar w:fldCharType="end"/>
-          </w:r>
-          <w:r>
-            <w:rPr>
-              <w:rStyle w:val="Hipervnculo"/>
-              <w:noProof/>
-            </w:rPr>
-            <w:fldChar w:fldCharType="end"/>
-          </w:r>
+          <w:hyperlink w:anchor="_Toc233475068" w:history="1">
+            <w:r>
+              <w:rPr>
+                <w:rStyle w:val="Hipervnculo"/>
+                <w:rFonts w:ascii="Calibri" w:eastAsia="Times New Roman" w:hAnsi="Calibri" w:cs="Times New Roman (Títulos en alf"/>
+                <w:bCs/>
+                <w:noProof/>
+                <w:lang w:val="es-419" w:eastAsia="es-CO"/>
+              </w:rPr>
+              <w:t>Créditos</w:t>
+            </w:r>
+            <w:r>
+              <w:rPr>
+                <w:noProof/>
+                <w:webHidden/>
+              </w:rPr>
+              <w:tab/>
+            </w:r>
+            <w:r>
+              <w:rPr>
+                <w:noProof/>
+                <w:webHidden/>
+              </w:rPr>
+              <w:fldChar w:fldCharType="begin"/>
+            </w:r>
+            <w:r>
+              <w:rPr>
+                <w:noProof/>
+                <w:webHidden/>
+              </w:rPr>
+              <w:instrText xml:space="preserve"> PAGEREF _Toc233475068 \h </w:instrText>
+            </w:r>
+            <w:r>
+              <w:rPr>
+                <w:noProof/>
+                <w:webHidden/>
+              </w:rPr>
+            </w:r>
+            <w:r>
+              <w:rPr>
+                <w:noProof/>
+                <w:webHidden/>
+              </w:rPr>
+              <w:fldChar w:fldCharType="separate"/>
+            </w:r>
+            <w:r>
+              <w:rPr>
+                <w:noProof/>
+                <w:webHidden/>
+              </w:rPr>
+              <w:t>55</w:t>
+            </w:r>
+            <w:r>
+              <w:rPr>
+                <w:noProof/>
+                <w:webHidden/>
+              </w:rPr>
+              <w:fldChar w:fldCharType="end"/>
+            </w:r>
+          </w:hyperlink>
         </w:p>
         <w:p>
           <w:pPr>
@@ -2468,6 +2452,7 @@
       <w:proofErr w:type="spellStart"/>
       <w:r>
         <w:rPr>
+          <w:rStyle w:val="Extranjerismo"/>
           <w:lang w:val="es-419" w:eastAsia="es-CO"/>
         </w:rPr>
         <w:t>prompts</w:t>
@@ -2482,6 +2467,7 @@
       <w:proofErr w:type="spellStart"/>
       <w:r>
         <w:rPr>
+          <w:rStyle w:val="Extranjerismo"/>
           <w:lang w:val="es-419" w:eastAsia="es-CO"/>
         </w:rPr>
         <w:t>misgrounding</w:t>
@@ -2496,6 +2482,7 @@
       <w:proofErr w:type="spellStart"/>
       <w:r>
         <w:rPr>
+          <w:rStyle w:val="Extranjerismo"/>
           <w:lang w:val="es-419" w:eastAsia="es-CO"/>
         </w:rPr>
         <w:t>post-hoc</w:t>
@@ -2597,7 +2584,43 @@
         <w:rPr>
           <w:lang w:val="es-419" w:eastAsia="es-CO"/>
         </w:rPr>
-        <w:t xml:space="preserve">La interacción con la Inteligencia Artificial Generativa (IAG) en el entorno profesional no culmina con la obtención de una respuesta; por el contrario, ese es el punto de partida para una supervisión experta. En esta unidad temática, el aprendiz desarrollará las competencias necesarias para auditar los resultados de herramientas como </w:t>
+        <w:t xml:space="preserve">La interacción con la </w:t>
+      </w:r>
+      <w:r>
+        <w:rPr>
+          <w:lang w:val="es-419" w:eastAsia="es-CO"/>
+        </w:rPr>
+        <w:t>i</w:t>
+      </w:r>
+      <w:r>
+        <w:rPr>
+          <w:lang w:val="es-419" w:eastAsia="es-CO"/>
+        </w:rPr>
+        <w:t xml:space="preserve">nteligencia </w:t>
+      </w:r>
+      <w:r>
+        <w:rPr>
+          <w:lang w:val="es-419" w:eastAsia="es-CO"/>
+        </w:rPr>
+        <w:t>a</w:t>
+      </w:r>
+      <w:r>
+        <w:rPr>
+          <w:lang w:val="es-419" w:eastAsia="es-CO"/>
+        </w:rPr>
+        <w:t xml:space="preserve">rtificial </w:t>
+      </w:r>
+      <w:r>
+        <w:rPr>
+          <w:lang w:val="es-419" w:eastAsia="es-CO"/>
+        </w:rPr>
+        <w:t>g</w:t>
+      </w:r>
+      <w:r>
+        <w:rPr>
+          <w:lang w:val="es-419" w:eastAsia="es-CO"/>
+        </w:rPr>
+        <w:t xml:space="preserve">enerativa (IAG) en el entorno profesional no culmina con la obtención de una respuesta; por el contrario, ese es el punto de partida para una supervisión experta. En esta unidad temática, el aprendiz desarrollará las competencias necesarias para auditar los resultados de herramientas como </w:t>
       </w:r>
       <w:proofErr w:type="spellStart"/>
       <w:r>
@@ -2667,25 +2690,13 @@
         <w:rPr>
           <w:rStyle w:val="Ttulo5Car"/>
         </w:rPr>
-        <w:t>Pertinencia</w:t>
-      </w:r>
-      <w:r>
-        <w:rPr>
-          <w:rStyle w:val="Ttulo5Car"/>
-        </w:rPr>
-        <w:t>.</w:t>
-      </w:r>
-      <w:r>
-        <w:rPr>
-          <w:lang w:val="es-419" w:eastAsia="es-CO"/>
-        </w:rPr>
-        <w:t xml:space="preserve"> </w:t>
-      </w:r>
-      <w:r>
-        <w:rPr>
-          <w:lang w:val="es-419" w:eastAsia="es-CO"/>
-        </w:rPr>
-        <w:t>Se refiere al nivel de alineación de la respuesta con la instrucción original y el contexto suministrado. Una respuesta puede ser gramaticalmente correcta, pero irrelevante si no resuelve la necesidad específica planteada en la búsqueda.</w:t>
+        <w:t>Pertinencia.</w:t>
+      </w:r>
+      <w:r>
+        <w:rPr>
+          <w:lang w:val="es-419" w:eastAsia="es-CO"/>
+        </w:rPr>
+        <w:t xml:space="preserve"> Se refiere al nivel de alineación de la respuesta con la instrucción original y el contexto suministrado. Una respuesta puede ser gramaticalmente correcta, pero irrelevante si no resuelve la necesidad específica planteada en la búsqueda.</w:t>
       </w:r>
     </w:p>
     <w:p>
@@ -2704,25 +2715,13 @@
         <w:rPr>
           <w:rStyle w:val="Ttulo5Car"/>
         </w:rPr>
-        <w:t>Coherencia</w:t>
-      </w:r>
-      <w:r>
-        <w:rPr>
-          <w:rStyle w:val="Ttulo5Car"/>
-        </w:rPr>
-        <w:t>.</w:t>
-      </w:r>
-      <w:r>
-        <w:rPr>
-          <w:lang w:val="es-419" w:eastAsia="es-CO"/>
-        </w:rPr>
-        <w:t xml:space="preserve"> </w:t>
-      </w:r>
-      <w:r>
-        <w:rPr>
-          <w:lang w:val="es-419" w:eastAsia="es-CO"/>
-        </w:rPr>
-        <w:t>Evalúa la estructura lógica del contenido. Implica verificar que las ideas se articulen de forma fluida, sin contradicciones internas y con un hilo conductor que facilite la comprensión del receptor.</w:t>
+        <w:t>Coherencia.</w:t>
+      </w:r>
+      <w:r>
+        <w:rPr>
+          <w:lang w:val="es-419" w:eastAsia="es-CO"/>
+        </w:rPr>
+        <w:t xml:space="preserve"> Evalúa la estructura lógica del contenido. Implica verificar que las ideas se articulen de forma fluida, sin contradicciones internas y con un hilo conductor que facilite la comprensión del receptor.</w:t>
       </w:r>
     </w:p>
     <w:p>
@@ -2741,25 +2740,13 @@
         <w:rPr>
           <w:rStyle w:val="Ttulo5Car"/>
         </w:rPr>
-        <w:t>Utilidad</w:t>
-      </w:r>
-      <w:r>
-        <w:rPr>
-          <w:rStyle w:val="Ttulo5Car"/>
-        </w:rPr>
-        <w:t>.</w:t>
-      </w:r>
-      <w:r>
-        <w:rPr>
-          <w:lang w:val="es-419" w:eastAsia="es-CO"/>
-        </w:rPr>
-        <w:t xml:space="preserve"> </w:t>
-      </w:r>
-      <w:r>
-        <w:rPr>
-          <w:lang w:val="es-419" w:eastAsia="es-CO"/>
-        </w:rPr>
-        <w:t>Corresponde al valor práctico del resultado para la mejora continua de los procesos organizacionales. Un resultado útil es aquel que reduce efectivamente el tiempo y el esfuerzo operativo, favoreciendo una toma de decisiones informada.</w:t>
+        <w:t>Utilidad.</w:t>
+      </w:r>
+      <w:r>
+        <w:rPr>
+          <w:lang w:val="es-419" w:eastAsia="es-CO"/>
+        </w:rPr>
+        <w:t xml:space="preserve"> Corresponde al valor práctico del resultado para la mejora continua de los procesos organizacionales. Un resultado útil es aquel que reduce efectivamente el tiempo y el esfuerzo operativo, favoreciendo una toma de decisiones informada.</w:t>
       </w:r>
     </w:p>
     <w:p>
@@ -2828,7 +2815,7 @@
           <w:ilvl w:val="0"/>
           <w:numId w:val="8"/>
         </w:numPr>
-        <w:ind w:left="993"/>
+        <w:ind w:left="1134"/>
         <w:rPr>
           <w:lang w:val="es-419" w:eastAsia="es-CO"/>
         </w:rPr>
@@ -2837,25 +2824,13 @@
         <w:rPr>
           <w:rStyle w:val="Ttulo5Car"/>
         </w:rPr>
-        <w:t>Escenario</w:t>
-      </w:r>
-      <w:r>
-        <w:rPr>
-          <w:rStyle w:val="Ttulo5Car"/>
-        </w:rPr>
-        <w:t>.</w:t>
-      </w:r>
-      <w:r>
-        <w:rPr>
-          <w:lang w:val="es-419" w:eastAsia="es-CO"/>
-        </w:rPr>
-        <w:t xml:space="preserve"> </w:t>
-      </w:r>
-      <w:r>
-        <w:rPr>
-          <w:lang w:val="es-419" w:eastAsia="es-CO"/>
-        </w:rPr>
-        <w:t xml:space="preserve">Un coordinador de proyectos utiliza Microsoft </w:t>
+        <w:t>Escenario.</w:t>
+      </w:r>
+      <w:r>
+        <w:rPr>
+          <w:lang w:val="es-419" w:eastAsia="es-CO"/>
+        </w:rPr>
+        <w:t xml:space="preserve"> Un coordinador de proyectos utiliza Microsoft </w:t>
       </w:r>
       <w:proofErr w:type="spellStart"/>
       <w:r>
@@ -2879,7 +2854,7 @@
           <w:ilvl w:val="0"/>
           <w:numId w:val="8"/>
         </w:numPr>
-        <w:ind w:left="993"/>
+        <w:ind w:left="1134"/>
         <w:rPr>
           <w:lang w:val="es-419" w:eastAsia="es-CO"/>
         </w:rPr>
@@ -2888,29 +2863,18 @@
         <w:rPr>
           <w:rStyle w:val="Ttulo5Car"/>
         </w:rPr>
-        <w:t>Concepto aplicado</w:t>
-      </w:r>
-      <w:r>
-        <w:rPr>
-          <w:rStyle w:val="Ttulo5Car"/>
-        </w:rPr>
-        <w:t>.</w:t>
-      </w:r>
-      <w:r>
-        <w:rPr>
-          <w:lang w:val="es-419" w:eastAsia="es-CO"/>
-        </w:rPr>
-        <w:t xml:space="preserve"> </w:t>
-      </w:r>
-      <w:r>
-        <w:rPr>
-          <w:lang w:val="es-419" w:eastAsia="es-CO"/>
-        </w:rPr>
-        <w:t xml:space="preserve">El aprendiz evalúa si el resumen generado incluye los datos críticos solicitados en el </w:t>
+        <w:t>Concepto aplicado.</w:t>
+      </w:r>
+      <w:r>
+        <w:rPr>
+          <w:lang w:val="es-419" w:eastAsia="es-CO"/>
+        </w:rPr>
+        <w:t xml:space="preserve"> El aprendiz evalúa si el resumen generado incluye los datos críticos solicitados en el </w:t>
       </w:r>
       <w:proofErr w:type="spellStart"/>
       <w:r>
         <w:rPr>
+          <w:rStyle w:val="Extranjerismo"/>
           <w:lang w:val="es-419" w:eastAsia="es-CO"/>
         </w:rPr>
         <w:t>prompt</w:t>
@@ -2930,7 +2894,7 @@
           <w:ilvl w:val="0"/>
           <w:numId w:val="8"/>
         </w:numPr>
-        <w:ind w:left="993"/>
+        <w:ind w:left="1134"/>
         <w:rPr>
           <w:lang w:val="es-419" w:eastAsia="es-CO"/>
         </w:rPr>
@@ -2939,16 +2903,76 @@
         <w:rPr>
           <w:rStyle w:val="Ttulo5Car"/>
         </w:rPr>
-        <w:t>Evaluación</w:t>
-      </w:r>
-      <w:r>
-        <w:rPr>
-          <w:rStyle w:val="Ttulo5Car"/>
-        </w:rPr>
-        <w:t>.</w:t>
-      </w:r>
-      <w:r>
-        <w:rPr>
+        <w:t>Evaluación.</w:t>
+      </w:r>
+      <w:r>
+        <w:rPr>
+          <w:lang w:val="es-419" w:eastAsia="es-CO"/>
+        </w:rPr>
+        <w:t xml:space="preserve"> Si </w:t>
+      </w:r>
+      <w:proofErr w:type="spellStart"/>
+      <w:r>
+        <w:rPr>
+          <w:lang w:val="es-419" w:eastAsia="es-CO"/>
+        </w:rPr>
+        <w:t>Copilot</w:t>
+      </w:r>
+      <w:proofErr w:type="spellEnd"/>
+      <w:r>
+        <w:rPr>
+          <w:lang w:val="es-419" w:eastAsia="es-CO"/>
+        </w:rPr>
+        <w:t xml:space="preserve"> entrega una descripción general del curso, pero omite las cifras de asistencia registradas en el documento, el resultado incumple los criterios de pertinencia y utilidad. En consecuencia, se requiere un refinamiento de la instrucción para forzar la extracción de datos cuantitativos y garantizar una respuesta alineada con la necesidad organizacional.</w:t>
+      </w:r>
+    </w:p>
+    <w:p>
+      <w:pPr>
+        <w:rPr>
+          <w:lang w:val="es-419" w:eastAsia="es-CO"/>
+        </w:rPr>
+      </w:pPr>
+      <w:r>
+        <w:rPr>
+          <w:lang w:val="es-419" w:eastAsia="es-CO"/>
+        </w:rPr>
+        <w:t>Este ejercicio fortalece la capacidad crítica del aprendiz frente a los resultados generados por sistemas de IA, promoviendo procesos de validación técnica orientados a la precisión y confiabilidad de la información.</w:t>
+      </w:r>
+    </w:p>
+    <w:p>
+      <w:pPr>
+        <w:pStyle w:val="Ttulo2"/>
+      </w:pPr>
+      <w:bookmarkStart w:id="3" w:name="_Toc233475047"/>
+      <w:r>
+        <w:t>Validación de la fundamentación</w:t>
+      </w:r>
+      <w:bookmarkEnd w:id="3"/>
+    </w:p>
+    <w:p>
+      <w:pPr>
+        <w:rPr>
+          <w:lang w:val="es-419" w:eastAsia="es-CO"/>
+        </w:rPr>
+      </w:pPr>
+      <w:r>
+        <w:rPr>
+          <w:lang w:val="es-419" w:eastAsia="es-CO"/>
+        </w:rPr>
+        <w:t xml:space="preserve">En el ámbito de la Inteligencia Artificial Generativa (IAG), la fundamentación o </w:t>
+      </w:r>
+      <w:proofErr w:type="spellStart"/>
+      <w:r>
+        <w:rPr>
+          <w:rStyle w:val="Extranjerismo"/>
+          <w:lang w:val="es-419" w:eastAsia="es-CO"/>
+        </w:rPr>
+        <w:t>groundedness</w:t>
+      </w:r>
+      <w:proofErr w:type="spellEnd"/>
+      <w:r>
+        <w:rPr>
+          <w:rStyle w:val="Extranjerismo"/>
           <w:lang w:val="es-419" w:eastAsia="es-CO"/>
         </w:rPr>
         <w:t xml:space="preserve"> </w:t>
@@ -2957,71 +2981,7 @@
         <w:rPr>
           <w:lang w:val="es-419" w:eastAsia="es-CO"/>
         </w:rPr>
-        <w:t xml:space="preserve">Si </w:t>
-      </w:r>
-      <w:proofErr w:type="spellStart"/>
-      <w:r>
-        <w:rPr>
-          <w:lang w:val="es-419" w:eastAsia="es-CO"/>
-        </w:rPr>
-        <w:t>Copilot</w:t>
-      </w:r>
-      <w:proofErr w:type="spellEnd"/>
-      <w:r>
-        <w:rPr>
-          <w:lang w:val="es-419" w:eastAsia="es-CO"/>
-        </w:rPr>
-        <w:t xml:space="preserve"> entrega una descripción general del curso, pero omite las cifras de asistencia registradas en el documento, el resultado incumple los criterios de pertinencia y utilidad. En consecuencia, se requiere un refinamiento de la instrucción para forzar la extracción de datos cuantitativos y garantizar una respuesta alineada con la necesidad organizacional.</w:t>
-      </w:r>
-    </w:p>
-    <w:p>
-      <w:pPr>
-        <w:rPr>
-          <w:lang w:val="es-419" w:eastAsia="es-CO"/>
-        </w:rPr>
-      </w:pPr>
-      <w:r>
-        <w:rPr>
-          <w:lang w:val="es-419" w:eastAsia="es-CO"/>
-        </w:rPr>
-        <w:t>Este ejercicio fortalece la capacidad crítica del aprendiz frente a los resultados generados por sistemas de IA, promoviendo procesos de validación técnica orientados a la precisión y confiabilidad de la información.</w:t>
-      </w:r>
-    </w:p>
-    <w:p>
-      <w:pPr>
-        <w:pStyle w:val="Ttulo2"/>
-      </w:pPr>
-      <w:bookmarkStart w:id="3" w:name="_Toc233475047"/>
-      <w:r>
-        <w:t>Validación de la fundamentación</w:t>
-      </w:r>
-      <w:bookmarkEnd w:id="3"/>
-    </w:p>
-    <w:p>
-      <w:pPr>
-        <w:rPr>
-          <w:lang w:val="es-419" w:eastAsia="es-CO"/>
-        </w:rPr>
-      </w:pPr>
-      <w:r>
-        <w:rPr>
-          <w:lang w:val="es-419" w:eastAsia="es-CO"/>
-        </w:rPr>
-        <w:t xml:space="preserve">En el ámbito de la Inteligencia Artificial Generativa (IAG), la fundamentación o </w:t>
-      </w:r>
-      <w:proofErr w:type="spellStart"/>
-      <w:r>
-        <w:rPr>
-          <w:lang w:val="es-419" w:eastAsia="es-CO"/>
-        </w:rPr>
-        <w:t>groundedness</w:t>
-      </w:r>
-      <w:proofErr w:type="spellEnd"/>
-      <w:r>
-        <w:rPr>
-          <w:lang w:val="es-419" w:eastAsia="es-CO"/>
-        </w:rPr>
-        <w:t xml:space="preserve"> constituye el nivel básico y el prerrequisito indispensable para el uso </w:t>
+        <w:t xml:space="preserve">constituye el nivel básico y el prerrequisito indispensable para el uso </w:t>
       </w:r>
       <w:r>
         <w:rPr>
@@ -3166,21 +3126,7 @@
         <w:rPr>
           <w:lang w:val="es-419" w:eastAsia="es-CO"/>
         </w:rPr>
-        <w:t xml:space="preserve"> utiliza el Índice Semántico y los datos de Microsoft </w:t>
-      </w:r>
-      <w:proofErr w:type="spellStart"/>
-      <w:r>
-        <w:rPr>
-          <w:lang w:val="es-419" w:eastAsia="es-CO"/>
-        </w:rPr>
-        <w:t>Graph</w:t>
-      </w:r>
-      <w:proofErr w:type="spellEnd"/>
-      <w:r>
-        <w:rPr>
-          <w:lang w:val="es-419" w:eastAsia="es-CO"/>
-        </w:rPr>
-        <w:t xml:space="preserve"> para generar respuestas basadas exclusivamente en los archivos autorizados de la organización, como documentos de Word, Excel o SharePoint.</w:t>
+        <w:t xml:space="preserve"> utiliza el Índice Semántico y los datos de Microsoft Graph para generar respuestas basadas exclusivamente en los archivos autorizados de la organización, como documentos de Word, Excel o SharePoint.</w:t>
       </w:r>
     </w:p>
     <w:p>
@@ -3199,6 +3145,7 @@
       <w:proofErr w:type="spellStart"/>
       <w:r>
         <w:rPr>
+          <w:rStyle w:val="Extranjerismo"/>
           <w:lang w:val="es-419" w:eastAsia="es-CO"/>
         </w:rPr>
         <w:t>misgrounding</w:t>
@@ -3233,13 +3180,7 @@
         <w:rPr>
           <w:lang w:val="es-419" w:eastAsia="es-CO"/>
         </w:rPr>
-        <w:t xml:space="preserve"> </w:t>
-      </w:r>
-      <w:r>
-        <w:rPr>
-          <w:lang w:val="es-419" w:eastAsia="es-CO"/>
-        </w:rPr>
-        <w:t>El concepto de fundamentación es transversal a la industria y se manifiesta de distintas formas según la herramienta empleada. A continuación, se presentan algunos ejemplos representativos:</w:t>
+        <w:t xml:space="preserve"> El concepto de fundamentación es transversal a la industria y se manifiesta de distintas formas según la herramienta empleada. A continuación, se presentan algunos ejemplos representativos:</w:t>
       </w:r>
     </w:p>
     <w:p>
@@ -3266,25 +3207,13 @@
         <w:rPr>
           <w:rStyle w:val="Ttulo5Car"/>
         </w:rPr>
-        <w:t xml:space="preserve"> AI</w:t>
-      </w:r>
-      <w:r>
-        <w:rPr>
-          <w:rStyle w:val="Ttulo5Car"/>
-        </w:rPr>
-        <w:t>.</w:t>
-      </w:r>
-      <w:r>
-        <w:rPr>
-          <w:lang w:val="es-419" w:eastAsia="es-CO"/>
-        </w:rPr>
-        <w:t xml:space="preserve"> </w:t>
-      </w:r>
-      <w:r>
-        <w:rPr>
-          <w:lang w:val="es-419" w:eastAsia="es-CO"/>
-        </w:rPr>
-        <w:t>Se especializa en búsquedas conversacionales fundamentadas, anclando cada respuesta a fuentes web verificables mediante citas directas, lo que reduce significativamente las alucinaciones factuales.</w:t>
+        <w:t xml:space="preserve"> AI.</w:t>
+      </w:r>
+      <w:r>
+        <w:rPr>
+          <w:lang w:val="es-419" w:eastAsia="es-CO"/>
+        </w:rPr>
+        <w:t xml:space="preserve"> Se especializa en búsquedas conversacionales fundamentadas, anclando cada respuesta a fuentes web verificables mediante citas directas, lo que reduce significativamente las alucinaciones factuales.</w:t>
       </w:r>
     </w:p>
     <w:p>
@@ -3317,13 +3246,7 @@
         <w:rPr>
           <w:lang w:val="es-419" w:eastAsia="es-CO"/>
         </w:rPr>
-        <w:t xml:space="preserve"> </w:t>
-      </w:r>
-      <w:r>
-        <w:rPr>
-          <w:lang w:val="es-419" w:eastAsia="es-CO"/>
-        </w:rPr>
-        <w:t>Utiliza funciones de búsqueda web en tiempo real que permiten verificar la información mediante enlaces directos asociados a la respuesta generada.</w:t>
+        <w:t xml:space="preserve"> Utiliza funciones de búsqueda web en tiempo real que permiten verificar la información mediante enlaces directos asociados a la respuesta generada.</w:t>
       </w:r>
     </w:p>
     <w:p>
@@ -3342,25 +3265,13 @@
         <w:rPr>
           <w:rStyle w:val="Ttulo5Car"/>
         </w:rPr>
-        <w:t>Claude</w:t>
-      </w:r>
-      <w:r>
-        <w:rPr>
-          <w:rStyle w:val="Ttulo5Car"/>
-        </w:rPr>
-        <w:t>.</w:t>
-      </w:r>
-      <w:r>
-        <w:rPr>
-          <w:lang w:val="es-419" w:eastAsia="es-CO"/>
-        </w:rPr>
-        <w:t xml:space="preserve"> </w:t>
-      </w:r>
-      <w:r>
-        <w:rPr>
-          <w:lang w:val="es-419" w:eastAsia="es-CO"/>
-        </w:rPr>
-        <w:t>Gracias a su amplia ventana de contexto, permite cargar documentos extensos para generar respuestas estrictamente ancladas a esos contenidos específicos, bajo principios de “IA Constitucional”.</w:t>
+        <w:t>Claude.</w:t>
+      </w:r>
+      <w:r>
+        <w:rPr>
+          <w:lang w:val="es-419" w:eastAsia="es-CO"/>
+        </w:rPr>
+        <w:t xml:space="preserve"> Gracias a su amplia ventana de contexto, permite cargar documentos extensos para generar respuestas estrictamente ancladas a esos contenidos específicos, bajo principios de “IA Constitucional”.</w:t>
       </w:r>
     </w:p>
     <w:p>
@@ -3379,25 +3290,13 @@
         <w:rPr>
           <w:rStyle w:val="Ttulo5Car"/>
         </w:rPr>
-        <w:t>Gemini</w:t>
-      </w:r>
-      <w:r>
-        <w:rPr>
-          <w:rStyle w:val="Ttulo5Car"/>
-        </w:rPr>
-        <w:t>.</w:t>
-      </w:r>
-      <w:r>
-        <w:rPr>
-          <w:lang w:val="es-419" w:eastAsia="es-CO"/>
-        </w:rPr>
-        <w:t xml:space="preserve"> </w:t>
-      </w:r>
-      <w:r>
-        <w:rPr>
-          <w:lang w:val="es-419" w:eastAsia="es-CO"/>
-        </w:rPr>
-        <w:t>Integra capacidades de búsqueda de Google y servicios en la nube para contrastar el conocimiento del modelo con información actualizada en tiempo real.</w:t>
+        <w:t>Gemini.</w:t>
+      </w:r>
+      <w:r>
+        <w:rPr>
+          <w:lang w:val="es-419" w:eastAsia="es-CO"/>
+        </w:rPr>
+        <w:t xml:space="preserve"> Integra capacidades de búsqueda de Google y servicios en la nube para contrastar el conocimiento del modelo con información actualizada en tiempo real.</w:t>
       </w:r>
     </w:p>
     <w:p>
@@ -3436,13 +3335,7 @@
         <w:rPr>
           <w:lang w:val="es-419" w:eastAsia="es-CO"/>
         </w:rPr>
-        <w:t xml:space="preserve"> </w:t>
-      </w:r>
-      <w:r>
-        <w:rPr>
-          <w:lang w:val="es-419" w:eastAsia="es-CO"/>
-        </w:rPr>
-        <w:t>El siguiente escenario permite comprender cómo se aplica la validación de fundamentación en herramientas de análisis organizacional:</w:t>
+        <w:t xml:space="preserve"> El siguiente escenario permite comprender cómo se aplica la validación de fundamentación en herramientas de análisis organizacional:</w:t>
       </w:r>
     </w:p>
     <w:p>
@@ -3461,31 +3354,13 @@
         <w:rPr>
           <w:rStyle w:val="Ttulo5Car"/>
         </w:rPr>
-        <w:t>E</w:t>
-      </w:r>
-      <w:r>
-        <w:rPr>
-          <w:rStyle w:val="Ttulo5Car"/>
-        </w:rPr>
-        <w:t>scenario</w:t>
-      </w:r>
-      <w:r>
-        <w:rPr>
-          <w:rStyle w:val="Ttulo5Car"/>
-        </w:rPr>
-        <w:t>.</w:t>
-      </w:r>
-      <w:r>
-        <w:rPr>
-          <w:lang w:val="es-419" w:eastAsia="es-CO"/>
-        </w:rPr>
-        <w:t xml:space="preserve"> </w:t>
-      </w:r>
-      <w:r>
-        <w:rPr>
-          <w:lang w:val="es-419" w:eastAsia="es-CO"/>
-        </w:rPr>
-        <w:t xml:space="preserve">Un analista administrativo solicita a Microsoft </w:t>
+        <w:t>Escenario.</w:t>
+      </w:r>
+      <w:r>
+        <w:rPr>
+          <w:lang w:val="es-419" w:eastAsia="es-CO"/>
+        </w:rPr>
+        <w:t xml:space="preserve"> Un analista administrativo solicita a Microsoft </w:t>
       </w:r>
       <w:proofErr w:type="spellStart"/>
       <w:r>
@@ -3518,25 +3393,13 @@
         <w:rPr>
           <w:rStyle w:val="Ttulo5Car"/>
         </w:rPr>
-        <w:t>Concepto aplicado</w:t>
-      </w:r>
-      <w:r>
-        <w:rPr>
-          <w:rStyle w:val="Ttulo5Car"/>
-        </w:rPr>
-        <w:t>.</w:t>
-      </w:r>
-      <w:r>
-        <w:rPr>
-          <w:lang w:val="es-419" w:eastAsia="es-CO"/>
-        </w:rPr>
-        <w:t xml:space="preserve"> </w:t>
-      </w:r>
-      <w:r>
-        <w:rPr>
-          <w:lang w:val="es-419" w:eastAsia="es-CO"/>
-        </w:rPr>
-        <w:t xml:space="preserve">Se aplica el principio de </w:t>
+        <w:t>Concepto aplicado.</w:t>
+      </w:r>
+      <w:r>
+        <w:rPr>
+          <w:lang w:val="es-419" w:eastAsia="es-CO"/>
+        </w:rPr>
+        <w:t xml:space="preserve"> Se aplica el principio de </w:t>
       </w:r>
       <w:proofErr w:type="spellStart"/>
       <w:r>
@@ -3570,25 +3433,13 @@
         <w:rPr>
           <w:rStyle w:val="Ttulo5Car"/>
         </w:rPr>
-        <w:t>Riesgo</w:t>
-      </w:r>
-      <w:r>
-        <w:rPr>
-          <w:rStyle w:val="Ttulo5Car"/>
-        </w:rPr>
-        <w:t>.</w:t>
-      </w:r>
-      <w:r>
-        <w:rPr>
-          <w:lang w:val="es-419" w:eastAsia="es-CO"/>
-        </w:rPr>
-        <w:t xml:space="preserve"> </w:t>
-      </w:r>
-      <w:r>
-        <w:rPr>
-          <w:lang w:val="es-419" w:eastAsia="es-CO"/>
-        </w:rPr>
-        <w:t>Si la IA sugiere que una campaña fue exitosa basándose en “conocimiento general del mercado” y no en los datos de ingreso contenidos en la columna E, se produce un fallo de fundamentación que debe corregirse inmediatamente mediante una instrucción de restricción temática.</w:t>
+        <w:t>Riesgo.</w:t>
+      </w:r>
+      <w:r>
+        <w:rPr>
+          <w:lang w:val="es-419" w:eastAsia="es-CO"/>
+        </w:rPr>
+        <w:t xml:space="preserve"> Si la IA sugiere que una campaña fue exitosa basándose en “conocimiento general del mercado” y no en los datos de ingreso contenidos en la columna E, se produce un fallo de fundamentación que debe corregirse inmediatamente mediante una instrucción de restricción temática.</w:t>
       </w:r>
     </w:p>
     <w:p>
@@ -3667,25 +3518,13 @@
         <w:rPr>
           <w:rStyle w:val="Ttulo5Car"/>
         </w:rPr>
-        <w:t>(fundamentación errónea)</w:t>
-      </w:r>
-      <w:r>
-        <w:rPr>
-          <w:rStyle w:val="Ttulo5Car"/>
-        </w:rPr>
-        <w:t>.</w:t>
-      </w:r>
-      <w:r>
-        <w:rPr>
-          <w:lang w:val="es-419" w:eastAsia="es-CO"/>
-        </w:rPr>
-        <w:t xml:space="preserve"> </w:t>
-      </w:r>
-      <w:r>
-        <w:rPr>
-          <w:lang w:val="es-419" w:eastAsia="es-CO"/>
-        </w:rPr>
-        <w:t>Ocurre cuando la IA cita una fuente real, pero atribuye información que el documento no contiene o incluso contradice.</w:t>
+        <w:t>(fundamentación errónea).</w:t>
+      </w:r>
+      <w:r>
+        <w:rPr>
+          <w:lang w:val="es-419" w:eastAsia="es-CO"/>
+        </w:rPr>
+        <w:t xml:space="preserve"> Ocurre cuando la IA cita una fuente real, pero atribuye información que el documento no contiene o incluso contradice.</w:t>
       </w:r>
     </w:p>
     <w:p>
@@ -3721,13 +3560,7 @@
         <w:rPr>
           <w:rStyle w:val="Ttulo5Car"/>
         </w:rPr>
-        <w:t>(falta de fundamentación)</w:t>
-      </w:r>
-      <w:r>
-        <w:rPr>
-          <w:rStyle w:val="Ttulo5Car"/>
-        </w:rPr>
-        <w:t xml:space="preserve">. </w:t>
+        <w:t xml:space="preserve">(falta de fundamentación). </w:t>
       </w:r>
       <w:r>
         <w:rPr>
@@ -3763,13 +3596,7 @@
         <w:rPr>
           <w:lang w:val="es-419" w:eastAsia="es-CO"/>
         </w:rPr>
-        <w:t xml:space="preserve">. </w:t>
-      </w:r>
-      <w:r>
-        <w:rPr>
-          <w:lang w:val="es-419" w:eastAsia="es-CO"/>
-        </w:rPr>
-        <w:t>Se produce cuando la respuesta excede, exagera o interpreta más allá de lo que las fuentes realmente respaldan.</w:t>
+        <w:t>. Se produce cuando la respuesta excede, exagera o interpreta más allá de lo que las fuentes realmente respaldan.</w:t>
       </w:r>
     </w:p>
     <w:p>
@@ -3826,25 +3653,13 @@
         <w:rPr>
           <w:rStyle w:val="Ttulo5Car"/>
         </w:rPr>
-        <w:t>Escenario</w:t>
-      </w:r>
-      <w:r>
-        <w:rPr>
-          <w:rStyle w:val="Ttulo5Car"/>
-        </w:rPr>
-        <w:t>.</w:t>
-      </w:r>
-      <w:r>
-        <w:rPr>
-          <w:lang w:val="es-419" w:eastAsia="es-CO"/>
-        </w:rPr>
-        <w:t xml:space="preserve"> </w:t>
-      </w:r>
-      <w:r>
-        <w:rPr>
-          <w:lang w:val="es-419" w:eastAsia="es-CO"/>
-        </w:rPr>
-        <w:t xml:space="preserve">Un analista utiliza </w:t>
+        <w:t>Escenario.</w:t>
+      </w:r>
+      <w:r>
+        <w:rPr>
+          <w:lang w:val="es-419" w:eastAsia="es-CO"/>
+        </w:rPr>
+        <w:t xml:space="preserve"> Un analista utiliza </w:t>
       </w:r>
       <w:proofErr w:type="spellStart"/>
       <w:r>
@@ -3891,25 +3706,13 @@
         <w:rPr>
           <w:rStyle w:val="Ttulo5Car"/>
         </w:rPr>
-        <w:t>Proceso de validación</w:t>
-      </w:r>
-      <w:r>
-        <w:rPr>
-          <w:rStyle w:val="Ttulo5Car"/>
-        </w:rPr>
-        <w:t>.</w:t>
-      </w:r>
-      <w:r>
-        <w:rPr>
-          <w:lang w:val="es-419" w:eastAsia="es-CO"/>
-        </w:rPr>
-        <w:t xml:space="preserve"> </w:t>
-      </w:r>
-      <w:r>
-        <w:rPr>
-          <w:lang w:val="es-419" w:eastAsia="es-CO"/>
-        </w:rPr>
-        <w:t>La IA genera un informe citando un PDF de la Superintendencia de Industria y Comercio.</w:t>
+        <w:t>Proceso de validación.</w:t>
+      </w:r>
+      <w:r>
+        <w:rPr>
+          <w:lang w:val="es-419" w:eastAsia="es-CO"/>
+        </w:rPr>
+        <w:t xml:space="preserve"> La IA genera un informe citando un PDF de la Superintendencia de Industria y Comercio.</w:t>
       </w:r>
     </w:p>
     <w:p>
@@ -3928,25 +3731,13 @@
         <w:rPr>
           <w:rStyle w:val="Ttulo5Car"/>
         </w:rPr>
-        <w:t>Criterio de calidad</w:t>
-      </w:r>
-      <w:r>
-        <w:rPr>
-          <w:rStyle w:val="Ttulo5Car"/>
-        </w:rPr>
-        <w:t>.</w:t>
-      </w:r>
-      <w:r>
-        <w:rPr>
-          <w:lang w:val="es-419" w:eastAsia="es-CO"/>
-        </w:rPr>
-        <w:t xml:space="preserve"> </w:t>
-      </w:r>
-      <w:r>
-        <w:rPr>
-          <w:lang w:val="es-419" w:eastAsia="es-CO"/>
-        </w:rPr>
-        <w:t>El analista no debe confiar únicamente en la fluidez del texto. Debe aplicar el principio de verificación de citas para comprobar la precisión de la información generada.</w:t>
+        <w:t>Criterio de calidad.</w:t>
+      </w:r>
+      <w:r>
+        <w:rPr>
+          <w:lang w:val="es-419" w:eastAsia="es-CO"/>
+        </w:rPr>
+        <w:t xml:space="preserve"> El analista no debe confiar únicamente en la fluidez del texto. Debe aplicar el principio de verificación de citas para comprobar la precisión de la información generada.</w:t>
       </w:r>
     </w:p>
     <w:p>
@@ -3966,25 +3757,13 @@
           <w:rStyle w:val="Ttulo5Car"/>
         </w:rPr>
         <w:lastRenderedPageBreak/>
-        <w:t>Acción</w:t>
-      </w:r>
-      <w:r>
-        <w:rPr>
-          <w:rStyle w:val="Ttulo5Car"/>
-        </w:rPr>
-        <w:t>.</w:t>
-      </w:r>
-      <w:r>
-        <w:rPr>
-          <w:lang w:val="es-419" w:eastAsia="es-CO"/>
-        </w:rPr>
-        <w:t xml:space="preserve"> </w:t>
-      </w:r>
-      <w:r>
-        <w:rPr>
-          <w:lang w:val="es-419" w:eastAsia="es-CO"/>
-        </w:rPr>
-        <w:t>El profesional accede al enlace proporcionado por la IA y verifica que la cifra relacionada con “quejas por infracciones de datos” coincida exactamente con el dato oficial consignado en la fuente institucional.</w:t>
+        <w:t>Acción.</w:t>
+      </w:r>
+      <w:r>
+        <w:rPr>
+          <w:lang w:val="es-419" w:eastAsia="es-CO"/>
+        </w:rPr>
+        <w:t xml:space="preserve"> El profesional accede al enlace proporcionado por la IA y verifica que la cifra relacionada con “quejas por infracciones de datos” coincida exactamente con el dato oficial consignado en la fuente institucional.</w:t>
       </w:r>
     </w:p>
     <w:p>
@@ -4003,25 +3782,13 @@
         <w:rPr>
           <w:rStyle w:val="Ttulo5Car"/>
         </w:rPr>
-        <w:t>Resultado</w:t>
-      </w:r>
-      <w:r>
-        <w:rPr>
-          <w:rStyle w:val="Ttulo5Car"/>
-        </w:rPr>
-        <w:t>.</w:t>
-      </w:r>
-      <w:r>
-        <w:rPr>
-          <w:lang w:val="es-419" w:eastAsia="es-CO"/>
-        </w:rPr>
-        <w:t xml:space="preserve"> </w:t>
-      </w:r>
-      <w:r>
-        <w:rPr>
-          <w:lang w:val="es-419" w:eastAsia="es-CO"/>
-        </w:rPr>
-        <w:t>Se garantiza una respuesta fundamentada, argumentada e interpretada con criterios de integridad y confiabilidad de la información.</w:t>
+        <w:t>Resultado.</w:t>
+      </w:r>
+      <w:r>
+        <w:rPr>
+          <w:lang w:val="es-419" w:eastAsia="es-CO"/>
+        </w:rPr>
+        <w:t xml:space="preserve"> Se garantiza una respuesta fundamentada, argumentada e interpretada con criterios de integridad y confiabilidad de la información.</w:t>
       </w:r>
     </w:p>
     <w:p>
@@ -4082,13 +3849,7 @@
         <w:rPr>
           <w:lang w:val="es-419" w:eastAsia="es-CO"/>
         </w:rPr>
-        <w:t xml:space="preserve"> </w:t>
-      </w:r>
-      <w:r>
-        <w:rPr>
-          <w:lang w:val="es-419" w:eastAsia="es-CO"/>
-        </w:rPr>
-        <w:t xml:space="preserve">La siguiente propuesta presenta un ejemplo de </w:t>
+        <w:t xml:space="preserve"> La siguiente propuesta presenta un ejemplo de </w:t>
       </w:r>
       <w:proofErr w:type="spellStart"/>
       <w:r>
@@ -4133,7 +3894,31 @@
         <w:rPr>
           <w:lang w:val="es-419" w:eastAsia="es-CO"/>
         </w:rPr>
-        <w:t>, en respuestas generadas por herramientas de Inteligencia Artificial:</w:t>
+        <w:t xml:space="preserve">, en respuestas generadas por herramientas de </w:t>
+      </w:r>
+      <w:r>
+        <w:rPr>
+          <w:lang w:val="es-419" w:eastAsia="es-CO"/>
+        </w:rPr>
+        <w:t>i</w:t>
+      </w:r>
+      <w:r>
+        <w:rPr>
+          <w:lang w:val="es-419" w:eastAsia="es-CO"/>
+        </w:rPr>
+        <w:t xml:space="preserve">nteligencia </w:t>
+      </w:r>
+      <w:r>
+        <w:rPr>
+          <w:lang w:val="es-419" w:eastAsia="es-CO"/>
+        </w:rPr>
+        <w:t>a</w:t>
+      </w:r>
+      <w:r>
+        <w:rPr>
+          <w:lang w:val="es-419" w:eastAsia="es-CO"/>
+        </w:rPr>
+        <w:t>rtificial:</w:t>
       </w:r>
     </w:p>
     <w:p>
@@ -4435,7 +4220,43 @@
         <w:rPr>
           <w:lang w:val="es-419" w:eastAsia="es-CO"/>
         </w:rPr>
-        <w:t xml:space="preserve">Los modelos más avanzados de Inteligencia Artificial Generativa (IAG), como Claude 3.5, Gemini 1.5 y las versiones más recientes de </w:t>
+        <w:t xml:space="preserve">Los modelos más avanzados de </w:t>
+      </w:r>
+      <w:r>
+        <w:rPr>
+          <w:lang w:val="es-419" w:eastAsia="es-CO"/>
+        </w:rPr>
+        <w:t>i</w:t>
+      </w:r>
+      <w:r>
+        <w:rPr>
+          <w:lang w:val="es-419" w:eastAsia="es-CO"/>
+        </w:rPr>
+        <w:t xml:space="preserve">nteligencia </w:t>
+      </w:r>
+      <w:r>
+        <w:rPr>
+          <w:lang w:val="es-419" w:eastAsia="es-CO"/>
+        </w:rPr>
+        <w:t>a</w:t>
+      </w:r>
+      <w:r>
+        <w:rPr>
+          <w:lang w:val="es-419" w:eastAsia="es-CO"/>
+        </w:rPr>
+        <w:t xml:space="preserve">rtificial </w:t>
+      </w:r>
+      <w:r>
+        <w:rPr>
+          <w:lang w:val="es-419" w:eastAsia="es-CO"/>
+        </w:rPr>
+        <w:t>g</w:t>
+      </w:r>
+      <w:r>
+        <w:rPr>
+          <w:lang w:val="es-419" w:eastAsia="es-CO"/>
+        </w:rPr>
+        <w:t xml:space="preserve">enerativa (IAG), como Claude 3.5, Gemini 1.5 y las versiones más recientes de </w:t>
       </w:r>
       <w:proofErr w:type="spellStart"/>
       <w:r>
@@ -4727,13 +4548,7 @@
         <w:rPr>
           <w:lang w:val="es-419" w:eastAsia="es-CO"/>
         </w:rPr>
-        <w:t xml:space="preserve"> </w:t>
-      </w:r>
-      <w:r>
-        <w:rPr>
-          <w:lang w:val="es-419" w:eastAsia="es-CO"/>
-        </w:rPr>
-        <w:t>La siguiente relación presenta los elementos esenciales que intervienen en el uso del patrón de reflexión dentro de procesos de validación técnica:</w:t>
+        <w:t xml:space="preserve"> La siguiente relación presenta los elementos esenciales que intervienen en el uso del patrón de reflexión dentro de procesos de validación técnica:</w:t>
       </w:r>
     </w:p>
     <w:p>
@@ -4752,25 +4567,13 @@
         <w:rPr>
           <w:rStyle w:val="Ttulo5Car"/>
         </w:rPr>
-        <w:t>Objetivo</w:t>
-      </w:r>
-      <w:r>
-        <w:rPr>
-          <w:rStyle w:val="Ttulo5Car"/>
-        </w:rPr>
-        <w:t>.</w:t>
-      </w:r>
-      <w:r>
-        <w:rPr>
-          <w:lang w:val="es-419" w:eastAsia="es-CO"/>
-        </w:rPr>
-        <w:t xml:space="preserve"> </w:t>
-      </w:r>
-      <w:r>
-        <w:rPr>
-          <w:lang w:val="es-419" w:eastAsia="es-CO"/>
-        </w:rPr>
-        <w:t>Lograr que la IA evalúe críticamente su propia respuesta antes de consolidar el resultado final.</w:t>
+        <w:t>Objetivo.</w:t>
+      </w:r>
+      <w:r>
+        <w:rPr>
+          <w:lang w:val="es-419" w:eastAsia="es-CO"/>
+        </w:rPr>
+        <w:t xml:space="preserve"> Lograr que la IA evalúe críticamente su propia respuesta antes de consolidar el resultado final.</w:t>
       </w:r>
     </w:p>
     <w:p>
@@ -4789,25 +4592,13 @@
         <w:rPr>
           <w:rStyle w:val="Ttulo5Car"/>
         </w:rPr>
-        <w:t>Proceso</w:t>
-      </w:r>
-      <w:r>
-        <w:rPr>
-          <w:rStyle w:val="Ttulo5Car"/>
-        </w:rPr>
-        <w:t>.</w:t>
-      </w:r>
-      <w:r>
-        <w:rPr>
-          <w:lang w:val="es-419" w:eastAsia="es-CO"/>
-        </w:rPr>
-        <w:t xml:space="preserve"> </w:t>
-      </w:r>
-      <w:r>
-        <w:rPr>
-          <w:lang w:val="es-419" w:eastAsia="es-CO"/>
-        </w:rPr>
-        <w:t>El usuario solicita al modelo justificar sus inferencias, detectar inconsistencias y comparar la respuesta con criterios de calidad definidos previamente.</w:t>
+        <w:t>Proceso.</w:t>
+      </w:r>
+      <w:r>
+        <w:rPr>
+          <w:lang w:val="es-419" w:eastAsia="es-CO"/>
+        </w:rPr>
+        <w:t xml:space="preserve"> El usuario solicita al modelo justificar sus inferencias, detectar inconsistencias y comparar la respuesta con criterios de calidad definidos previamente.</w:t>
       </w:r>
     </w:p>
     <w:p>
@@ -4826,13 +4617,7 @@
         <w:rPr>
           <w:rStyle w:val="Ttulo5Car"/>
         </w:rPr>
-        <w:t>Beneficio técnico</w:t>
-      </w:r>
-      <w:r>
-        <w:rPr>
-          <w:rStyle w:val="Ttulo5Car"/>
-        </w:rPr>
-        <w:t xml:space="preserve">. </w:t>
+        <w:t xml:space="preserve">Beneficio técnico. </w:t>
       </w:r>
       <w:r>
         <w:rPr>
@@ -4857,25 +4642,13 @@
         <w:rPr>
           <w:rStyle w:val="Ttulo5Car"/>
         </w:rPr>
-        <w:t>Ámbitos de aplicación</w:t>
-      </w:r>
-      <w:r>
-        <w:rPr>
-          <w:rStyle w:val="Ttulo5Car"/>
-        </w:rPr>
-        <w:t>.</w:t>
-      </w:r>
-      <w:r>
-        <w:rPr>
-          <w:lang w:val="es-419" w:eastAsia="es-CO"/>
-        </w:rPr>
-        <w:t xml:space="preserve"> </w:t>
-      </w:r>
-      <w:r>
-        <w:rPr>
-          <w:lang w:val="es-419" w:eastAsia="es-CO"/>
-        </w:rPr>
-        <w:t>Investigación académica, análisis jurídico, programación, auditoría documental y evaluación organizacional.</w:t>
+        <w:t>Ámbitos de aplicación.</w:t>
+      </w:r>
+      <w:r>
+        <w:rPr>
+          <w:lang w:val="es-419" w:eastAsia="es-CO"/>
+        </w:rPr>
+        <w:t xml:space="preserve"> Investigación académica, análisis jurídico, programación, auditoría documental y evaluación organizacional.</w:t>
       </w:r>
     </w:p>
     <w:p>
@@ -4986,6 +4759,7 @@
       <w:proofErr w:type="spellStart"/>
       <w:r>
         <w:rPr>
+          <w:rStyle w:val="Extranjerismo"/>
           <w:lang w:val="es-419" w:eastAsia="es-CO"/>
         </w:rPr>
         <w:t>prompt</w:t>
@@ -5050,7 +4824,43 @@
         <w:rPr>
           <w:lang w:val="es-419" w:eastAsia="es-CO"/>
         </w:rPr>
-        <w:t xml:space="preserve">Una de las defensas técnicas más robustas contra las alucinaciones en sistemas de Inteligencia Artificial Generativa (IAG) es la implementación del patrón </w:t>
+        <w:t xml:space="preserve">Una de las defensas técnicas más robustas contra las alucinaciones en sistemas de </w:t>
+      </w:r>
+      <w:r>
+        <w:rPr>
+          <w:lang w:val="es-419" w:eastAsia="es-CO"/>
+        </w:rPr>
+        <w:t>i</w:t>
+      </w:r>
+      <w:r>
+        <w:rPr>
+          <w:lang w:val="es-419" w:eastAsia="es-CO"/>
+        </w:rPr>
+        <w:t xml:space="preserve">nteligencia </w:t>
+      </w:r>
+      <w:r>
+        <w:rPr>
+          <w:lang w:val="es-419" w:eastAsia="es-CO"/>
+        </w:rPr>
+        <w:t>a</w:t>
+      </w:r>
+      <w:r>
+        <w:rPr>
+          <w:lang w:val="es-419" w:eastAsia="es-CO"/>
+        </w:rPr>
+        <w:t xml:space="preserve">rtificial </w:t>
+      </w:r>
+      <w:r>
+        <w:rPr>
+          <w:lang w:val="es-419" w:eastAsia="es-CO"/>
+        </w:rPr>
+        <w:t>g</w:t>
+      </w:r>
+      <w:r>
+        <w:rPr>
+          <w:lang w:val="es-419" w:eastAsia="es-CO"/>
+        </w:rPr>
+        <w:t xml:space="preserve">enerativa (IAG) es la implementación del patrón </w:t>
       </w:r>
       <w:proofErr w:type="spellStart"/>
       <w:r>
@@ -5066,36 +4876,13 @@
           <w:rStyle w:val="Extranjerismo"/>
           <w:lang w:val="es-419" w:eastAsia="es-CO"/>
         </w:rPr>
-        <w:t xml:space="preserve"> </w:t>
-      </w:r>
-      <w:proofErr w:type="spellStart"/>
-      <w:r>
-        <w:rPr>
-          <w:rStyle w:val="Extranjerismo"/>
-          <w:lang w:val="es-419" w:eastAsia="es-CO"/>
-        </w:rPr>
-        <w:t>Check</w:t>
-      </w:r>
-      <w:proofErr w:type="spellEnd"/>
-      <w:r>
-        <w:rPr>
-          <w:lang w:val="es-419" w:eastAsia="es-CO"/>
-        </w:rPr>
-        <w:t xml:space="preserve"> </w:t>
-      </w:r>
-      <w:proofErr w:type="spellStart"/>
-      <w:r>
-        <w:rPr>
-          <w:lang w:val="es-419" w:eastAsia="es-CO"/>
-        </w:rPr>
-        <w:t>List</w:t>
-      </w:r>
-      <w:proofErr w:type="spellEnd"/>
-      <w:r>
-        <w:rPr>
-          <w:lang w:val="es-419" w:eastAsia="es-CO"/>
-        </w:rPr>
-        <w:t>. Esta estrategia consiste en solicitar a la IA que, además de la respuesta principal, entregue una relación detallada de los hechos, datos o supuestos utilizados durante la generación del contenido.</w:t>
+        <w:t xml:space="preserve"> Check</w:t>
+      </w:r>
+      <w:r>
+        <w:rPr>
+          <w:lang w:val="es-419" w:eastAsia="es-CO"/>
+        </w:rPr>
+        <w:t xml:space="preserve"> List. Esta estrategia consiste en solicitar a la IA que, además de la respuesta principal, entregue una relación detallada de los hechos, datos o supuestos utilizados durante la generación del contenido.</w:t>
       </w:r>
     </w:p>
     <w:p>
@@ -5176,41 +4963,13 @@
         <w:rPr>
           <w:rStyle w:val="Ttulo4Car"/>
         </w:rPr>
-        <w:t xml:space="preserve"> </w:t>
-      </w:r>
-      <w:proofErr w:type="spellStart"/>
-      <w:r>
-        <w:rPr>
-          <w:rStyle w:val="Ttulo4Car"/>
-        </w:rPr>
-        <w:t>Check</w:t>
-      </w:r>
-      <w:proofErr w:type="spellEnd"/>
-      <w:r>
-        <w:rPr>
-          <w:rStyle w:val="Ttulo4Car"/>
-        </w:rPr>
-        <w:t xml:space="preserve"> </w:t>
-      </w:r>
-      <w:proofErr w:type="spellStart"/>
-      <w:r>
-        <w:rPr>
-          <w:rStyle w:val="Ttulo4Car"/>
-        </w:rPr>
-        <w:t>List</w:t>
-      </w:r>
-      <w:proofErr w:type="spellEnd"/>
-      <w:r>
-        <w:rPr>
-          <w:lang w:val="es-419" w:eastAsia="es-CO"/>
-        </w:rPr>
-        <w:t xml:space="preserve">. </w:t>
-      </w:r>
-      <w:r>
-        <w:rPr>
-          <w:lang w:val="es-419" w:eastAsia="es-CO"/>
-        </w:rPr>
-        <w:t>La siguiente relación presenta los principales componentes asociados al proceso de verificación de fuentes en tiempo real:</w:t>
+        <w:t xml:space="preserve"> Check List</w:t>
+      </w:r>
+      <w:r>
+        <w:rPr>
+          <w:lang w:val="es-419" w:eastAsia="es-CO"/>
+        </w:rPr>
+        <w:t>. La siguiente relación presenta los principales componentes asociados al proceso de verificación de fuentes en tiempo real:</w:t>
       </w:r>
     </w:p>
     <w:p>
@@ -5229,25 +4988,13 @@
         <w:rPr>
           <w:rStyle w:val="Ttulo5Car"/>
         </w:rPr>
-        <w:t>Objetivo</w:t>
-      </w:r>
-      <w:r>
-        <w:rPr>
-          <w:rStyle w:val="Ttulo5Car"/>
-        </w:rPr>
-        <w:t>.</w:t>
-      </w:r>
-      <w:r>
-        <w:rPr>
-          <w:lang w:val="es-419" w:eastAsia="es-CO"/>
-        </w:rPr>
-        <w:t xml:space="preserve"> </w:t>
-      </w:r>
-      <w:r>
-        <w:rPr>
-          <w:lang w:val="es-419" w:eastAsia="es-CO"/>
-        </w:rPr>
-        <w:t>Verificar que las afirmaciones generadas por la IA estén respaldadas por fuentes auténticas y verificables.</w:t>
+        <w:t>Objetivo.</w:t>
+      </w:r>
+      <w:r>
+        <w:rPr>
+          <w:lang w:val="es-419" w:eastAsia="es-CO"/>
+        </w:rPr>
+        <w:t xml:space="preserve"> Verificar que las afirmaciones generadas por la IA estén respaldadas por fuentes auténticas y verificables.</w:t>
       </w:r>
     </w:p>
     <w:p>
@@ -5266,25 +5013,13 @@
         <w:rPr>
           <w:rStyle w:val="Ttulo5Car"/>
         </w:rPr>
-        <w:t>Proceso</w:t>
-      </w:r>
-      <w:r>
-        <w:rPr>
-          <w:rStyle w:val="Ttulo5Car"/>
-        </w:rPr>
-        <w:t>.</w:t>
-      </w:r>
-      <w:r>
-        <w:rPr>
-          <w:lang w:val="es-419" w:eastAsia="es-CO"/>
-        </w:rPr>
-        <w:t xml:space="preserve"> </w:t>
-      </w:r>
-      <w:r>
-        <w:rPr>
-          <w:lang w:val="es-419" w:eastAsia="es-CO"/>
-        </w:rPr>
-        <w:t>El usuario solicita al modelo la lista de hechos, referencias o documentos utilizados para construir la respuesta.</w:t>
+        <w:t>Proceso.</w:t>
+      </w:r>
+      <w:r>
+        <w:rPr>
+          <w:lang w:val="es-419" w:eastAsia="es-CO"/>
+        </w:rPr>
+        <w:t xml:space="preserve"> El usuario solicita al modelo la lista de hechos, referencias o documentos utilizados para construir la respuesta.</w:t>
       </w:r>
     </w:p>
     <w:p>
@@ -5303,25 +5038,13 @@
         <w:rPr>
           <w:rStyle w:val="Ttulo5Car"/>
         </w:rPr>
-        <w:t>Validación técnica</w:t>
-      </w:r>
-      <w:r>
-        <w:rPr>
-          <w:rStyle w:val="Ttulo5Car"/>
-        </w:rPr>
-        <w:t>.</w:t>
-      </w:r>
-      <w:r>
-        <w:rPr>
-          <w:lang w:val="es-419" w:eastAsia="es-CO"/>
-        </w:rPr>
-        <w:t xml:space="preserve"> </w:t>
-      </w:r>
-      <w:r>
-        <w:rPr>
-          <w:lang w:val="es-419" w:eastAsia="es-CO"/>
-        </w:rPr>
-        <w:t>El aprendiz contrasta las citas entregadas por la IA con las fuentes originales para confirmar precisión y coherencia.</w:t>
+        <w:t>Validación técnica.</w:t>
+      </w:r>
+      <w:r>
+        <w:rPr>
+          <w:lang w:val="es-419" w:eastAsia="es-CO"/>
+        </w:rPr>
+        <w:t xml:space="preserve"> El aprendiz contrasta las citas entregadas por la IA con las fuentes originales para confirmar precisión y coherencia.</w:t>
       </w:r>
     </w:p>
     <w:p>
@@ -5340,25 +5063,13 @@
         <w:rPr>
           <w:rStyle w:val="Ttulo5Car"/>
         </w:rPr>
-        <w:t>Beneficio</w:t>
-      </w:r>
-      <w:r>
-        <w:rPr>
-          <w:rStyle w:val="Ttulo5Car"/>
-        </w:rPr>
-        <w:t>.</w:t>
-      </w:r>
-      <w:r>
-        <w:rPr>
-          <w:lang w:val="es-419" w:eastAsia="es-CO"/>
-        </w:rPr>
-        <w:t xml:space="preserve"> </w:t>
-      </w:r>
-      <w:r>
-        <w:rPr>
-          <w:lang w:val="es-419" w:eastAsia="es-CO"/>
-        </w:rPr>
-        <w:t>Reduce riesgos de alucinaciones factuales, desinformación y uso de contenido sin soporte verificable.</w:t>
+        <w:t>Beneficio.</w:t>
+      </w:r>
+      <w:r>
+        <w:rPr>
+          <w:lang w:val="es-419" w:eastAsia="es-CO"/>
+        </w:rPr>
+        <w:t xml:space="preserve"> Reduce riesgos de alucinaciones factuales, desinformación y uso de contenido sin soporte verificable.</w:t>
       </w:r>
     </w:p>
     <w:p>
@@ -5402,13 +5113,7 @@
         <w:rPr>
           <w:lang w:val="es-419" w:eastAsia="es-CO"/>
         </w:rPr>
-        <w:t xml:space="preserve"> </w:t>
-      </w:r>
-      <w:r>
-        <w:rPr>
-          <w:lang w:val="es-419" w:eastAsia="es-CO"/>
-        </w:rPr>
-        <w:t>El siguiente escenario ejemplifica la aplicación de verificación de citas en procesos de investigación jurídica:</w:t>
+        <w:t xml:space="preserve"> El siguiente escenario ejemplifica la aplicación de verificación de citas en procesos de investigación jurídica:</w:t>
       </w:r>
     </w:p>
     <w:p>
@@ -5427,25 +5132,13 @@
         <w:rPr>
           <w:rStyle w:val="Ttulo5Car"/>
         </w:rPr>
-        <w:t>Escenario</w:t>
-      </w:r>
-      <w:r>
-        <w:rPr>
-          <w:rStyle w:val="Ttulo5Car"/>
-        </w:rPr>
-        <w:t>.</w:t>
-      </w:r>
-      <w:r>
-        <w:rPr>
-          <w:lang w:val="es-419" w:eastAsia="es-CO"/>
-        </w:rPr>
-        <w:t xml:space="preserve"> </w:t>
-      </w:r>
-      <w:r>
-        <w:rPr>
-          <w:lang w:val="es-419" w:eastAsia="es-CO"/>
-        </w:rPr>
-        <w:t>Un profesional del sector jurídico requiere conocer la aplicación del principio de habeas data en el entrenamiento de IAG según la Ley 1581 de 2012.</w:t>
+        <w:t>Escenario.</w:t>
+      </w:r>
+      <w:r>
+        <w:rPr>
+          <w:lang w:val="es-419" w:eastAsia="es-CO"/>
+        </w:rPr>
+        <w:t xml:space="preserve"> Un profesional del sector jurídico requiere conocer la aplicación del principio de habeas data en el entrenamiento de IAG según la Ley 1581 de 2012.</w:t>
       </w:r>
     </w:p>
     <w:p>
@@ -5464,25 +5157,13 @@
         <w:rPr>
           <w:rStyle w:val="Ttulo5Car"/>
         </w:rPr>
-        <w:t>Concepto aplicado</w:t>
-      </w:r>
-      <w:r>
-        <w:rPr>
-          <w:rStyle w:val="Ttulo5Car"/>
-        </w:rPr>
-        <w:t>.</w:t>
-      </w:r>
-      <w:r>
-        <w:rPr>
-          <w:lang w:val="es-419" w:eastAsia="es-CO"/>
-        </w:rPr>
-        <w:t xml:space="preserve"> </w:t>
-      </w:r>
-      <w:r>
-        <w:rPr>
-          <w:lang w:val="es-419" w:eastAsia="es-CO"/>
-        </w:rPr>
-        <w:t xml:space="preserve">Se emplea un modelo compatible con </w:t>
+        <w:t>Concepto aplicado.</w:t>
+      </w:r>
+      <w:r>
+        <w:rPr>
+          <w:lang w:val="es-419" w:eastAsia="es-CO"/>
+        </w:rPr>
+        <w:t xml:space="preserve"> Se emplea un modelo compatible con </w:t>
       </w:r>
       <w:proofErr w:type="spellStart"/>
       <w:r>
@@ -5532,25 +5213,13 @@
         <w:rPr>
           <w:rStyle w:val="Ttulo5Car"/>
         </w:rPr>
-        <w:t>Validación</w:t>
-      </w:r>
-      <w:r>
-        <w:rPr>
-          <w:rStyle w:val="Ttulo5Car"/>
-        </w:rPr>
-        <w:t>.</w:t>
-      </w:r>
-      <w:r>
-        <w:rPr>
-          <w:lang w:val="es-419" w:eastAsia="es-CO"/>
-        </w:rPr>
-        <w:t xml:space="preserve"> </w:t>
-      </w:r>
-      <w:r>
-        <w:rPr>
-          <w:lang w:val="es-419" w:eastAsia="es-CO"/>
-        </w:rPr>
-        <w:t xml:space="preserve">Se instruye a la IA con la siguiente solicitud: “Cita textualmente el artículo que prohíbe el tratamiento de datos sensibles sin autorización </w:t>
+        <w:t>Validación.</w:t>
+      </w:r>
+      <w:r>
+        <w:rPr>
+          <w:lang w:val="es-419" w:eastAsia="es-CO"/>
+        </w:rPr>
+        <w:t xml:space="preserve"> Se instruye a la IA con la siguiente solicitud: “Cita textualmente el artículo que prohíbe el tratamiento de datos sensibles sin autorización </w:t>
       </w:r>
       <w:r>
         <w:rPr>
@@ -5575,6 +5244,7 @@
       <w:proofErr w:type="spellStart"/>
       <w:r>
         <w:rPr>
+          <w:rStyle w:val="Extranjerismo"/>
           <w:lang w:val="es-419" w:eastAsia="es-CO"/>
         </w:rPr>
         <w:t>prompt</w:t>
@@ -5635,49 +5305,7 @@
         <w:rPr>
           <w:lang w:val="es-419" w:eastAsia="es-CO"/>
         </w:rPr>
-        <w:t xml:space="preserve">Patrón </w:t>
-      </w:r>
-      <w:proofErr w:type="spellStart"/>
-      <w:r>
-        <w:rPr>
-          <w:lang w:val="es-419" w:eastAsia="es-CO"/>
-        </w:rPr>
-        <w:t>Fact</w:t>
-      </w:r>
-      <w:proofErr w:type="spellEnd"/>
-      <w:r>
-        <w:rPr>
-          <w:lang w:val="es-419" w:eastAsia="es-CO"/>
-        </w:rPr>
-        <w:t xml:space="preserve"> </w:t>
-      </w:r>
-      <w:proofErr w:type="spellStart"/>
-      <w:r>
-        <w:rPr>
-          <w:lang w:val="es-419" w:eastAsia="es-CO"/>
-        </w:rPr>
-        <w:t>Check</w:t>
-      </w:r>
-      <w:proofErr w:type="spellEnd"/>
-      <w:r>
-        <w:rPr>
-          <w:lang w:val="es-419" w:eastAsia="es-CO"/>
-        </w:rPr>
-        <w:t xml:space="preserve"> </w:t>
-      </w:r>
-      <w:proofErr w:type="spellStart"/>
-      <w:r>
-        <w:rPr>
-          <w:lang w:val="es-419" w:eastAsia="es-CO"/>
-        </w:rPr>
-        <w:t>List</w:t>
-      </w:r>
-      <w:proofErr w:type="spellEnd"/>
-      <w:r>
-        <w:rPr>
-          <w:lang w:val="es-419" w:eastAsia="es-CO"/>
-        </w:rPr>
-        <w:t>: Al final de tu respuesta, genera una tabla independiente con dos columnas: [Afirmación realizada por la IA] y [Enlace o Fuente exacta que la soporta].</w:t>
+        <w:t>Patrón Fact Check List: Al final de tu respuesta, genera una tabla independiente con dos columnas: [Afirmación realizada por la IA] y [Enlace o Fuente exacta que la soporta].</w:t>
       </w:r>
     </w:p>
     <w:p>
@@ -5806,36 +5434,13 @@
           <w:rStyle w:val="Extranjerismo"/>
           <w:lang w:val="es-419" w:eastAsia="es-CO"/>
         </w:rPr>
-        <w:t xml:space="preserve"> </w:t>
-      </w:r>
-      <w:proofErr w:type="spellStart"/>
-      <w:r>
-        <w:rPr>
-          <w:rStyle w:val="Extranjerismo"/>
-          <w:lang w:val="es-419" w:eastAsia="es-CO"/>
-        </w:rPr>
-        <w:t>Check</w:t>
-      </w:r>
-      <w:proofErr w:type="spellEnd"/>
-      <w:r>
-        <w:rPr>
-          <w:lang w:val="es-419" w:eastAsia="es-CO"/>
-        </w:rPr>
-        <w:t xml:space="preserve"> </w:t>
-      </w:r>
-      <w:proofErr w:type="spellStart"/>
-      <w:r>
-        <w:rPr>
-          <w:lang w:val="es-419" w:eastAsia="es-CO"/>
-        </w:rPr>
-        <w:t>List</w:t>
-      </w:r>
-      <w:proofErr w:type="spellEnd"/>
-      <w:r>
-        <w:rPr>
-          <w:lang w:val="es-419" w:eastAsia="es-CO"/>
-        </w:rPr>
-        <w:t xml:space="preserve"> automatiza procesos de auditoría y fortalece el hábito técnico de consultar referencias para reducir alucinaciones factuales.</w:t>
+        <w:t xml:space="preserve"> Check</w:t>
+      </w:r>
+      <w:r>
+        <w:rPr>
+          <w:lang w:val="es-419" w:eastAsia="es-CO"/>
+        </w:rPr>
+        <w:t xml:space="preserve"> List automatiza procesos de auditoría y fortalece el hábito técnico de consultar referencias para reducir alucinaciones factuales.</w:t>
       </w:r>
     </w:p>
     <w:p>
@@ -5969,7 +5574,43 @@
         <w:rPr>
           <w:lang w:val="es-419" w:eastAsia="es-CO"/>
         </w:rPr>
-        <w:t>La implementación de la Inteligencia Artificial Generativa (IAG) en el flujo de trabajo requiere que el aprendiz no solo genere contenidos, sino que actúe como auditor crítico, capaz de identificar fallos en la respuesta de la máquina. El diagnóstico oportuno de errores técnicos y la aplicación de medidas correctivas son fundamentales para garantizar la seguridad digital y la integridad de la información.</w:t>
+        <w:t xml:space="preserve">La implementación de la </w:t>
+      </w:r>
+      <w:r>
+        <w:rPr>
+          <w:lang w:val="es-419" w:eastAsia="es-CO"/>
+        </w:rPr>
+        <w:t>i</w:t>
+      </w:r>
+      <w:r>
+        <w:rPr>
+          <w:lang w:val="es-419" w:eastAsia="es-CO"/>
+        </w:rPr>
+        <w:t xml:space="preserve">nteligencia </w:t>
+      </w:r>
+      <w:r>
+        <w:rPr>
+          <w:lang w:val="es-419" w:eastAsia="es-CO"/>
+        </w:rPr>
+        <w:t>a</w:t>
+      </w:r>
+      <w:r>
+        <w:rPr>
+          <w:lang w:val="es-419" w:eastAsia="es-CO"/>
+        </w:rPr>
+        <w:t xml:space="preserve">rtificial </w:t>
+      </w:r>
+      <w:r>
+        <w:rPr>
+          <w:lang w:val="es-419" w:eastAsia="es-CO"/>
+        </w:rPr>
+        <w:t>g</w:t>
+      </w:r>
+      <w:r>
+        <w:rPr>
+          <w:lang w:val="es-419" w:eastAsia="es-CO"/>
+        </w:rPr>
+        <w:t>enerativa (IAG) en el flujo de trabajo requiere que el aprendiz no solo genere contenidos, sino que actúe como auditor crítico, capaz de identificar fallos en la respuesta de la máquina. El diagnóstico oportuno de errores técnicos y la aplicación de medidas correctivas son fundamentales para garantizar la seguridad digital y la integridad de la información.</w:t>
       </w:r>
     </w:p>
     <w:p>
@@ -6059,25 +5700,13 @@
         <w:rPr>
           <w:rStyle w:val="Ttulo5Car"/>
         </w:rPr>
-        <w:t>Alucinación extrínseca</w:t>
-      </w:r>
-      <w:r>
-        <w:rPr>
-          <w:rStyle w:val="Ttulo5Car"/>
-        </w:rPr>
-        <w:t>.</w:t>
-      </w:r>
-      <w:r>
-        <w:rPr>
-          <w:lang w:val="es-419" w:eastAsia="es-CO"/>
-        </w:rPr>
-        <w:t xml:space="preserve"> </w:t>
-      </w:r>
-      <w:r>
-        <w:rPr>
-          <w:lang w:val="es-419" w:eastAsia="es-CO"/>
-        </w:rPr>
-        <w:t>También denominada fabricación. Ocurre cuando el modelo genera información que parece plausible, pero es completamente inventada, como leyes inexistentes o cifras ficticias que no figuran en el entrenamiento ni en los documentos proporcionados.</w:t>
+        <w:t>Alucinación extrínseca.</w:t>
+      </w:r>
+      <w:r>
+        <w:rPr>
+          <w:lang w:val="es-419" w:eastAsia="es-CO"/>
+        </w:rPr>
+        <w:t xml:space="preserve"> También denominada fabricación. Ocurre cuando el modelo genera información que parece plausible, pero es completamente inventada, como leyes inexistentes o cifras ficticias que no figuran en el entrenamiento ni en los documentos proporcionados.</w:t>
       </w:r>
     </w:p>
     <w:p>
@@ -6107,13 +5736,7 @@
         <w:rPr>
           <w:lang w:val="es-419" w:eastAsia="es-CO"/>
         </w:rPr>
-        <w:t xml:space="preserve">. </w:t>
-      </w:r>
-      <w:r>
-        <w:rPr>
-          <w:lang w:val="es-419" w:eastAsia="es-CO"/>
-        </w:rPr>
-        <w:t xml:space="preserve">También denominado fallo de anclaje. Es un error de interpretación del contexto: el modelo tiene la información correcta en el documento, por ejemplo, un PDF en SharePoint, pero al procesarla extrae conclusiones erróneas o ignora restricciones específicas dadas en el </w:t>
+        <w:t xml:space="preserve">. También denominado fallo de anclaje. Es un error de interpretación del contexto: el modelo tiene la información correcta en el documento, por ejemplo, un PDF en SharePoint, pero al procesarla extrae conclusiones erróneas o ignora restricciones específicas dadas en el </w:t>
       </w:r>
       <w:proofErr w:type="spellStart"/>
       <w:r>
@@ -6165,7 +5788,9 @@
       <w:proofErr w:type="spellStart"/>
       <w:r>
         <w:rPr>
-          <w:rStyle w:val="Ttulo5Car"/>
+          <w:rStyle w:val="Extranjerismo"/>
+          <w:b/>
+          <w:bCs/>
         </w:rPr>
         <w:t>misgrounding</w:t>
       </w:r>
@@ -6200,25 +5825,13 @@
           <w:rStyle w:val="Ttulo5Car"/>
         </w:rPr>
         <w:lastRenderedPageBreak/>
-        <w:t>Escenario</w:t>
-      </w:r>
-      <w:r>
-        <w:rPr>
-          <w:rStyle w:val="Ttulo5Car"/>
-        </w:rPr>
-        <w:t>.</w:t>
-      </w:r>
-      <w:r>
-        <w:rPr>
-          <w:lang w:val="es-419" w:eastAsia="es-CO"/>
-        </w:rPr>
-        <w:t xml:space="preserve"> </w:t>
-      </w:r>
-      <w:r>
-        <w:rPr>
-          <w:lang w:val="es-419" w:eastAsia="es-CO"/>
-        </w:rPr>
-        <w:t xml:space="preserve">Un aprendiz utiliza </w:t>
+        <w:t>Escenario.</w:t>
+      </w:r>
+      <w:r>
+        <w:rPr>
+          <w:lang w:val="es-419" w:eastAsia="es-CO"/>
+        </w:rPr>
+        <w:t xml:space="preserve"> Un aprendiz utiliza </w:t>
       </w:r>
       <w:proofErr w:type="spellStart"/>
       <w:r>
@@ -6251,25 +5864,13 @@
         <w:rPr>
           <w:rStyle w:val="Ttulo5Car"/>
         </w:rPr>
-        <w:t>Fallo detectado</w:t>
-      </w:r>
-      <w:r>
-        <w:rPr>
-          <w:rStyle w:val="Ttulo5Car"/>
-        </w:rPr>
-        <w:t>.</w:t>
-      </w:r>
-      <w:r>
-        <w:rPr>
-          <w:lang w:val="es-419" w:eastAsia="es-CO"/>
-        </w:rPr>
-        <w:t xml:space="preserve"> </w:t>
-      </w:r>
-      <w:r>
-        <w:rPr>
-          <w:lang w:val="es-419" w:eastAsia="es-CO"/>
-        </w:rPr>
-        <w:t>La IA señala el “Proyecto A”, con un valor de 5.000 USD, e ignora que el “Proyecto B” tiene un valor de 12.000 USD en la misma columna.</w:t>
+        <w:t>Fallo detectado.</w:t>
+      </w:r>
+      <w:r>
+        <w:rPr>
+          <w:lang w:val="es-419" w:eastAsia="es-CO"/>
+        </w:rPr>
+        <w:t xml:space="preserve"> La IA señala el “Proyecto A”, con un valor de 5.000 USD, e ignora que el “Proyecto B” tiene un valor de 12.000 USD en la misma columna.</w:t>
       </w:r>
     </w:p>
     <w:p>
@@ -6288,29 +5889,18 @@
         <w:rPr>
           <w:rStyle w:val="Ttulo5Car"/>
         </w:rPr>
-        <w:t>Diagnóstico</w:t>
-      </w:r>
-      <w:r>
-        <w:rPr>
-          <w:rStyle w:val="Ttulo5Car"/>
-        </w:rPr>
-        <w:t>.</w:t>
-      </w:r>
-      <w:r>
-        <w:rPr>
-          <w:lang w:val="es-419" w:eastAsia="es-CO"/>
-        </w:rPr>
-        <w:t xml:space="preserve"> </w:t>
-      </w:r>
-      <w:r>
-        <w:rPr>
-          <w:lang w:val="es-419" w:eastAsia="es-CO"/>
-        </w:rPr>
-        <w:t xml:space="preserve">El aprendiz identifica un fallo de </w:t>
+        <w:t>Diagnóstico.</w:t>
+      </w:r>
+      <w:r>
+        <w:rPr>
+          <w:lang w:val="es-419" w:eastAsia="es-CO"/>
+        </w:rPr>
+        <w:t xml:space="preserve"> El aprendiz identifica un fallo de </w:t>
       </w:r>
       <w:proofErr w:type="spellStart"/>
       <w:r>
         <w:rPr>
+          <w:rStyle w:val="Extranjerismo"/>
           <w:lang w:val="es-419" w:eastAsia="es-CO"/>
         </w:rPr>
         <w:t>misgrounding</w:t>
@@ -6339,25 +5929,13 @@
         <w:rPr>
           <w:rStyle w:val="Ttulo5Car"/>
         </w:rPr>
-        <w:t>Acción correctiva</w:t>
-      </w:r>
-      <w:r>
-        <w:rPr>
-          <w:rStyle w:val="Ttulo5Car"/>
-        </w:rPr>
-        <w:t>.</w:t>
-      </w:r>
-      <w:r>
-        <w:rPr>
-          <w:lang w:val="es-419" w:eastAsia="es-CO"/>
-        </w:rPr>
-        <w:t xml:space="preserve"> </w:t>
-      </w:r>
-      <w:r>
-        <w:rPr>
-          <w:lang w:val="es-419" w:eastAsia="es-CO"/>
-        </w:rPr>
-        <w:t>Se refina la instrucción mediante el siguiente comando: “Analiza el rango A1:H50 y ordena los valores de la columna Ingreso de mayor a menor antes de responder”.</w:t>
+        <w:t>Acción correctiva.</w:t>
+      </w:r>
+      <w:r>
+        <w:rPr>
+          <w:lang w:val="es-419" w:eastAsia="es-CO"/>
+        </w:rPr>
+        <w:t xml:space="preserve"> Se refina la instrucción mediante el siguiente comando: “Analiza el rango A1:H50 y ordena los valores de la columna Ingreso de mayor a menor antes de responder”.</w:t>
       </w:r>
     </w:p>
     <w:p>
@@ -6406,7 +5984,43 @@
         <w:rPr>
           <w:lang w:val="es-419" w:eastAsia="es-CO"/>
         </w:rPr>
-        <w:t>El profesional que utiliza herramientas de Inteligencia Artificial Generativa (IAG) debe evaluar las respuestas bajo criterios de transparencia, responsabilidad y respeto por los derechos fundamentales. En este contexto, plataformas como Claude implementan enfoques de “IA Constitucional”, un marco mediante el cual el modelo evalúa sus respuestas frente a principios éticos predefinidos para reducir salidas tóxicas, discriminatorias o sesgadas.</w:t>
+        <w:t xml:space="preserve">El profesional que utiliza herramientas de </w:t>
+      </w:r>
+      <w:r>
+        <w:rPr>
+          <w:lang w:val="es-419" w:eastAsia="es-CO"/>
+        </w:rPr>
+        <w:t>i</w:t>
+      </w:r>
+      <w:r>
+        <w:rPr>
+          <w:lang w:val="es-419" w:eastAsia="es-CO"/>
+        </w:rPr>
+        <w:t xml:space="preserve">nteligencia </w:t>
+      </w:r>
+      <w:r>
+        <w:rPr>
+          <w:lang w:val="es-419" w:eastAsia="es-CO"/>
+        </w:rPr>
+        <w:t>a</w:t>
+      </w:r>
+      <w:r>
+        <w:rPr>
+          <w:lang w:val="es-419" w:eastAsia="es-CO"/>
+        </w:rPr>
+        <w:t xml:space="preserve">rtificial </w:t>
+      </w:r>
+      <w:r>
+        <w:rPr>
+          <w:lang w:val="es-419" w:eastAsia="es-CO"/>
+        </w:rPr>
+        <w:t>g</w:t>
+      </w:r>
+      <w:r>
+        <w:rPr>
+          <w:lang w:val="es-419" w:eastAsia="es-CO"/>
+        </w:rPr>
+        <w:t>enerativa (IAG) debe evaluar las respuestas bajo criterios de transparencia, responsabilidad y respeto por los derechos fundamentales. En este contexto, plataformas como Claude implementan enfoques de “IA Constitucional”, un marco mediante el cual el modelo evalúa sus respuestas frente a principios éticos predefinidos para reducir salidas tóxicas, discriminatorias o sesgadas.</w:t>
       </w:r>
     </w:p>
     <w:p>
@@ -6560,25 +6174,13 @@
         <w:rPr>
           <w:rStyle w:val="Ttulo5Car"/>
         </w:rPr>
-        <w:t>Sesgo algorítmico</w:t>
-      </w:r>
-      <w:r>
-        <w:rPr>
-          <w:rStyle w:val="Ttulo5Car"/>
-        </w:rPr>
-        <w:t>.</w:t>
-      </w:r>
-      <w:r>
-        <w:rPr>
-          <w:lang w:val="es-419" w:eastAsia="es-CO"/>
-        </w:rPr>
-        <w:t xml:space="preserve"> </w:t>
-      </w:r>
-      <w:r>
-        <w:rPr>
-          <w:lang w:val="es-419" w:eastAsia="es-CO"/>
-        </w:rPr>
-        <w:t>El modelo reproduce patrones discriminatorios presentes en los datos de entrenamiento.</w:t>
+        <w:t>Sesgo algorítmico.</w:t>
+      </w:r>
+      <w:r>
+        <w:rPr>
+          <w:lang w:val="es-419" w:eastAsia="es-CO"/>
+        </w:rPr>
+        <w:t xml:space="preserve"> El modelo reproduce patrones discriminatorios presentes en los datos de entrenamiento.</w:t>
       </w:r>
     </w:p>
     <w:p>
@@ -6597,25 +6199,13 @@
         <w:rPr>
           <w:rStyle w:val="Ttulo5Car"/>
         </w:rPr>
-        <w:t>Discriminación indirecta</w:t>
-      </w:r>
-      <w:r>
-        <w:rPr>
-          <w:rStyle w:val="Ttulo5Car"/>
-        </w:rPr>
-        <w:t>.</w:t>
-      </w:r>
-      <w:r>
-        <w:rPr>
-          <w:lang w:val="es-419" w:eastAsia="es-CO"/>
-        </w:rPr>
-        <w:t xml:space="preserve"> </w:t>
-      </w:r>
-      <w:r>
-        <w:rPr>
-          <w:lang w:val="es-419" w:eastAsia="es-CO"/>
-        </w:rPr>
-        <w:t>Las respuestas favorecen o excluyen determinados grupos sin una justificación objetiva.</w:t>
+        <w:t>Discriminación indirecta.</w:t>
+      </w:r>
+      <w:r>
+        <w:rPr>
+          <w:lang w:val="es-419" w:eastAsia="es-CO"/>
+        </w:rPr>
+        <w:t xml:space="preserve"> Las respuestas favorecen o excluyen determinados grupos sin una justificación objetiva.</w:t>
       </w:r>
     </w:p>
     <w:p>
@@ -6640,13 +6230,7 @@
         <w:rPr>
           <w:lang w:val="es-419" w:eastAsia="es-CO"/>
         </w:rPr>
-        <w:t xml:space="preserve">. </w:t>
-      </w:r>
-      <w:r>
-        <w:rPr>
-          <w:lang w:val="es-419" w:eastAsia="es-CO"/>
-        </w:rPr>
-        <w:t>La IA utiliza o interpreta información sensible sin controles adecuados de privacidad.</w:t>
+        <w:t>. La IA utiliza o interpreta información sensible sin controles adecuados de privacidad.</w:t>
       </w:r>
     </w:p>
     <w:p>
@@ -6665,25 +6249,13 @@
         <w:rPr>
           <w:rStyle w:val="Ttulo5Car"/>
         </w:rPr>
-        <w:t>Falta de transparencia</w:t>
-      </w:r>
-      <w:r>
-        <w:rPr>
-          <w:rStyle w:val="Ttulo5Car"/>
-        </w:rPr>
-        <w:t>.</w:t>
-      </w:r>
-      <w:r>
-        <w:rPr>
-          <w:lang w:val="es-419" w:eastAsia="es-CO"/>
-        </w:rPr>
-        <w:t xml:space="preserve"> </w:t>
-      </w:r>
-      <w:r>
-        <w:rPr>
-          <w:lang w:val="es-419" w:eastAsia="es-CO"/>
-        </w:rPr>
-        <w:t>El usuario no puede identificar el origen o la lógica detrás de una respuesta generada.</w:t>
+        <w:t>Falta de transparencia.</w:t>
+      </w:r>
+      <w:r>
+        <w:rPr>
+          <w:lang w:val="es-419" w:eastAsia="es-CO"/>
+        </w:rPr>
+        <w:t xml:space="preserve"> El usuario no puede identificar el origen o la lógica detrás de una respuesta generada.</w:t>
       </w:r>
     </w:p>
     <w:p>
@@ -6882,13 +6454,7 @@
         <w:rPr>
           <w:lang w:val="es-419" w:eastAsia="es-CO"/>
         </w:rPr>
-        <w:t xml:space="preserve"> </w:t>
-      </w:r>
-      <w:r>
-        <w:rPr>
-          <w:lang w:val="es-419" w:eastAsia="es-CO"/>
-        </w:rPr>
-        <w:t>El siguiente escenario ejemplifica la aplicación del refinamiento iterativo en tareas organizacionales:</w:t>
+        <w:t xml:space="preserve"> El siguiente escenario ejemplifica la aplicación del refinamiento iterativo en tareas organizacionales:</w:t>
       </w:r>
     </w:p>
     <w:p>
@@ -6907,25 +6473,13 @@
         <w:rPr>
           <w:rStyle w:val="Ttulo5Car"/>
         </w:rPr>
-        <w:t>Escenario</w:t>
-      </w:r>
-      <w:r>
-        <w:rPr>
-          <w:rStyle w:val="Ttulo5Car"/>
-        </w:rPr>
-        <w:t>.</w:t>
-      </w:r>
-      <w:r>
-        <w:rPr>
-          <w:lang w:val="es-419" w:eastAsia="es-CO"/>
-        </w:rPr>
-        <w:t xml:space="preserve"> </w:t>
-      </w:r>
-      <w:r>
-        <w:rPr>
-          <w:lang w:val="es-419" w:eastAsia="es-CO"/>
-        </w:rPr>
-        <w:t xml:space="preserve">Un usuario solicita a Microsoft </w:t>
+        <w:t>Escenario.</w:t>
+      </w:r>
+      <w:r>
+        <w:rPr>
+          <w:lang w:val="es-419" w:eastAsia="es-CO"/>
+        </w:rPr>
+        <w:t xml:space="preserve"> Un usuario solicita a Microsoft </w:t>
       </w:r>
       <w:proofErr w:type="spellStart"/>
       <w:r>
@@ -6958,25 +6512,13 @@
         <w:rPr>
           <w:rStyle w:val="Ttulo5Car"/>
         </w:rPr>
-        <w:t>Acción</w:t>
-      </w:r>
-      <w:r>
-        <w:rPr>
-          <w:rStyle w:val="Ttulo5Car"/>
-        </w:rPr>
-        <w:t>.</w:t>
-      </w:r>
-      <w:r>
-        <w:rPr>
-          <w:lang w:val="es-419" w:eastAsia="es-CO"/>
-        </w:rPr>
-        <w:t xml:space="preserve"> </w:t>
-      </w:r>
-      <w:r>
-        <w:rPr>
-          <w:lang w:val="es-419" w:eastAsia="es-CO"/>
-        </w:rPr>
-        <w:t xml:space="preserve">El usuario aplica un </w:t>
+        <w:t>Acción.</w:t>
+      </w:r>
+      <w:r>
+        <w:rPr>
+          <w:lang w:val="es-419" w:eastAsia="es-CO"/>
+        </w:rPr>
+        <w:t xml:space="preserve"> El usuario aplica un </w:t>
       </w:r>
       <w:proofErr w:type="spellStart"/>
       <w:r>
@@ -7045,25 +6587,13 @@
         <w:rPr>
           <w:rStyle w:val="Ttulo5Car"/>
         </w:rPr>
-        <w:t>Resultado</w:t>
-      </w:r>
-      <w:r>
-        <w:rPr>
-          <w:rStyle w:val="Ttulo5Car"/>
-        </w:rPr>
-        <w:t>.</w:t>
-      </w:r>
-      <w:r>
-        <w:rPr>
-          <w:lang w:val="es-419" w:eastAsia="es-CO"/>
-        </w:rPr>
-        <w:t xml:space="preserve"> </w:t>
-      </w:r>
-      <w:r>
-        <w:rPr>
-          <w:lang w:val="es-419" w:eastAsia="es-CO"/>
-        </w:rPr>
-        <w:t>La IA genera una versión mejorada, incorporando precisión factual y el formato requerido por la dirección organizacional.</w:t>
+        <w:t>Resultado.</w:t>
+      </w:r>
+      <w:r>
+        <w:rPr>
+          <w:lang w:val="es-419" w:eastAsia="es-CO"/>
+        </w:rPr>
+        <w:t xml:space="preserve"> La IA genera una versión mejorada, incorporando precisión factual y el formato requerido por la dirección organizacional.</w:t>
       </w:r>
     </w:p>
     <w:p>
@@ -7246,25 +6776,13 @@
         <w:rPr>
           <w:rStyle w:val="Ttulo5Car"/>
         </w:rPr>
-        <w:t>Objetivo</w:t>
-      </w:r>
-      <w:r>
-        <w:rPr>
-          <w:rStyle w:val="Ttulo5Car"/>
-        </w:rPr>
-        <w:t>.</w:t>
-      </w:r>
-      <w:r>
-        <w:rPr>
-          <w:lang w:val="es-419" w:eastAsia="es-CO"/>
-        </w:rPr>
-        <w:t xml:space="preserve"> </w:t>
-      </w:r>
-      <w:r>
-        <w:rPr>
-          <w:lang w:val="es-419" w:eastAsia="es-CO"/>
-        </w:rPr>
-        <w:t>Evitar que la IA genere respuestas sin evidencia suficiente o con información no verificada.</w:t>
+        <w:t>Objetivo.</w:t>
+      </w:r>
+      <w:r>
+        <w:rPr>
+          <w:lang w:val="es-419" w:eastAsia="es-CO"/>
+        </w:rPr>
+        <w:t xml:space="preserve"> Evitar que la IA genere respuestas sin evidencia suficiente o con información no verificada.</w:t>
       </w:r>
     </w:p>
     <w:p>
@@ -7283,25 +6801,13 @@
         <w:rPr>
           <w:rStyle w:val="Ttulo5Car"/>
         </w:rPr>
-        <w:t>Estrategia</w:t>
-      </w:r>
-      <w:r>
-        <w:rPr>
-          <w:rStyle w:val="Ttulo5Car"/>
-        </w:rPr>
-        <w:t>.</w:t>
-      </w:r>
-      <w:r>
-        <w:rPr>
-          <w:lang w:val="es-419" w:eastAsia="es-CO"/>
-        </w:rPr>
-        <w:t xml:space="preserve"> </w:t>
-      </w:r>
-      <w:r>
-        <w:rPr>
-          <w:lang w:val="es-419" w:eastAsia="es-CO"/>
-        </w:rPr>
-        <w:t>Incorporar instrucciones explícitas para que el modelo indique cuando no posee datos suficientes para responder.</w:t>
+        <w:t>Estrategia.</w:t>
+      </w:r>
+      <w:r>
+        <w:rPr>
+          <w:lang w:val="es-419" w:eastAsia="es-CO"/>
+        </w:rPr>
+        <w:t xml:space="preserve"> Incorporar instrucciones explícitas para que el modelo indique cuando no posee datos suficientes para responder.</w:t>
       </w:r>
     </w:p>
     <w:p>
@@ -7320,25 +6826,13 @@
         <w:rPr>
           <w:rStyle w:val="Ttulo5Car"/>
         </w:rPr>
-        <w:t>Beneficio</w:t>
-      </w:r>
-      <w:r>
-        <w:rPr>
-          <w:rStyle w:val="Ttulo5Car"/>
-        </w:rPr>
-        <w:t>.</w:t>
-      </w:r>
-      <w:r>
-        <w:rPr>
-          <w:lang w:val="es-419" w:eastAsia="es-CO"/>
-        </w:rPr>
-        <w:t xml:space="preserve"> </w:t>
-      </w:r>
-      <w:r>
-        <w:rPr>
-          <w:lang w:val="es-419" w:eastAsia="es-CO"/>
-        </w:rPr>
-        <w:t>Reduce alucinaciones factuales y fortalece la confiabilidad del sistema.</w:t>
+        <w:t>Beneficio.</w:t>
+      </w:r>
+      <w:r>
+        <w:rPr>
+          <w:lang w:val="es-419" w:eastAsia="es-CO"/>
+        </w:rPr>
+        <w:t xml:space="preserve"> Reduce alucinaciones factuales y fortalece la confiabilidad del sistema.</w:t>
       </w:r>
     </w:p>
     <w:p>
@@ -7357,13 +6851,7 @@
         <w:rPr>
           <w:rStyle w:val="Ttulo5Car"/>
         </w:rPr>
-        <w:t>Aplicación práctica</w:t>
-      </w:r>
-      <w:r>
-        <w:rPr>
-          <w:rStyle w:val="Ttulo5Car"/>
-        </w:rPr>
-        <w:t xml:space="preserve">. </w:t>
+        <w:t xml:space="preserve">Aplicación práctica. </w:t>
       </w:r>
       <w:r>
         <w:rPr>
@@ -7387,6 +6875,7 @@
       <w:proofErr w:type="spellStart"/>
       <w:r>
         <w:rPr>
+          <w:rStyle w:val="Extranjerismo"/>
           <w:lang w:val="es-419" w:eastAsia="es-CO"/>
         </w:rPr>
         <w:t>prompt</w:t>
@@ -7589,6 +7078,7 @@
       <w:proofErr w:type="spellStart"/>
       <w:r>
         <w:rPr>
+          <w:rStyle w:val="Extranjerismo"/>
           <w:lang w:val="es-419" w:eastAsia="es-CO"/>
         </w:rPr>
         <w:t>prompts</w:t>
@@ -7604,12 +7094,16 @@
     <w:p>
       <w:pPr>
         <w:pStyle w:val="Video"/>
+        <w:ind w:left="851"/>
         <w:rPr>
           <w:noProof/>
         </w:rPr>
       </w:pPr>
       <w:r>
         <w:lastRenderedPageBreak/>
+        <w:t xml:space="preserve"> </w:t>
+      </w:r>
+      <w:r>
         <w:t>Agentes IA dentro de la aplicación Word</w:t>
       </w:r>
     </w:p>
@@ -7622,7 +7116,7 @@
           <w:noProof/>
         </w:rPr>
         <w:drawing>
-          <wp:inline distT="0" distB="0" distL="0" distR="0" wp14:anchorId="323FC73E" wp14:editId="7808E0C4">
+          <wp:inline distT="0" distB="0" distL="0" distR="0" wp14:anchorId="323FC73E" wp14:editId="07C580D6">
             <wp:extent cx="4680000" cy="2632500"/>
             <wp:effectExtent l="0" t="0" r="6350" b="0"/>
             <wp:docPr id="8" name="Imagen 8">
@@ -7694,7 +7188,35 @@
             <w:rStyle w:val="Hipervnculo"/>
             <w:b/>
           </w:rPr>
-          <w:t>Enlace de reproducción del video</w:t>
+          <w:t>Enlace</w:t>
+        </w:r>
+        <w:r>
+          <w:rPr>
+            <w:rStyle w:val="Hipervnculo"/>
+            <w:b/>
+          </w:rPr>
+          <w:t xml:space="preserve"> </w:t>
+        </w:r>
+        <w:r>
+          <w:rPr>
+            <w:rStyle w:val="Hipervnculo"/>
+            <w:b/>
+          </w:rPr>
+          <w:t>de rep</w:t>
+        </w:r>
+        <w:r>
+          <w:rPr>
+            <w:rStyle w:val="Hipervnculo"/>
+            <w:b/>
+          </w:rPr>
+          <w:t>r</w:t>
+        </w:r>
+        <w:r>
+          <w:rPr>
+            <w:rStyle w:val="Hipervnculo"/>
+            <w:b/>
+          </w:rPr>
+          <w:t>oducción del video</w:t>
         </w:r>
       </w:hyperlink>
     </w:p>
@@ -7747,393 +7269,34 @@
           </w:tcPr>
           <w:p>
             <w:r>
-              <w:t xml:space="preserve">321. En este corto vídeo vamos a explorar algunas opciones dentro de muchas, cómo generar un documento desde un </w:t>
-            </w:r>
-            <w:proofErr w:type="spellStart"/>
-            <w:r>
-              <w:t>prompt</w:t>
-            </w:r>
-            <w:proofErr w:type="spellEnd"/>
-            <w:r>
-              <w:t xml:space="preserve">. Pero entonces no vamos a utilizar los chats nativos de </w:t>
-            </w:r>
-            <w:proofErr w:type="spellStart"/>
-            <w:r>
-              <w:t>de</w:t>
-            </w:r>
-            <w:proofErr w:type="spellEnd"/>
-            <w:r>
-              <w:t xml:space="preserve"> </w:t>
-            </w:r>
-            <w:proofErr w:type="spellStart"/>
-            <w:r>
-              <w:t>de</w:t>
-            </w:r>
-            <w:proofErr w:type="spellEnd"/>
-            <w:r>
-              <w:t xml:space="preserve"> G, P, t o </w:t>
-            </w:r>
-            <w:proofErr w:type="spellStart"/>
-            <w:r>
-              <w:t>gemini</w:t>
-            </w:r>
-            <w:proofErr w:type="spellEnd"/>
-            <w:r>
-              <w:t xml:space="preserve">, sino que vamos a incluir una inteligencia artificial dentro de la aplicación de Word. Vamos entonces acá a insertar y vamos a insertar unos complementos </w:t>
-            </w:r>
-            <w:proofErr w:type="spellStart"/>
-            <w:r>
-              <w:t>si</w:t>
-            </w:r>
-            <w:proofErr w:type="spellEnd"/>
-            <w:r>
-              <w:t>.</w:t>
-            </w:r>
-          </w:p>
-          <w:p>
-            <w:r>
-              <w:t xml:space="preserve">Vamos a escribir acá por decir algo, GPTE inclusive, pues pueden explorar muchas herramientas, busquen I a inteligencia artificial y van a buscar muchas herramientas que tiene que ver con toda esta parte del uso de la inteligencia artificial. Hay múltiples, hay analizadores de texto, hay generadores de texto, hay de imágenes, cierto, en </w:t>
-            </w:r>
-            <w:proofErr w:type="spellStart"/>
-            <w:r>
-              <w:t>en</w:t>
-            </w:r>
-            <w:proofErr w:type="spellEnd"/>
-            <w:r>
-              <w:t xml:space="preserve">, en, en, en, en PowerPoint. ¿Nos </w:t>
-            </w:r>
-            <w:proofErr w:type="spellStart"/>
-            <w:r>
-              <w:t>nos</w:t>
-            </w:r>
-            <w:proofErr w:type="spellEnd"/>
-            <w:r>
-              <w:t xml:space="preserve"> </w:t>
-            </w:r>
-            <w:proofErr w:type="spellStart"/>
-            <w:r>
-              <w:t>nos</w:t>
-            </w:r>
-            <w:proofErr w:type="spellEnd"/>
-            <w:r>
-              <w:t xml:space="preserve"> sirve mucho esta inteligencia artificial?</w:t>
-            </w:r>
-          </w:p>
-          <w:p>
+              <w:t xml:space="preserve">El video explica cómo integrar agentes de inteligencia artificial en Microsoft Word mediante complementos que amplían las capacidades de la aplicación para la generación y edición de contenido. A través del ejemplo del complemento </w:t>
+            </w:r>
+            <w:r>
+              <w:rPr>
+                <w:rStyle w:val="Extranjerismo"/>
+              </w:rPr>
+              <w:t>Ghostwriter</w:t>
+            </w:r>
+            <w:r>
+              <w:t>, se muestra el proceso de instalación y configuración de la herramienta, permitiendo definir aspectos como el idioma, el tono, la extensión, el tipo de lenguaje y el modelo de inteligencia artificial que procesará las solicitudes. Asimismo, se destaca la importancia de formular instrucciones (</w:t>
+            </w:r>
+            <w:r>
+              <w:rPr>
+                <w:rStyle w:val="Extranjerismo"/>
+              </w:rPr>
+              <w:t>prompts</w:t>
+            </w:r>
+            <w:r>
+              <w:t xml:space="preserve">) claras y específicas para obtener resultados acordes con las necesidades del usuario. Como demostración, se genera una carta de reclamación con un tono profesional y respetuoso, evidenciando que estas herramientas facilitan la creación de documentos como cartas, currículums, excusas y otros textos en pocos segundos. En conclusión, el </w:t>
+            </w:r>
             <w:r>
               <w:lastRenderedPageBreak/>
-              <w:t xml:space="preserve">Para generar imágenes. Si de uso libre vamos a utilizar para el ejemplo este </w:t>
-            </w:r>
-            <w:proofErr w:type="spellStart"/>
-            <w:r>
-              <w:t>Ghost</w:t>
-            </w:r>
-            <w:proofErr w:type="spellEnd"/>
-            <w:r>
-              <w:t xml:space="preserve"> </w:t>
-            </w:r>
-            <w:proofErr w:type="spellStart"/>
-            <w:r>
-              <w:t>writer</w:t>
-            </w:r>
-            <w:proofErr w:type="spellEnd"/>
-            <w:r>
-              <w:t xml:space="preserve">, vamos a agregarlo simplemente este. Hay unos que son pagos que tienen que tener licenciado de Microsoft, otros que simplemente pues son gratis. Este funciona muy bien. Este </w:t>
-            </w:r>
-            <w:proofErr w:type="spellStart"/>
-            <w:r>
-              <w:t>Ghost</w:t>
-            </w:r>
-            <w:proofErr w:type="spellEnd"/>
-            <w:r>
-              <w:t xml:space="preserve"> </w:t>
-            </w:r>
-            <w:proofErr w:type="spellStart"/>
-            <w:r>
-              <w:t>writer</w:t>
-            </w:r>
-            <w:proofErr w:type="spellEnd"/>
-            <w:r>
-              <w:t xml:space="preserve"> entonces es muy simple.</w:t>
-            </w:r>
-          </w:p>
-          <w:p>
-            <w:r>
-              <w:t xml:space="preserve">Ya cuando lo instalamos aparece acá, entonces el loguito cuando instalamos el complemento y acá pues nos ayuda mucho a al </w:t>
-            </w:r>
-            <w:proofErr w:type="spellStart"/>
-            <w:r>
-              <w:t>prompt</w:t>
-            </w:r>
-            <w:proofErr w:type="spellEnd"/>
-            <w:r>
-              <w:t xml:space="preserve">. Entonces primero responder donde dentro del dentro del documento dentro de la caja, dentro de esta caja de la inteligencia artificial digámosle que dentro del documento o sea que lo inserte de una vez en el área de trabajo. Aquí hay unos tipos de agentes que pues que </w:t>
-            </w:r>
-            <w:proofErr w:type="spellStart"/>
-            <w:r>
-              <w:t>que</w:t>
-            </w:r>
-            <w:proofErr w:type="spellEnd"/>
-            <w:r>
-              <w:t xml:space="preserve"> trabajamos de acuerdo también a.</w:t>
-            </w:r>
-          </w:p>
-          <w:p>
-            <w:r>
-              <w:t xml:space="preserve">A nuestro perfil. Entonces mire que también eso es como una especie de asistente de un asistente de </w:t>
-            </w:r>
-            <w:proofErr w:type="spellStart"/>
-            <w:r>
-              <w:t>de</w:t>
-            </w:r>
-            <w:proofErr w:type="spellEnd"/>
-            <w:r>
-              <w:t xml:space="preserve"> </w:t>
-            </w:r>
-            <w:proofErr w:type="spellStart"/>
-            <w:r>
-              <w:t>de</w:t>
-            </w:r>
-            <w:proofErr w:type="spellEnd"/>
-            <w:r>
-              <w:t xml:space="preserve"> </w:t>
-            </w:r>
-            <w:proofErr w:type="spellStart"/>
-            <w:r>
-              <w:t>Prompt</w:t>
-            </w:r>
-            <w:proofErr w:type="spellEnd"/>
-            <w:r>
-              <w:t xml:space="preserve">. ¿Cierto, cómo quieres el lenguaje si lo quieres académico, argumentar o de negocio? Sí, yo en este momento, pues no sé, puede ser poético, persuasivo, narrativo. Bueno, hay una cantidad de </w:t>
-            </w:r>
-            <w:proofErr w:type="spellStart"/>
-            <w:r>
-              <w:t>de</w:t>
-            </w:r>
-            <w:proofErr w:type="spellEnd"/>
-            <w:r>
-              <w:t xml:space="preserve"> digamos que de tonos muy interesantes.</w:t>
-            </w:r>
-          </w:p>
-          <w:p>
-            <w:r>
-              <w:t xml:space="preserve">Vamos a ponerlo de negocios por decir algo así o bueno, no, más que el tono. ¿Este es como el </w:t>
-            </w:r>
-            <w:proofErr w:type="spellStart"/>
-            <w:r>
-              <w:t>el</w:t>
-            </w:r>
-            <w:proofErr w:type="spellEnd"/>
-            <w:r>
-              <w:t xml:space="preserve"> hacia dónde se va dirigido, cierto? Y este sí es el tono, si necesitamos un tono </w:t>
-            </w:r>
-            <w:proofErr w:type="spellStart"/>
-            <w:r>
-              <w:t>cool</w:t>
-            </w:r>
-            <w:proofErr w:type="spellEnd"/>
-            <w:r>
-              <w:t xml:space="preserve">, un tono fresco o tono clínico médico, si ya </w:t>
-            </w:r>
-            <w:proofErr w:type="spellStart"/>
-            <w:r>
-              <w:t>ya</w:t>
-            </w:r>
-            <w:proofErr w:type="spellEnd"/>
-            <w:r>
-              <w:t xml:space="preserve"> vamos mirando acá cosas dependiendo de lo que queremos, si lo queremos simpático, si lo queremos divertido, si lo queremos, en este caso serio.</w:t>
-            </w:r>
-          </w:p>
-          <w:p>
-            <w:r>
-              <w:lastRenderedPageBreak/>
-              <w:t xml:space="preserve">¿Y también podemos escoger, pues en cierta manera, algunos algunas otras opciones, sí, qué tan largo quieres que sea? ¿Quieres que sea conciso, muy puntual o medio? Sí, vamos a ponerlo medio o largo, cierto. ¿Y en qué idioma por defecto aparece inglés? Pues vamos a ponerlo entonces en español </w:t>
-            </w:r>
-            <w:proofErr w:type="spellStart"/>
-            <w:r>
-              <w:t>Spanish</w:t>
-            </w:r>
-            <w:proofErr w:type="spellEnd"/>
-            <w:r>
-              <w:t xml:space="preserve"> podemos acá tener otras </w:t>
-            </w:r>
-            <w:proofErr w:type="spellStart"/>
-            <w:r>
-              <w:t>otras</w:t>
-            </w:r>
-            <w:proofErr w:type="spellEnd"/>
-            <w:r>
-              <w:t xml:space="preserve"> configuraciones como pues.</w:t>
-            </w:r>
-          </w:p>
-          <w:p>
-            <w:r>
-              <w:t xml:space="preserve">¿El modelo qué tipo de modelo o cerebro queremos? Aquí están, lo aquí no están los </w:t>
-            </w:r>
-            <w:proofErr w:type="spellStart"/>
-            <w:r>
-              <w:t>los</w:t>
-            </w:r>
-            <w:proofErr w:type="spellEnd"/>
-            <w:r>
-              <w:t xml:space="preserve"> más digamos conocidos o utilizados, pero igual son muy poderosos. O sea, estamos hablando de </w:t>
-            </w:r>
-            <w:proofErr w:type="spellStart"/>
-            <w:r>
-              <w:t>de</w:t>
-            </w:r>
-            <w:proofErr w:type="spellEnd"/>
-            <w:r>
-              <w:t xml:space="preserve"> modelos de IBM. Estamos hablando nada más y nada menos que modelos de </w:t>
-            </w:r>
-            <w:proofErr w:type="spellStart"/>
-            <w:r>
-              <w:t>nvidia</w:t>
-            </w:r>
-            <w:proofErr w:type="spellEnd"/>
-            <w:r>
-              <w:t xml:space="preserve">. En fin, una cantidad de </w:t>
-            </w:r>
-            <w:proofErr w:type="spellStart"/>
-            <w:r>
-              <w:t>de</w:t>
-            </w:r>
-            <w:proofErr w:type="spellEnd"/>
-            <w:r>
-              <w:t xml:space="preserve"> modelos que </w:t>
-            </w:r>
-            <w:proofErr w:type="spellStart"/>
-            <w:proofErr w:type="gramStart"/>
-            <w:r>
-              <w:t>que</w:t>
-            </w:r>
-            <w:proofErr w:type="spellEnd"/>
-            <w:proofErr w:type="gramEnd"/>
-            <w:r>
-              <w:t xml:space="preserve"> pues nos o sea decir, es muy interesante.</w:t>
-            </w:r>
-          </w:p>
-          <w:p>
-            <w:r>
-              <w:t xml:space="preserve">Es muy interesante, pues como toda esta parte de cómo explorar, no es cierto. Entonces acá vamos a escribir nuestro </w:t>
-            </w:r>
-            <w:proofErr w:type="spellStart"/>
-            <w:r>
-              <w:t>prompt</w:t>
-            </w:r>
-            <w:proofErr w:type="spellEnd"/>
-            <w:r>
-              <w:t xml:space="preserve">. Sí, </w:t>
-            </w:r>
-            <w:proofErr w:type="gramStart"/>
-            <w:r>
-              <w:t>yo</w:t>
-            </w:r>
-            <w:proofErr w:type="gramEnd"/>
-            <w:r>
-              <w:t xml:space="preserve"> por ejemplo, voy a decir, redacta una carta de reclamación, voy a copiarlo y pégalo por acá, que ya lo tengo. Entonces voy a redactar una carta de reclamación a una empresa. Sí, acá ya habíamos dicho que esto acá nos </w:t>
-            </w:r>
-            <w:proofErr w:type="spellStart"/>
-            <w:r>
-              <w:t>nos</w:t>
-            </w:r>
-            <w:proofErr w:type="spellEnd"/>
-            <w:r>
-              <w:t xml:space="preserve"> ayuda mucho para el tipo de </w:t>
-            </w:r>
-            <w:proofErr w:type="spellStart"/>
-            <w:r>
-              <w:t>prompt</w:t>
-            </w:r>
-            <w:proofErr w:type="spellEnd"/>
-            <w:r>
-              <w:t xml:space="preserve"> o el tipo, pues de </w:t>
-            </w:r>
-            <w:proofErr w:type="spellStart"/>
-            <w:r>
-              <w:t>como</w:t>
-            </w:r>
-            <w:proofErr w:type="spellEnd"/>
-            <w:r>
-              <w:t xml:space="preserve"> ser más exactos en el </w:t>
-            </w:r>
-            <w:proofErr w:type="spellStart"/>
-            <w:r>
-              <w:t>prompt</w:t>
-            </w:r>
-            <w:proofErr w:type="spellEnd"/>
-            <w:r>
-              <w:t>.</w:t>
-            </w:r>
-          </w:p>
-          <w:p>
-            <w:r>
-              <w:t xml:space="preserve">Igual, pues yo lo puedo volver a utilizar mi </w:t>
-            </w:r>
-            <w:proofErr w:type="spellStart"/>
-            <w:r>
-              <w:t>prom</w:t>
-            </w:r>
-            <w:proofErr w:type="spellEnd"/>
-            <w:r>
-              <w:t xml:space="preserve">. Un tono firme pero muy educado y profesional. Sí. O sea, acá tenemos como todo lo que lo que lo que es la propuesta de los </w:t>
-            </w:r>
-            <w:proofErr w:type="spellStart"/>
-            <w:r>
-              <w:t>prom</w:t>
-            </w:r>
-            <w:proofErr w:type="spellEnd"/>
-            <w:r>
-              <w:t xml:space="preserve"> que hemos usado dentro del curso vamos a enviarlo. Y la inteligencia artificial empieza a hacer lo suyo. Entonces, son herramientas muy interesantes que nos ahorran muchísimo tiempo.</w:t>
-            </w:r>
-          </w:p>
-          <w:p>
-            <w:r>
-              <w:lastRenderedPageBreak/>
-              <w:t xml:space="preserve">Y pues que ya directamente se encuentra en el Word. Entonces vamos a </w:t>
-            </w:r>
-            <w:proofErr w:type="spellStart"/>
-            <w:r>
-              <w:t>a</w:t>
-            </w:r>
-            <w:proofErr w:type="spellEnd"/>
-            <w:r>
-              <w:t xml:space="preserve"> 1 carta dirigida al servicio al cliente y pues toda la parte de </w:t>
-            </w:r>
-            <w:proofErr w:type="spellStart"/>
-            <w:r>
-              <w:t>de</w:t>
-            </w:r>
-            <w:proofErr w:type="spellEnd"/>
-            <w:r>
-              <w:t xml:space="preserve"> la de la de la reclamación o la Carta. Entonces podemos servir para. ¿Podemos utilizarlo entonces para redactar una carta, por ejemplo, una excusa o una carta de presentación o </w:t>
-            </w:r>
-            <w:proofErr w:type="spellStart"/>
-            <w:r>
-              <w:t>o</w:t>
-            </w:r>
-            <w:proofErr w:type="spellEnd"/>
-            <w:r>
-              <w:t xml:space="preserve"> hacer nuestro currículum, cierto, entonces?</w:t>
-            </w:r>
-          </w:p>
-          <w:p>
-            <w:r>
-              <w:t xml:space="preserve">Todo depende del </w:t>
-            </w:r>
-            <w:proofErr w:type="spellStart"/>
-            <w:r>
-              <w:t>prompt</w:t>
-            </w:r>
-            <w:proofErr w:type="spellEnd"/>
-            <w:r>
-              <w:t xml:space="preserve"> que nosotros podamos hacer.</w:t>
+              <w:t>uso de agentes de IA integrados en Word optimiza la productividad, reduce el tiempo de redacción y mejora la calidad de los documentos mediante la automatización de tareas de escritura.</w:t>
             </w:r>
           </w:p>
         </w:tc>
       </w:tr>
     </w:tbl>
-    <w:p/>
     <w:p>
       <w:pPr>
         <w:pStyle w:val="Ttulo5"/>
@@ -8144,6 +7307,7 @@
         <w:ind w:left="993"/>
       </w:pPr>
       <w:r>
+        <w:lastRenderedPageBreak/>
         <w:t>Excel: análisis, visualización y automatización (modo agente)</w:t>
       </w:r>
     </w:p>
@@ -8228,7 +7392,6 @@
         <w:rPr>
           <w:lang w:val="es-419" w:eastAsia="es-CO"/>
         </w:rPr>
-        <w:lastRenderedPageBreak/>
         <w:t>Resultado: la IA genera un análisis automatizado y una estructura visual de apoyo para facilitar la toma de decisiones relacionadas con la oferta académica.</w:t>
       </w:r>
     </w:p>
@@ -8255,6 +7418,7 @@
         <w:ind w:left="993"/>
       </w:pPr>
       <w:r>
+        <w:lastRenderedPageBreak/>
         <w:t>PowerPoint: generación de presentaciones de alto impacto</w:t>
       </w:r>
     </w:p>
@@ -8287,6 +7451,7 @@
     <w:p>
       <w:pPr>
         <w:pStyle w:val="Video"/>
+        <w:ind w:left="709" w:hanging="283"/>
       </w:pPr>
       <w:r>
         <w:t>Complementos y la IA en PowerPoint</w:t>
@@ -8370,13 +7535,27 @@
         <w:ind w:firstLine="0"/>
         <w:jc w:val="center"/>
       </w:pPr>
-      <w:hyperlink r:id="rId16">
+      <w:hyperlink r:id="rId16" w:history="1">
         <w:r>
           <w:rPr>
             <w:rStyle w:val="Hipervnculo"/>
             <w:b/>
           </w:rPr>
-          <w:t>Enlace de reproducción del video</w:t>
+          <w:t>Enlace de rep</w:t>
+        </w:r>
+        <w:r>
+          <w:rPr>
+            <w:rStyle w:val="Hipervnculo"/>
+            <w:b/>
+          </w:rPr>
+          <w:t>r</w:t>
+        </w:r>
+        <w:r>
+          <w:rPr>
+            <w:rStyle w:val="Hipervnculo"/>
+            <w:b/>
+          </w:rPr>
+          <w:t>oducción del video</w:t>
         </w:r>
       </w:hyperlink>
     </w:p>
@@ -8429,407 +7608,16 @@
           </w:tcPr>
           <w:p>
             <w:r>
-              <w:t>Ahora vamos a mirar todo lo que es la parte de complementos. Es una es bien interesante este asunto porque básicamente es maximizar o ampliar las funcionalidades de PowerPoint. Los complementos están para muchas aplicaciones, en este caso la suite Office.</w:t>
-            </w:r>
-          </w:p>
-          <w:p>
-            <w:r>
-              <w:t>¿365 que hay complementos para Excel? ¿Para Word? Y bueno, obviamente, pues vamos a potenciar mucho, mucho el uso de PowerPoint. Esto es una herramienta que también hay que explorar. Todos los días salen complementos nuevos. Estos son programadores o empresas que van produciendo nuevas funcionalidades que se van integrando.</w:t>
-            </w:r>
-          </w:p>
-          <w:p>
-            <w:r>
-              <w:t xml:space="preserve">A diferencia, en videos anteriores vimos que </w:t>
-            </w:r>
-            <w:proofErr w:type="gramStart"/>
-            <w:r>
-              <w:t>habían</w:t>
-            </w:r>
-            <w:proofErr w:type="gramEnd"/>
-            <w:r>
-              <w:t xml:space="preserve"> recursos web donde debíamos de ir a esas páginas a esas web y traer esos recursos para incrustarlos a </w:t>
-            </w:r>
-            <w:proofErr w:type="spellStart"/>
-            <w:r>
-              <w:t>a</w:t>
-            </w:r>
-            <w:proofErr w:type="spellEnd"/>
-            <w:r>
-              <w:t xml:space="preserve"> PowerPoint. En este caso es mucho más poderoso porque vamos a instalar componentes dentro de PowerPoint, o sea que no necesitamos ir o salirnos de la aplicación para generar, por ejemplo, imágenes, vamos a empezar.</w:t>
-            </w:r>
-          </w:p>
-          <w:p>
-            <w:r>
-              <w:t xml:space="preserve">Por un </w:t>
-            </w:r>
-            <w:proofErr w:type="spellStart"/>
-            <w:r>
-              <w:t>un</w:t>
-            </w:r>
-            <w:proofErr w:type="spellEnd"/>
-            <w:r>
-              <w:t xml:space="preserve"> complemento muy interesante llamado Excel y es un stock de fotos. O sea, no tenemos que ir a otra a otra página web para traer nuestras fotos. Vamos a vamos a aquí a continuar y aquí está. Entonces, por ejemplo, la herramienta está aquí en la cinta insertar.</w:t>
-            </w:r>
-          </w:p>
-          <w:p>
-            <w:r>
-              <w:t xml:space="preserve">Al darle clic en open </w:t>
-            </w:r>
-            <w:proofErr w:type="spellStart"/>
-            <w:r>
-              <w:t>pexel</w:t>
-            </w:r>
-            <w:proofErr w:type="spellEnd"/>
-            <w:r>
-              <w:t xml:space="preserve">, pues nos va a abrir acá un buscador de imágenes. Vamos a </w:t>
-            </w:r>
-            <w:proofErr w:type="gramStart"/>
-            <w:r>
-              <w:t>buscar</w:t>
-            </w:r>
-            <w:proofErr w:type="gramEnd"/>
-            <w:r>
-              <w:t xml:space="preserve"> por ejemplo, planeta tierra, por decirlo de alguna, por poner algún </w:t>
+              <w:t xml:space="preserve">El video presenta cómo los complementos de inteligencia artificial pueden integrarse en Microsoft PowerPoint para facilitar la creación de presentaciones más </w:t>
             </w:r>
             <w:r>
               <w:lastRenderedPageBreak/>
-              <w:t>ejemplo, y nos va a traer entonces pues toda una serie de imágenes muy bonitas sobre nuestro planeta acá entonces seleccionamos una decimos que de qué tamaño pongamos la.</w:t>
-            </w:r>
-          </w:p>
-          <w:p>
-            <w:r>
-              <w:t xml:space="preserve">La normal medio y la vamos a poner acá, sí, entonces miren que son unas imágenes muy bonitas. ¿Lo que queramos lo </w:t>
-            </w:r>
-            <w:proofErr w:type="spellStart"/>
-            <w:r>
-              <w:t>lo</w:t>
-            </w:r>
-            <w:proofErr w:type="spellEnd"/>
-            <w:r>
-              <w:t xml:space="preserve"> buscamos, sí, y pues le aplicamos todo lo que lo que ya hemos aprendido en el curso, </w:t>
-            </w:r>
-            <w:proofErr w:type="gramStart"/>
-            <w:r>
-              <w:t>no?</w:t>
-            </w:r>
-            <w:proofErr w:type="gramEnd"/>
-          </w:p>
-          <w:p>
-            <w:r>
-              <w:t xml:space="preserve">Entonces mire que </w:t>
-            </w:r>
-            <w:proofErr w:type="spellStart"/>
-            <w:r>
-              <w:t>que</w:t>
-            </w:r>
-            <w:proofErr w:type="spellEnd"/>
-            <w:r>
-              <w:t xml:space="preserve"> </w:t>
-            </w:r>
-            <w:proofErr w:type="spellStart"/>
-            <w:r>
-              <w:t>que</w:t>
-            </w:r>
-            <w:proofErr w:type="spellEnd"/>
-            <w:r>
-              <w:t xml:space="preserve"> ya estamos inmersos ahí. Vamos a mirar otro complemento. Esto también, como les decía, es un asunto de </w:t>
-            </w:r>
-            <w:proofErr w:type="spellStart"/>
-            <w:r>
-              <w:t>de</w:t>
-            </w:r>
-            <w:proofErr w:type="spellEnd"/>
-            <w:r>
-              <w:t xml:space="preserve"> explorar, de explorar mucho, para que vamos a mirar, por ejemplo, las funcionalidades de inteligencia artificial, que son bien interesantes. Vamos a ver qué hay para PowerPoint.</w:t>
-            </w:r>
-          </w:p>
-          <w:p>
-            <w:r>
-              <w:t xml:space="preserve">Podemos mirar acá que hay complementos para otras aplicaciones para videos. Bueno, tenemos también herramientas de chat </w:t>
-            </w:r>
-            <w:proofErr w:type="spellStart"/>
-            <w:r>
-              <w:t>chipitín</w:t>
-            </w:r>
-            <w:proofErr w:type="spellEnd"/>
-            <w:r>
-              <w:t xml:space="preserve">, por ejemplo, esta es muy buena, ahorita la vamos a mirar. Tenemos un </w:t>
-            </w:r>
-            <w:proofErr w:type="spellStart"/>
-            <w:r>
-              <w:t>copilot</w:t>
-            </w:r>
-            <w:proofErr w:type="spellEnd"/>
-            <w:r>
-              <w:t xml:space="preserve"> también de inteligencia artificial para PowerPoint, un </w:t>
-            </w:r>
-            <w:proofErr w:type="spellStart"/>
-            <w:r>
-              <w:t>un</w:t>
-            </w:r>
-            <w:proofErr w:type="spellEnd"/>
-            <w:r>
-              <w:t xml:space="preserve"> </w:t>
-            </w:r>
-            <w:proofErr w:type="spellStart"/>
-            <w:r>
-              <w:t>timer</w:t>
-            </w:r>
-            <w:proofErr w:type="spellEnd"/>
-            <w:r>
-              <w:t>, un, un.</w:t>
-            </w:r>
-          </w:p>
-          <w:p>
-            <w:r>
-              <w:t xml:space="preserve">Un reloj que cuenta, pues cuánto dura </w:t>
-            </w:r>
-            <w:proofErr w:type="gramStart"/>
-            <w:r>
-              <w:t>nuestro nuestra presentación</w:t>
-            </w:r>
-            <w:proofErr w:type="gramEnd"/>
-            <w:r>
-              <w:t xml:space="preserve"> y todas las utilidades, inclusive pues de </w:t>
-            </w:r>
-            <w:proofErr w:type="spellStart"/>
-            <w:r>
-              <w:t>de</w:t>
-            </w:r>
-            <w:proofErr w:type="spellEnd"/>
-            <w:r>
-              <w:t xml:space="preserve"> lo que es, pues para para generar imágenes o ideas vamos a mirar acá vamos a buscar acá algo, vamos a ver si lo encontramos.</w:t>
-            </w:r>
-          </w:p>
-          <w:p>
-            <w:r>
-              <w:t xml:space="preserve">Generar gratitud de imágenes. Vamos a mirar, vamos a probar este, vamos a agregarlo, vamos a continuar, esperamos un momento y nos pone acá. I a </w:t>
-            </w:r>
-            <w:proofErr w:type="spellStart"/>
-            <w:r>
-              <w:t>Images</w:t>
-            </w:r>
-            <w:proofErr w:type="spellEnd"/>
-            <w:r>
-              <w:t xml:space="preserve"> voy a insertar una diapositiva nueva para probar esta herramienta.</w:t>
-            </w:r>
-          </w:p>
-          <w:p>
-            <w:r>
-              <w:lastRenderedPageBreak/>
-              <w:t xml:space="preserve">¿Y ponemos entonces, por ejemplo, por ejemplo, acá yo puse un </w:t>
-            </w:r>
-            <w:proofErr w:type="spellStart"/>
-            <w:r>
-              <w:t>prom</w:t>
-            </w:r>
-            <w:proofErr w:type="spellEnd"/>
-            <w:r>
-              <w:t xml:space="preserve">, cierto? Acá escribimos el </w:t>
-            </w:r>
-            <w:proofErr w:type="spellStart"/>
-            <w:r>
-              <w:t>prom</w:t>
-            </w:r>
-            <w:proofErr w:type="spellEnd"/>
-            <w:r>
-              <w:t xml:space="preserve"> y le decimos quiero que generes un perro </w:t>
-            </w:r>
-            <w:proofErr w:type="spellStart"/>
-            <w:r>
-              <w:t>pug</w:t>
-            </w:r>
-            <w:proofErr w:type="spellEnd"/>
-            <w:r>
-              <w:t xml:space="preserve"> vestido de bombero estilo realista con un fondo de camión de bomberos y el automáticamente pues al rato me lo va a generar a partir de los </w:t>
-            </w:r>
-            <w:proofErr w:type="spellStart"/>
-            <w:r>
-              <w:t>prom</w:t>
-            </w:r>
-            <w:proofErr w:type="spellEnd"/>
-            <w:r>
-              <w:t xml:space="preserve"> que los colocamos acá, sí.</w:t>
-            </w:r>
-          </w:p>
-          <w:p>
-            <w:r>
-              <w:t xml:space="preserve">Entonces simplemente le damos insertar y ya podríamos observar nuestra imagen que </w:t>
-            </w:r>
-            <w:proofErr w:type="spellStart"/>
-            <w:r>
-              <w:t>que</w:t>
-            </w:r>
-            <w:proofErr w:type="spellEnd"/>
-            <w:r>
-              <w:t xml:space="preserve"> le solicitamos a Laia que nos genere. Sí decimos que </w:t>
-            </w:r>
-            <w:proofErr w:type="spellStart"/>
-            <w:proofErr w:type="gramStart"/>
-            <w:r>
-              <w:t>que</w:t>
-            </w:r>
-            <w:proofErr w:type="spellEnd"/>
-            <w:proofErr w:type="gramEnd"/>
-            <w:r>
-              <w:t xml:space="preserve"> </w:t>
-            </w:r>
-            <w:proofErr w:type="spellStart"/>
-            <w:r>
-              <w:t>si</w:t>
-            </w:r>
-            <w:proofErr w:type="spellEnd"/>
-            <w:r>
-              <w:t xml:space="preserve"> que lo genere de nuevo y nos genera otra con el mismo </w:t>
-            </w:r>
-            <w:proofErr w:type="spellStart"/>
-            <w:r>
-              <w:t>prom</w:t>
-            </w:r>
-            <w:proofErr w:type="spellEnd"/>
-            <w:r>
-              <w:t xml:space="preserve">, pues obviamente va a ser parecido porque es con el mismo </w:t>
-            </w:r>
-            <w:proofErr w:type="spellStart"/>
-            <w:r>
-              <w:t>promp</w:t>
-            </w:r>
-            <w:proofErr w:type="spellEnd"/>
-            <w:r>
-              <w:t xml:space="preserve"> ya de acuerdo como a los a la ingeniería de </w:t>
-            </w:r>
-            <w:proofErr w:type="spellStart"/>
-            <w:r>
-              <w:t>promp</w:t>
-            </w:r>
-            <w:proofErr w:type="spellEnd"/>
-            <w:r>
-              <w:t xml:space="preserve">, pues ya van, van </w:t>
-            </w:r>
-            <w:proofErr w:type="spellStart"/>
-            <w:r>
-              <w:t>van</w:t>
-            </w:r>
-            <w:proofErr w:type="spellEnd"/>
-            <w:r>
-              <w:t xml:space="preserve"> generando como imágenes.</w:t>
-            </w:r>
-          </w:p>
-          <w:p>
-            <w:r>
-              <w:t xml:space="preserve">Ahora hay otras cuestiones mucho más poderosas. Por ejemplo, vamos a utilizar esta herramienta para no </w:t>
-            </w:r>
-            <w:proofErr w:type="spellStart"/>
-            <w:r>
-              <w:t>no</w:t>
-            </w:r>
-            <w:proofErr w:type="spellEnd"/>
-            <w:r>
-              <w:t xml:space="preserve"> generar solamente, pues por decir algo imágenes, sino que una diapositiva completa no es </w:t>
-            </w:r>
-            <w:proofErr w:type="gramStart"/>
-            <w:r>
-              <w:t>cierto</w:t>
-            </w:r>
-            <w:proofErr w:type="gramEnd"/>
-            <w:r>
-              <w:t>. Entonces vamos a mirar acá, yo ya instalé esta GPT Ford para.</w:t>
-            </w:r>
-          </w:p>
-          <w:p>
-            <w:r>
-              <w:t xml:space="preserve">Está GPT para PowerPoint y vamos entonces a </w:t>
-            </w:r>
-            <w:proofErr w:type="spellStart"/>
-            <w:r>
-              <w:t>a</w:t>
-            </w:r>
-            <w:proofErr w:type="spellEnd"/>
-            <w:r>
-              <w:t xml:space="preserve"> dar una nueva presentación. Vamos a crear desde </w:t>
-            </w:r>
-            <w:proofErr w:type="spellStart"/>
-            <w:r>
-              <w:t>desde</w:t>
-            </w:r>
-            <w:proofErr w:type="spellEnd"/>
-            <w:r>
-              <w:t xml:space="preserve"> el tema como tal hay varias opciones y aquí pues agregamos el pro. Entonces generar una presentación que.</w:t>
-            </w:r>
-          </w:p>
-          <w:p>
-            <w:r>
-              <w:t>Escriba y muestre la belleza del planeta Tierra que ayude a generar conciencia para el cuidado de la vida y las especies, pongamos acá generar conciencia.</w:t>
-            </w:r>
-          </w:p>
-          <w:p>
-            <w:r>
-              <w:t xml:space="preserve">Humana y política para el cuidado de la vida y las especies. Vamos, entonces hay otras, hay otra. Hay unos ejemplos de clima de cambio climático, el </w:t>
-            </w:r>
-            <w:proofErr w:type="spellStart"/>
-            <w:r>
-              <w:t>el</w:t>
-            </w:r>
-            <w:proofErr w:type="spellEnd"/>
-            <w:r>
-              <w:t xml:space="preserve"> idioma, el </w:t>
-            </w:r>
-            <w:r>
-              <w:lastRenderedPageBreak/>
-              <w:t>contenido que sea corto o detallado, pongámoslo detallado las imágenes podemos generar de la I a, pero pongamos que las traiga de.</w:t>
-            </w:r>
-          </w:p>
-          <w:p>
-            <w:r>
-              <w:t xml:space="preserve">¿De </w:t>
-            </w:r>
-            <w:proofErr w:type="spellStart"/>
-            <w:r>
-              <w:t>de</w:t>
-            </w:r>
-            <w:proofErr w:type="spellEnd"/>
-            <w:r>
-              <w:t xml:space="preserve"> acá, de un repositorio para que no gastemos muchos, muchos recursos en I a tono y estilo, si lo queremos, entusiasmo persuasivo, todo lo que configurar, esa, </w:t>
-            </w:r>
-            <w:proofErr w:type="gramStart"/>
-            <w:r>
-              <w:t>esa I a igual, si queremos un proyecto educativo, una presentación comercial, vamos a continuar acá, nos pide entonces o nos da, nos sugiere, pues una plantilla podríamos utilizar, qué sé yo?</w:t>
-            </w:r>
-            <w:proofErr w:type="gramEnd"/>
-          </w:p>
-          <w:p>
-            <w:r>
-              <w:t xml:space="preserve">Damos esta </w:t>
-            </w:r>
-            <w:proofErr w:type="spellStart"/>
-            <w:r>
-              <w:t>neglita</w:t>
-            </w:r>
-            <w:proofErr w:type="spellEnd"/>
-            <w:r>
-              <w:t xml:space="preserve"> y vamos a continuar. Él entonces empieza a generar, es más como le dijimos que como le dijimos que era detallada, pues él se va a demorar un poquito. ¿Voy entonces a pausar el vídeo? Pues para que no nos demoremos mucho o K después de unos minutos, pues ya nos da acá un esquema podemos.</w:t>
-            </w:r>
-          </w:p>
-          <w:p>
-            <w:r>
-              <w:t>De eliminarlo en este caso, pues vamos a aceptar todo y vamos a darle continuar. Y él sigue, pues la segunda parte que ya es generar las diapositivas, como podemos observar, nos sin nosotros escribir nada, él nos, pues nos generó todo unas diapositivas súper Lindas y con un contenido muy interesante.</w:t>
-            </w:r>
-          </w:p>
-          <w:p>
-            <w:r>
-              <w:t>Fin del vídeo, 321.</w:t>
+              <w:t>dinámicas y profesionales. Se explica que estas herramientas permiten generar texto, diseñar diapositivas, crear imágenes, resumir información y mejorar la organización del contenido mediante instrucciones en lenguaje natural. Además, se destaca que el uso de la IA reduce el tiempo de elaboración de las presentaciones, optimiza la productividad y favorece la creación de materiales visualmente atractivos sin requerir conocimientos avanzados de diseño. En conclusión, los complementos de IA representan un apoyo valioso para agilizar el trabajo y mejorar la calidad de las presentaciones.</w:t>
             </w:r>
           </w:p>
         </w:tc>
       </w:tr>
     </w:tbl>
-    <w:p>
-      <w:pPr>
-        <w:rPr>
-          <w:lang w:val="es-419" w:eastAsia="es-CO"/>
-        </w:rPr>
-      </w:pPr>
-    </w:p>
     <w:p>
       <w:pPr>
         <w:pStyle w:val="Ttulo4"/>
@@ -8840,6 +7628,7 @@
         <w:ind w:left="993"/>
       </w:pPr>
       <w:r>
+        <w:lastRenderedPageBreak/>
         <w:t>Agentes IA en ambiente Google</w:t>
       </w:r>
     </w:p>
@@ -8880,7 +7669,6 @@
         <w:rPr>
           <w:lang w:val="es-419" w:eastAsia="es-CO"/>
         </w:rPr>
-        <w:lastRenderedPageBreak/>
         <w:t xml:space="preserve">Aunque numerosas organizaciones priorizan entornos Microsoft, la flexibilidad de Google permite que la IA funcione como un agente de ejecución inmediata, transformando aplicaciones como </w:t>
       </w:r>
       <w:proofErr w:type="spellStart"/>
@@ -8895,21 +7683,7 @@
         <w:rPr>
           <w:lang w:val="es-419" w:eastAsia="es-CO"/>
         </w:rPr>
-        <w:t xml:space="preserve"> o </w:t>
-      </w:r>
-      <w:proofErr w:type="spellStart"/>
-      <w:r>
-        <w:rPr>
-          <w:lang w:val="es-419" w:eastAsia="es-CO"/>
-        </w:rPr>
-        <w:t>Sheets</w:t>
-      </w:r>
-      <w:proofErr w:type="spellEnd"/>
-      <w:r>
-        <w:rPr>
-          <w:lang w:val="es-419" w:eastAsia="es-CO"/>
-        </w:rPr>
-        <w:t xml:space="preserve"> en espacios de procesamiento de lenguaje natural y análisis avanzado.</w:t>
+        <w:t xml:space="preserve"> o Sheets en espacios de procesamiento de lenguaje natural y análisis avanzado.</w:t>
       </w:r>
     </w:p>
     <w:p>
@@ -8928,25 +7702,13 @@
         <w:rPr>
           <w:rStyle w:val="Ttulo4Car"/>
         </w:rPr>
-        <w:t>Extensiones y complementos especializados</w:t>
-      </w:r>
-      <w:r>
-        <w:rPr>
-          <w:rStyle w:val="Ttulo4Car"/>
-        </w:rPr>
-        <w:t>.</w:t>
-      </w:r>
-      <w:r>
-        <w:rPr>
-          <w:lang w:val="es-419" w:eastAsia="es-CO"/>
-        </w:rPr>
-        <w:t xml:space="preserve"> </w:t>
-      </w:r>
-      <w:r>
-        <w:rPr>
-          <w:lang w:val="es-419" w:eastAsia="es-CO"/>
-        </w:rPr>
-        <w:t>La siguiente relación presenta algunas herramientas destacadas dentro del entorno Google:</w:t>
+        <w:t>Extensiones y complementos especializados.</w:t>
+      </w:r>
+      <w:r>
+        <w:rPr>
+          <w:lang w:val="es-419" w:eastAsia="es-CO"/>
+        </w:rPr>
+        <w:t xml:space="preserve"> La siguiente relación presenta algunas herramientas destacadas dentro del entorno Google:</w:t>
       </w:r>
     </w:p>
     <w:p>
@@ -8961,21 +7723,12 @@
           <w:lang w:val="es-419" w:eastAsia="es-CO"/>
         </w:rPr>
       </w:pPr>
-      <w:proofErr w:type="spellStart"/>
       <w:r>
         <w:rPr>
           <w:rStyle w:val="Ttulo5Car"/>
           <w:lang w:val="en-US"/>
         </w:rPr>
-        <w:t>ChatGPT</w:t>
-      </w:r>
-      <w:proofErr w:type="spellEnd"/>
-      <w:r>
-        <w:rPr>
-          <w:rStyle w:val="Ttulo5Car"/>
-          <w:lang w:val="en-US"/>
-        </w:rPr>
-        <w:t xml:space="preserve"> </w:t>
+        <w:t xml:space="preserve">ChatGPT </w:t>
       </w:r>
       <w:proofErr w:type="gramStart"/>
       <w:r>
@@ -9043,14 +7796,8 @@
           <w:rStyle w:val="Ttulo5Car"/>
           <w:lang w:val="en-US"/>
         </w:rPr>
-        <w:t>AI for Sheets Gemini GPT</w:t>
-      </w:r>
-      <w:r>
-        <w:rPr>
-          <w:rStyle w:val="Ttulo5Car"/>
-          <w:lang w:val="en-US"/>
-        </w:rPr>
-        <w:t>.</w:t>
+        <w:lastRenderedPageBreak/>
+        <w:t>AI for Sheets Gemini GPT.</w:t>
       </w:r>
       <w:r>
         <w:rPr>
@@ -9082,17 +7829,8 @@
           <w:rStyle w:val="Extranjerismo"/>
           <w:lang w:val="es-419" w:eastAsia="es-CO"/>
         </w:rPr>
-        <w:t xml:space="preserve">Software as a </w:t>
-      </w:r>
-      <w:proofErr w:type="spellStart"/>
-      <w:r>
-        <w:rPr>
-          <w:rStyle w:val="Extranjerismo"/>
-          <w:lang w:val="es-419" w:eastAsia="es-CO"/>
-        </w:rPr>
-        <w:t>Service</w:t>
-      </w:r>
-      <w:proofErr w:type="spellEnd"/>
+        <w:t>Software as a Service</w:t>
+      </w:r>
       <w:r>
         <w:rPr>
           <w:lang w:val="es-419" w:eastAsia="es-CO"/>
@@ -9164,56 +7902,74 @@
         <w:rPr>
           <w:lang w:val="es-419" w:eastAsia="es-CO"/>
         </w:rPr>
-        <w:t xml:space="preserve">, donde el resultado generado por la IA no se limita a texto descriptivo, sino que produce acciones estructuradas capaces de organizar, clasificar y jerarquizar información dentro de los </w:t>
-      </w:r>
-      <w:r>
-        <w:rPr>
-          <w:lang w:val="es-419" w:eastAsia="es-CO"/>
-        </w:rPr>
+        <w:t>, donde el resultado generado por la IA no se limita a texto descriptivo, sino que produce acciones estructuradas capaces de organizar, clasificar y jerarquizar información dentro de los archivos. En el siguiente video, se presenta el uso de agentes IA aplicados al entorno de Google Sheets para automatizar procesos y fortalecer el análisis de datos.</w:t>
+      </w:r>
+    </w:p>
+    <w:p>
+      <w:pPr>
+        <w:rPr>
+          <w:lang w:val="es-419" w:eastAsia="es-CO"/>
+        </w:rPr>
+      </w:pPr>
+    </w:p>
+    <w:p>
+      <w:pPr>
+        <w:rPr>
+          <w:lang w:val="es-419" w:eastAsia="es-CO"/>
+        </w:rPr>
+      </w:pPr>
+    </w:p>
+    <w:p>
+      <w:pPr>
+        <w:rPr>
+          <w:lang w:val="es-419" w:eastAsia="es-CO"/>
+        </w:rPr>
+      </w:pPr>
+    </w:p>
+    <w:p>
+      <w:pPr>
+        <w:rPr>
+          <w:lang w:val="es-419" w:eastAsia="es-CO"/>
+        </w:rPr>
+      </w:pPr>
+    </w:p>
+    <w:p>
+      <w:pPr>
+        <w:rPr>
+          <w:lang w:val="es-419" w:eastAsia="es-CO"/>
+        </w:rPr>
+      </w:pPr>
+    </w:p>
+    <w:p>
+      <w:pPr>
+        <w:rPr>
+          <w:lang w:val="es-419" w:eastAsia="es-CO"/>
+        </w:rPr>
+      </w:pPr>
+    </w:p>
+    <w:p>
+      <w:pPr>
+        <w:pStyle w:val="Video"/>
+        <w:ind w:left="709"/>
+        <w:rPr>
+          <w:noProof/>
+        </w:rPr>
+      </w:pPr>
+      <w:r>
         <w:lastRenderedPageBreak/>
-        <w:t xml:space="preserve">archivos. En el siguiente video, se presenta el uso de agentes IA aplicados al entorno de Google </w:t>
-      </w:r>
-      <w:proofErr w:type="spellStart"/>
-      <w:r>
-        <w:rPr>
-          <w:lang w:val="es-419" w:eastAsia="es-CO"/>
-        </w:rPr>
-        <w:t>Sheets</w:t>
-      </w:r>
-      <w:proofErr w:type="spellEnd"/>
-      <w:r>
-        <w:rPr>
-          <w:lang w:val="es-419" w:eastAsia="es-CO"/>
-        </w:rPr>
-        <w:t xml:space="preserve"> para automatizar procesos y fortalecer el análisis de datos.</w:t>
-      </w:r>
-    </w:p>
-    <w:p>
-      <w:pPr>
-        <w:pStyle w:val="Video"/>
+        <w:t>Uso de agentes IA en Google Sheets</w:t>
+      </w:r>
+    </w:p>
+    <w:p>
+      <w:pPr>
+        <w:jc w:val="center"/>
+      </w:pPr>
+      <w:r>
         <w:rPr>
           <w:noProof/>
         </w:rPr>
-      </w:pPr>
-      <w:r>
-        <w:t xml:space="preserve">Uso de agentes IA en Google </w:t>
-      </w:r>
-      <w:proofErr w:type="spellStart"/>
-      <w:r>
-        <w:t>Sheets</w:t>
-      </w:r>
-      <w:proofErr w:type="spellEnd"/>
-    </w:p>
-    <w:p>
-      <w:pPr>
-        <w:jc w:val="center"/>
-      </w:pPr>
-      <w:r>
-        <w:rPr>
-          <w:noProof/>
-        </w:rPr>
         <w:drawing>
-          <wp:inline distT="0" distB="0" distL="0" distR="0" wp14:anchorId="4757389A" wp14:editId="4FDD0C47">
+          <wp:inline distT="0" distB="0" distL="0" distR="0" wp14:anchorId="4757389A" wp14:editId="261B7E35">
             <wp:extent cx="4680000" cy="2632500"/>
             <wp:effectExtent l="0" t="0" r="6350" b="0"/>
             <wp:docPr id="11" name="Imagen 11">
@@ -9285,7 +8041,21 @@
             <w:rStyle w:val="Hipervnculo"/>
             <w:b/>
           </w:rPr>
-          <w:t>Enlace de reproducción del video</w:t>
+          <w:t>Enlace de re</w:t>
+        </w:r>
+        <w:r>
+          <w:rPr>
+            <w:rStyle w:val="Hipervnculo"/>
+            <w:b/>
+          </w:rPr>
+          <w:t>p</w:t>
+        </w:r>
+        <w:r>
+          <w:rPr>
+            <w:rStyle w:val="Hipervnculo"/>
+            <w:b/>
+          </w:rPr>
+          <w:t>roducción del video</w:t>
         </w:r>
       </w:hyperlink>
     </w:p>
@@ -9326,16 +8096,8 @@
               <w:rPr>
                 <w:b/>
               </w:rPr>
-              <w:t xml:space="preserve">Uso de agentes IA en Google </w:t>
-            </w:r>
-            <w:proofErr w:type="spellStart"/>
-            <w:r>
-              <w:rPr>
-                <w:b/>
-              </w:rPr>
-              <w:t>Sheets</w:t>
-            </w:r>
-            <w:proofErr w:type="spellEnd"/>
+              <w:t>Uso de agentes IA en Google Sheets</w:t>
+            </w:r>
           </w:p>
         </w:tc>
       </w:tr>
@@ -9346,425 +8108,7 @@
           </w:tcPr>
           <w:p>
             <w:r>
-              <w:t xml:space="preserve">321. Vamos entonces a probar inteligencias artificiales, no solamente en el en el ecosistema de Microsoft. En este caso tenemos una hoja en línea de Google </w:t>
-            </w:r>
-            <w:proofErr w:type="spellStart"/>
-            <w:r>
-              <w:t>Sheets</w:t>
-            </w:r>
-            <w:proofErr w:type="spellEnd"/>
-            <w:r>
-              <w:t xml:space="preserve"> donde podríamos aplicar ellos de forma nativa. ¿En cierta manera ya tienen unas </w:t>
-            </w:r>
-            <w:proofErr w:type="spellStart"/>
-            <w:r>
-              <w:t>unas</w:t>
-            </w:r>
-            <w:proofErr w:type="spellEnd"/>
-            <w:r>
-              <w:t xml:space="preserve"> habilidades de inteligencia artificial, cierto?</w:t>
-            </w:r>
-          </w:p>
-          <w:p>
-            <w:r>
-              <w:t xml:space="preserve">Donde nos autocompletan nos sugieren fórmulas si nos </w:t>
-            </w:r>
-            <w:proofErr w:type="spellStart"/>
-            <w:r>
-              <w:t>nos</w:t>
-            </w:r>
-            <w:proofErr w:type="spellEnd"/>
-            <w:r>
-              <w:t xml:space="preserve"> sugieren chips desplegables, tablas, etcétera. Es decir, Google chips ha avanzado mucho en la integración de la inteligencia artificial con su motor, pues nativo que es </w:t>
-            </w:r>
-            <w:proofErr w:type="spellStart"/>
-            <w:r>
-              <w:t>gemini</w:t>
-            </w:r>
-            <w:proofErr w:type="spellEnd"/>
-            <w:r>
-              <w:t xml:space="preserve">. Pero </w:t>
-            </w:r>
-            <w:r>
-              <w:lastRenderedPageBreak/>
-              <w:t>adicional podríamos instalarle unas extensiones. Lo que para Office se llama complemento para para el ecosistema Google lo llaman extensiones.</w:t>
-            </w:r>
-          </w:p>
-          <w:p>
-            <w:r>
-              <w:t xml:space="preserve">Simplemente le damos a ir a hacer clic en gestionar complementos y vamos a buscar un complemento. Puede ser GGPT, sí, GPT. Vamos a ver qué nos aparece para para usar chat </w:t>
-            </w:r>
-            <w:proofErr w:type="spellStart"/>
-            <w:r>
-              <w:t>chipiti</w:t>
-            </w:r>
-            <w:proofErr w:type="spellEnd"/>
-            <w:r>
-              <w:t xml:space="preserve"> y nos aparece, pues </w:t>
-            </w:r>
-            <w:proofErr w:type="gramStart"/>
-            <w:r>
-              <w:t>todas los resultados</w:t>
-            </w:r>
-            <w:proofErr w:type="gramEnd"/>
-            <w:r>
-              <w:t xml:space="preserve"> de búsqueda, pues de las inteligencias artificiales. Cierto, este </w:t>
-            </w:r>
-            <w:proofErr w:type="spellStart"/>
-            <w:r>
-              <w:t>yemenini</w:t>
-            </w:r>
-            <w:proofErr w:type="spellEnd"/>
-            <w:r>
-              <w:t xml:space="preserve"> es buenísimo, muy bueno, también vamos a </w:t>
-            </w:r>
-            <w:proofErr w:type="spellStart"/>
-            <w:r>
-              <w:t>a</w:t>
-            </w:r>
-            <w:proofErr w:type="spellEnd"/>
-            <w:r>
-              <w:t xml:space="preserve"> </w:t>
-            </w:r>
-            <w:proofErr w:type="spellStart"/>
-            <w:r>
-              <w:t>a</w:t>
-            </w:r>
-            <w:proofErr w:type="spellEnd"/>
-            <w:r>
-              <w:t>.</w:t>
-            </w:r>
-          </w:p>
-          <w:p>
-            <w:r>
-              <w:t xml:space="preserve">Aprobar ese de GPT </w:t>
-            </w:r>
-            <w:proofErr w:type="spellStart"/>
-            <w:r>
-              <w:t>Workspace</w:t>
-            </w:r>
-            <w:proofErr w:type="spellEnd"/>
-            <w:r>
-              <w:t>, entonces yo ya lo instalé, simplemente es darle aquí clic. Instalar sí y ya el pide permisos, entonces pide permisos en este caso pues yo ya lo instalé y por eso pues ya me aparece aquí. En este complemento vamos a darle iniciar y pues se me va a abrir el espacio, bueno vamos a trabajar acá.</w:t>
-            </w:r>
-          </w:p>
-          <w:p>
-            <w:r>
-              <w:t xml:space="preserve">Una de las partecitas, también de inteligencia artificial, es de yo decirle a al programa que me convierta. Pues todos esos datos en tabla sí cerramos acá y vamos entonces a crear tablas. Resulta que yo voy a inventar cualquier cosa, es decir, yo necesito saber del correo electrónico que digamos las empresas de o </w:t>
-            </w:r>
-            <w:proofErr w:type="spellStart"/>
-            <w:r>
-              <w:t>o</w:t>
-            </w:r>
-            <w:proofErr w:type="spellEnd"/>
-            <w:r>
-              <w:t xml:space="preserve"> los dominios del correo.</w:t>
-            </w:r>
-          </w:p>
-          <w:p>
-            <w:r>
-              <w:t xml:space="preserve">Entonces yo simplemente con un </w:t>
-            </w:r>
-            <w:proofErr w:type="spellStart"/>
-            <w:r>
-              <w:t>promp</w:t>
-            </w:r>
-            <w:proofErr w:type="spellEnd"/>
-            <w:r>
-              <w:t xml:space="preserve"> puedo trabajar, pues esa </w:t>
-            </w:r>
-            <w:proofErr w:type="gramStart"/>
-            <w:r>
-              <w:t>esa partecita cierto</w:t>
-            </w:r>
-            <w:proofErr w:type="gramEnd"/>
-            <w:r>
-              <w:t xml:space="preserve">, bueno acá </w:t>
-            </w:r>
-            <w:proofErr w:type="spellStart"/>
-            <w:r>
-              <w:t>acá</w:t>
-            </w:r>
-            <w:proofErr w:type="spellEnd"/>
-            <w:r>
-              <w:t xml:space="preserve"> me están, me están dando, pues este acá entonces tenemos el </w:t>
-            </w:r>
-            <w:proofErr w:type="spellStart"/>
-            <w:r>
-              <w:t>el la</w:t>
-            </w:r>
-            <w:proofErr w:type="spellEnd"/>
-            <w:r>
-              <w:t xml:space="preserve"> </w:t>
-            </w:r>
-            <w:proofErr w:type="spellStart"/>
-            <w:r>
-              <w:t>la</w:t>
-            </w:r>
-            <w:proofErr w:type="spellEnd"/>
-            <w:r>
-              <w:t xml:space="preserve"> acá tenemos entonces algunas sugerencias del chat de </w:t>
-            </w:r>
-            <w:proofErr w:type="spellStart"/>
-            <w:r>
-              <w:t>Chipitín</w:t>
-            </w:r>
-            <w:proofErr w:type="spellEnd"/>
-            <w:r>
-              <w:t xml:space="preserve"> y pues también.</w:t>
-            </w:r>
-          </w:p>
-          <w:p>
-            <w:r>
-              <w:lastRenderedPageBreak/>
-              <w:t xml:space="preserve">El completar listar forma bueno, hay que explorarlo mucho y en esta parte pues vamos a </w:t>
-            </w:r>
-            <w:proofErr w:type="spellStart"/>
-            <w:r>
-              <w:t>a</w:t>
-            </w:r>
-            <w:proofErr w:type="spellEnd"/>
-            <w:r>
-              <w:t xml:space="preserve"> </w:t>
-            </w:r>
-            <w:proofErr w:type="spellStart"/>
-            <w:r>
-              <w:t>a</w:t>
-            </w:r>
-            <w:proofErr w:type="spellEnd"/>
-            <w:r>
-              <w:t xml:space="preserve"> tener lo que es el </w:t>
-            </w:r>
-            <w:proofErr w:type="spellStart"/>
-            <w:r>
-              <w:t>prompt</w:t>
-            </w:r>
-            <w:proofErr w:type="spellEnd"/>
-            <w:r>
-              <w:t xml:space="preserve">. Cierto en podemos poner </w:t>
-            </w:r>
-            <w:proofErr w:type="spellStart"/>
-            <w:r>
-              <w:t>prompt</w:t>
-            </w:r>
-            <w:proofErr w:type="spellEnd"/>
-            <w:r>
-              <w:t xml:space="preserve"> en esta parte o simplemente podemos en la misma fórmula poner el </w:t>
-            </w:r>
-            <w:proofErr w:type="spellStart"/>
-            <w:r>
-              <w:t>promp</w:t>
-            </w:r>
-            <w:proofErr w:type="spellEnd"/>
-            <w:r>
-              <w:t>. ¿Cómo funciona? Pues GPT. Sí, ahí se me se me se me activan las opciones. En este caso pues es un voy a generar una ciudad, sí.</w:t>
-            </w:r>
-          </w:p>
-          <w:p>
-            <w:r>
-              <w:t xml:space="preserve">Yo puedo generar una tabla a partir de unos datos o completar. Cierto. Vamos a trabajar aquí en </w:t>
-            </w:r>
-            <w:proofErr w:type="spellStart"/>
-            <w:r>
-              <w:t>list</w:t>
-            </w:r>
-            <w:proofErr w:type="spellEnd"/>
-            <w:r>
-              <w:t xml:space="preserve">, voy a generar una lista por decir algo y ahí en la ayuda me dice que debo poner un </w:t>
-            </w:r>
-            <w:proofErr w:type="spellStart"/>
-            <w:r>
-              <w:t>prompt</w:t>
-            </w:r>
-            <w:proofErr w:type="spellEnd"/>
-            <w:r>
-              <w:t xml:space="preserve"> y un valor. Vamos a poner el </w:t>
-            </w:r>
-            <w:proofErr w:type="spellStart"/>
-            <w:r>
-              <w:t>prompt</w:t>
-            </w:r>
-            <w:proofErr w:type="spellEnd"/>
-            <w:r>
-              <w:t xml:space="preserve">. Entonces yo le voy a decir que </w:t>
-            </w:r>
-            <w:proofErr w:type="spellStart"/>
-            <w:r>
-              <w:t>que</w:t>
-            </w:r>
-            <w:proofErr w:type="spellEnd"/>
-            <w:r>
-              <w:t xml:space="preserve"> le vamos a extraer, extraer.</w:t>
-            </w:r>
-          </w:p>
-          <w:p>
-            <w:r>
-              <w:t>Texto después de la @vamos a decirlo, a ver que se me perdió la @por acá ay, Dios mío se me perdió por acá la @no, todavía no joven todavía no trabaje listo, le voy a dar;</w:t>
-            </w:r>
-          </w:p>
-          <w:p>
-            <w:r>
-              <w:t>y le voy a decir de Dondevaasacaresetextooseaelelvalorledoyenteryelempiezayaapensarvamosaversimefuncionaesperamosunmomenticoyefectivamenteosea@m-ac.com entonces ya sé que este es mac.ro COM y yo pues puedo simplemente ya jalar los la fórmula. Yo no me sé la fórmula, sí.</w:t>
-            </w:r>
-          </w:p>
-          <w:p>
-            <w:r>
-              <w:t xml:space="preserve">Yo no. O sea, hay una fórmula para para para extraer eso hay que contar, decir que cuando encuentre la </w:t>
-            </w:r>
-            <w:proofErr w:type="spellStart"/>
-            <w:r>
-              <w:t>la</w:t>
-            </w:r>
-            <w:proofErr w:type="spellEnd"/>
-            <w:r>
-              <w:t xml:space="preserve"> robas, o sea hacer una lógica de una fórmula para que me traiga, pues correo electrónico ve por aquí hay. Se me ocurre algo más por aquí si por aquí hay está una </w:t>
-            </w:r>
-            <w:proofErr w:type="spellStart"/>
-            <w:r>
-              <w:t>una</w:t>
-            </w:r>
-            <w:proofErr w:type="spellEnd"/>
-            <w:r>
-              <w:t xml:space="preserve"> fecha de nacimiento.</w:t>
-            </w:r>
-          </w:p>
-          <w:p>
-            <w:r>
-              <w:lastRenderedPageBreak/>
-              <w:t xml:space="preserve">Entonces yo lo que le voy a decir es que me saque la edad de a partir de esa fecha de nacimiento, entonces puede ser la misma historia. Voy a mencionar aquí una columna y le digo igual G P t 1, en este caso nuevamente </w:t>
-            </w:r>
-            <w:proofErr w:type="spellStart"/>
-            <w:r>
-              <w:t>list</w:t>
-            </w:r>
-            <w:proofErr w:type="spellEnd"/>
-            <w:r>
-              <w:t xml:space="preserve">, o sea, y el </w:t>
-            </w:r>
-            <w:proofErr w:type="spellStart"/>
-            <w:r>
-              <w:t>prompt</w:t>
-            </w:r>
-            <w:proofErr w:type="spellEnd"/>
-            <w:r>
-              <w:t xml:space="preserve"> que voy a usar y le voy a decir entonces a </w:t>
-            </w:r>
-            <w:proofErr w:type="spellStart"/>
-            <w:r>
-              <w:t>a</w:t>
-            </w:r>
-            <w:proofErr w:type="spellEnd"/>
-            <w:r>
-              <w:t xml:space="preserve"> la I a por favor edad.</w:t>
-            </w:r>
-          </w:p>
-          <w:p>
-            <w:r>
-              <w:t xml:space="preserve">Mi edad, quiero que me saques la edad y pues él ya va a entender que vamos a ver si no entiende ocasionalmente. Si tienes el inglés, es mucho mejor los </w:t>
-            </w:r>
-            <w:proofErr w:type="spellStart"/>
-            <w:r>
-              <w:t>prompt</w:t>
-            </w:r>
-            <w:proofErr w:type="spellEnd"/>
-            <w:r>
-              <w:t xml:space="preserve"> en inglés. Vamos a ver, entonces acá y acá simplemente cierro el paréntesis y él empieza entonces también ya a generar.</w:t>
-            </w:r>
-          </w:p>
-          <w:p>
-            <w:r>
-              <w:t xml:space="preserve">Entonces acá dice que edad 39 años y vuelvo y hago la </w:t>
-            </w:r>
-            <w:proofErr w:type="spellStart"/>
-            <w:r>
-              <w:t>ministoria</w:t>
-            </w:r>
-            <w:proofErr w:type="spellEnd"/>
-            <w:r>
-              <w:t xml:space="preserve"> Arrastro para que me arrastre, pues todas las fórmulas de la edad, no, esto tiene unas, entonces mire que aparece 444521 cierto a partir de otra columna. Entonces ocasionalmente yo puedo aquí también hacer, digamos, </w:t>
-            </w:r>
-            <w:proofErr w:type="spellStart"/>
-            <w:r>
-              <w:t>analíeme</w:t>
-            </w:r>
-            <w:proofErr w:type="spellEnd"/>
-            <w:r>
-              <w:t>. Por ejemplo, yo le puedo decir, hágame un análisis del del grupo de clientes, sí.</w:t>
-            </w:r>
-          </w:p>
-          <w:p>
-            <w:r>
-              <w:t xml:space="preserve">De la A partir de la del campo o grupo de clientes que tiene a b C por acá. ¿Pues ya tengo un ejemplo, él qué hace? Él empieza a </w:t>
-            </w:r>
-            <w:proofErr w:type="spellStart"/>
-            <w:r>
-              <w:t>a</w:t>
-            </w:r>
-            <w:proofErr w:type="spellEnd"/>
-            <w:r>
-              <w:t xml:space="preserve"> al </w:t>
-            </w:r>
-            <w:proofErr w:type="spellStart"/>
-            <w:r>
-              <w:t>el</w:t>
-            </w:r>
-            <w:proofErr w:type="spellEnd"/>
-            <w:r>
-              <w:t xml:space="preserve"> </w:t>
-            </w:r>
-            <w:proofErr w:type="spellStart"/>
-            <w:r>
-              <w:t>el</w:t>
-            </w:r>
-            <w:proofErr w:type="spellEnd"/>
-            <w:r>
-              <w:t xml:space="preserve"> Mel me dice, No necesito acceder a tu hoja empieza, pues como a trabajar esto ya lo ejecuté previamente, lo que pasa es que se demoró un poquito y para que no nos no nos demoremos mucho en el video.</w:t>
-            </w:r>
-          </w:p>
-          <w:p>
-            <w:r>
-              <w:t xml:space="preserve">Y nos da por ejemplo un gráfico. Sí, un gráfico, los </w:t>
-            </w:r>
-            <w:proofErr w:type="spellStart"/>
-            <w:r>
-              <w:t>insight</w:t>
-            </w:r>
-            <w:proofErr w:type="spellEnd"/>
-            <w:r>
-              <w:t xml:space="preserve"> principales, es decir, ya nos interpreta en cierta manera y nos dice pues que la </w:t>
-            </w:r>
-            <w:proofErr w:type="spellStart"/>
-            <w:r>
-              <w:t>la</w:t>
-            </w:r>
-            <w:proofErr w:type="spellEnd"/>
-            <w:r>
-              <w:t xml:space="preserve"> hoja de cálculo pues ya está por acá actualizada. Entonces fíjense que del Grupo a la cantidad y nos marca </w:t>
-            </w:r>
-            <w:r>
-              <w:lastRenderedPageBreak/>
-              <w:t xml:space="preserve">entonces también un gráfico de esa distribución. Y esto es muy útil porque es simplemente darle </w:t>
-            </w:r>
-            <w:proofErr w:type="spellStart"/>
-            <w:r>
-              <w:t>prompt</w:t>
-            </w:r>
-            <w:proofErr w:type="spellEnd"/>
-            <w:r>
-              <w:t xml:space="preserve"> sin tener conocimientos avanzados.</w:t>
-            </w:r>
-          </w:p>
-          <w:p>
-            <w:r>
-              <w:t xml:space="preserve">¿De </w:t>
-            </w:r>
-            <w:proofErr w:type="spellStart"/>
-            <w:r>
-              <w:t>de</w:t>
-            </w:r>
-            <w:proofErr w:type="spellEnd"/>
-            <w:r>
-              <w:t xml:space="preserve"> fórmulas Excel para generar entonces lo que necesitamos?</w:t>
+              <w:t>El video explica cómo los agentes de inteligencia artificial pueden integrarse con Google Sheets para automatizar tareas y aumentar la productividad en el manejo de datos. Se muestra que la IA permite generar contenido, clasificar información, resumir datos y realizar análisis a partir de instrucciones escritas en lenguaje natural, reduciendo el tiempo dedicado a actividades repetitivas. Asimismo, se destaca que estas herramientas facilitan la toma de decisiones al procesar grandes volúmenes de información de forma rápida y precisa. Finalmente, se concluye que la combinación de hojas de cálculo e inteligencia artificial optimiza los procesos de trabajo y permite a los usuarios enfocarse en actividades de mayor valor, aprovechando la automatización para mejorar la eficiencia.</w:t>
             </w:r>
           </w:p>
         </w:tc>
@@ -9811,26 +8155,57 @@
       </w:r>
       <w:proofErr w:type="spellEnd"/>
       <w:r>
-        <w:t xml:space="preserve">, Claude y </w:t>
-      </w:r>
-      <w:proofErr w:type="spellStart"/>
-      <w:r>
-        <w:t>Copilot</w:t>
+        <w:t>, Claude y Copilot</w:t>
       </w:r>
       <w:bookmarkEnd w:id="14"/>
-      <w:proofErr w:type="spellEnd"/>
-    </w:p>
-    <w:p>
-      <w:pPr>
-        <w:rPr>
-          <w:lang w:val="es-419" w:eastAsia="es-CO"/>
-        </w:rPr>
-      </w:pPr>
-      <w:r>
-        <w:rPr>
-          <w:lang w:val="es-419" w:eastAsia="es-CO"/>
-        </w:rPr>
-        <w:t>Para alcanzar niveles avanzados de productividad, el profesional en el uso de Inteligencia Artificial Generativa (IAG) no debe limitarse a una única herramienta. La integración estratégica de diferentes modelos permite aprovechar las fortalezas específicas de cada plataforma dentro de un flujo de trabajo coordinado. La combinación de herramientas especializadas fortalece procesos de planeación, análisis, validación y producción documental, optimizando tiempos y mejorando la calidad de los resultados.</w:t>
+    </w:p>
+    <w:p>
+      <w:pPr>
+        <w:rPr>
+          <w:lang w:val="es-419" w:eastAsia="es-CO"/>
+        </w:rPr>
+      </w:pPr>
+      <w:r>
+        <w:rPr>
+          <w:lang w:val="es-419" w:eastAsia="es-CO"/>
+        </w:rPr>
+        <w:t xml:space="preserve">Para alcanzar niveles avanzados de productividad, el profesional en el uso de </w:t>
+      </w:r>
+      <w:r>
+        <w:rPr>
+          <w:lang w:val="es-419" w:eastAsia="es-CO"/>
+        </w:rPr>
+        <w:t>i</w:t>
+      </w:r>
+      <w:r>
+        <w:rPr>
+          <w:lang w:val="es-419" w:eastAsia="es-CO"/>
+        </w:rPr>
+        <w:t xml:space="preserve">nteligencia </w:t>
+      </w:r>
+      <w:r>
+        <w:rPr>
+          <w:lang w:val="es-419" w:eastAsia="es-CO"/>
+        </w:rPr>
+        <w:t>a</w:t>
+      </w:r>
+      <w:r>
+        <w:rPr>
+          <w:lang w:val="es-419" w:eastAsia="es-CO"/>
+        </w:rPr>
+        <w:t xml:space="preserve">rtificial </w:t>
+      </w:r>
+      <w:r>
+        <w:rPr>
+          <w:lang w:val="es-419" w:eastAsia="es-CO"/>
+        </w:rPr>
+        <w:t>g</w:t>
+      </w:r>
+      <w:r>
+        <w:rPr>
+          <w:lang w:val="es-419" w:eastAsia="es-CO"/>
+        </w:rPr>
+        <w:t>enerativa (IAG) no debe limitarse a una única herramienta. La integración estratégica de diferentes modelos permite aprovechar las fortalezas específicas de cada plataforma dentro de un flujo de trabajo coordinado. La combinación de herramientas especializadas fortalece procesos de planeación, análisis, validación y producción documental, optimizando tiempos y mejorando la calidad de los resultados.</w:t>
       </w:r>
     </w:p>
     <w:p>
@@ -9850,7 +8225,6 @@
         <w:rPr>
           <w:rStyle w:val="Ttulo5Car"/>
         </w:rPr>
-        <w:lastRenderedPageBreak/>
         <w:t>ChatGPT</w:t>
       </w:r>
       <w:proofErr w:type="spellEnd"/>
@@ -9864,13 +8238,7 @@
         <w:rPr>
           <w:lang w:val="es-419" w:eastAsia="es-CO"/>
         </w:rPr>
-        <w:t xml:space="preserve"> </w:t>
-      </w:r>
-      <w:r>
-        <w:rPr>
-          <w:lang w:val="es-419" w:eastAsia="es-CO"/>
-        </w:rPr>
-        <w:t>Especializado en creatividad, generación de ideas y construcción de contenidos iniciales. Resulta útil en fases de planeación, lluvia de ideas y creación de mensajes para redes sociales o campañas institucionales.</w:t>
+        <w:t xml:space="preserve"> Especializado en creatividad, generación de ideas y construcción de contenidos iniciales. Resulta útil en fases de planeación, lluvia de ideas y creación de mensajes para redes sociales o campañas institucionales.</w:t>
       </w:r>
     </w:p>
     <w:p>
@@ -9889,25 +8257,13 @@
         <w:rPr>
           <w:rStyle w:val="Ttulo5Car"/>
         </w:rPr>
-        <w:t>Claude</w:t>
-      </w:r>
-      <w:r>
-        <w:rPr>
-          <w:rStyle w:val="Ttulo5Car"/>
-        </w:rPr>
-        <w:t>.</w:t>
-      </w:r>
-      <w:r>
-        <w:rPr>
-          <w:lang w:val="es-419" w:eastAsia="es-CO"/>
-        </w:rPr>
-        <w:t xml:space="preserve"> </w:t>
-      </w:r>
-      <w:r>
-        <w:rPr>
-          <w:lang w:val="es-419" w:eastAsia="es-CO"/>
-        </w:rPr>
-        <w:t>Destaca en el análisis de grandes volúmenes de contexto y en la evaluación ética de contenidos. Su arquitectura basada en “IA Constitucional” facilita la identificación de riesgos, sesgos e inconsistencias normativas.</w:t>
+        <w:t>Claude.</w:t>
+      </w:r>
+      <w:r>
+        <w:rPr>
+          <w:lang w:val="es-419" w:eastAsia="es-CO"/>
+        </w:rPr>
+        <w:t xml:space="preserve"> Destaca en el análisis de grandes volúmenes de contexto y en la evaluación ética de contenidos. Su arquitectura basada en “IA Constitucional” facilita la identificación de riesgos, sesgos e inconsistencias normativas.</w:t>
       </w:r>
     </w:p>
     <w:p>
@@ -9926,6 +8282,7 @@
         <w:rPr>
           <w:rStyle w:val="Ttulo5Car"/>
         </w:rPr>
+        <w:lastRenderedPageBreak/>
         <w:t xml:space="preserve">Microsoft </w:t>
       </w:r>
       <w:proofErr w:type="spellStart"/>
@@ -10211,7 +8568,6 @@
           <w:rStyle w:val="Ttulo4Car"/>
           <w:lang w:val="es-ES"/>
         </w:rPr>
-        <w:lastRenderedPageBreak/>
         <w:t>Caso de uso: creación de una propuesta de proyecto multidisciplinario con flujo de trabajo inteligente</w:t>
       </w:r>
       <w:r>
@@ -10224,13 +8580,7 @@
         <w:rPr>
           <w:lang w:val="es-ES" w:eastAsia="es-CO"/>
         </w:rPr>
-        <w:t xml:space="preserve"> </w:t>
-      </w:r>
-      <w:r>
-        <w:rPr>
-          <w:lang w:val="es-ES" w:eastAsia="es-CO"/>
-        </w:rPr>
-        <w:t>El siguiente escenario ejemplifica la aplicación práctica de una estrategia híbrida de IA dentro de un proceso organizacional:</w:t>
+        <w:t xml:space="preserve"> El siguiente escenario ejemplifica la aplicación práctica de una estrategia híbrida de IA dentro de un proceso organizacional:</w:t>
       </w:r>
     </w:p>
     <w:p>
@@ -10298,6 +8648,7 @@
           <w:rStyle w:val="Ttulo5Car"/>
           <w:lang w:val="es-ES"/>
         </w:rPr>
+        <w:lastRenderedPageBreak/>
         <w:t>Claude</w:t>
       </w:r>
       <w:r>
@@ -10310,13 +8661,7 @@
         <w:rPr>
           <w:lang w:val="es-ES" w:eastAsia="es-CO"/>
         </w:rPr>
-        <w:t xml:space="preserve"> </w:t>
-      </w:r>
-      <w:r>
-        <w:rPr>
-          <w:lang w:val="es-ES" w:eastAsia="es-CO"/>
-        </w:rPr>
-        <w:t>El esquema generado se carga en Claude para identificar posibles riesgos éticos o inconsistencias legales relacionadas con la Ley 1581.</w:t>
+        <w:t xml:space="preserve"> El esquema generado se carga en Claude para identificar posibles riesgos éticos o inconsistencias legales relacionadas con la Ley 1581.</w:t>
       </w:r>
     </w:p>
     <w:p>
@@ -10357,64 +8702,50 @@
         <w:rPr>
           <w:lang w:val="es-ES" w:eastAsia="es-CO"/>
         </w:rPr>
-        <w:t xml:space="preserve"> </w:t>
-      </w:r>
+        <w:t xml:space="preserve"> Las ideas refinadas y los controles de riesgo se integran en Microsoft Word mediante Microsoft </w:t>
+      </w:r>
+      <w:proofErr w:type="spellStart"/>
       <w:r>
         <w:rPr>
           <w:lang w:val="es-ES" w:eastAsia="es-CO"/>
         </w:rPr>
-        <w:t xml:space="preserve">Las ideas refinadas y los controles de riesgo se integran en Microsoft Word mediante Microsoft </w:t>
+        <w:t>Copilot</w:t>
+      </w:r>
+      <w:proofErr w:type="spellEnd"/>
+      <w:r>
+        <w:rPr>
+          <w:lang w:val="es-ES" w:eastAsia="es-CO"/>
+        </w:rPr>
+        <w:t xml:space="preserve"> para generar el documento oficial con formato institucional.</w:t>
+      </w:r>
+    </w:p>
+    <w:p>
+      <w:pPr>
+        <w:rPr>
+          <w:lang w:val="es-ES" w:eastAsia="es-CO"/>
+        </w:rPr>
+      </w:pPr>
+      <w:r>
+        <w:rPr>
+          <w:lang w:val="es-ES" w:eastAsia="es-CO"/>
+        </w:rPr>
+        <w:t>Este flujo de trabajo fortalece la calidad técnica de los resultados y promueve una integración eficiente de la IA en procesos de análisis, validación y producción documental.</w:t>
+      </w:r>
+    </w:p>
+    <w:p>
+      <w:pPr>
+        <w:pStyle w:val="Ttulo2"/>
+      </w:pPr>
+      <w:bookmarkStart w:id="15" w:name="_Toc233475059"/>
+      <w:r>
+        <w:t xml:space="preserve">Inteligencia artificial y la automatización de procesos (Power </w:t>
       </w:r>
       <w:proofErr w:type="spellStart"/>
       <w:r>
-        <w:rPr>
-          <w:lang w:val="es-ES" w:eastAsia="es-CO"/>
-        </w:rPr>
-        <w:t>Copilot</w:t>
+        <w:t>Automate</w:t>
       </w:r>
       <w:proofErr w:type="spellEnd"/>
       <w:r>
-        <w:rPr>
-          <w:lang w:val="es-ES" w:eastAsia="es-CO"/>
-        </w:rPr>
-        <w:t xml:space="preserve"> para generar el documento oficial con formato institucional.</w:t>
-      </w:r>
-    </w:p>
-    <w:p>
-      <w:pPr>
-        <w:rPr>
-          <w:lang w:val="es-ES" w:eastAsia="es-CO"/>
-        </w:rPr>
-      </w:pPr>
-      <w:r>
-        <w:rPr>
-          <w:lang w:val="es-ES" w:eastAsia="es-CO"/>
-        </w:rPr>
-        <w:t>Este flujo de trabajo fortalece la calidad técnica de los resultados y promueve una integración eficiente de la IA en procesos de análisis, validación y producción documental.</w:t>
-      </w:r>
-    </w:p>
-    <w:p>
-      <w:pPr>
-        <w:pStyle w:val="Ttulo2"/>
-      </w:pPr>
-      <w:bookmarkStart w:id="15" w:name="_Toc233475059"/>
-      <w:r>
-        <w:t>Inteligencia artificial y la automatización de procesos (</w:t>
-      </w:r>
-      <w:proofErr w:type="spellStart"/>
-      <w:r>
-        <w:t>Power</w:t>
-      </w:r>
-      <w:proofErr w:type="spellEnd"/>
-      <w:r>
-        <w:t xml:space="preserve"> </w:t>
-      </w:r>
-      <w:proofErr w:type="spellStart"/>
-      <w:r>
-        <w:t>Automate</w:t>
-      </w:r>
-      <w:proofErr w:type="spellEnd"/>
-      <w:r>
         <w:t>)</w:t>
       </w:r>
       <w:bookmarkEnd w:id="15"/>
@@ -10429,21 +8760,7 @@
         <w:rPr>
           <w:lang w:val="es-419" w:eastAsia="es-CO"/>
         </w:rPr>
-        <w:t xml:space="preserve">En el contexto de la transformación digital, las organizaciones enfrentan la necesidad de optimizar sus flujos de trabajo para mantener la competitividad y fortalecer la eficiencia operativa. Dentro del ecosistema de Microsoft 365, </w:t>
-      </w:r>
-      <w:proofErr w:type="spellStart"/>
-      <w:r>
-        <w:rPr>
-          <w:lang w:val="es-419" w:eastAsia="es-CO"/>
-        </w:rPr>
-        <w:t>Power</w:t>
-      </w:r>
-      <w:proofErr w:type="spellEnd"/>
-      <w:r>
-        <w:rPr>
-          <w:lang w:val="es-419" w:eastAsia="es-CO"/>
-        </w:rPr>
-        <w:t xml:space="preserve"> </w:t>
+        <w:t xml:space="preserve">En el contexto de la transformación digital, las organizaciones enfrentan la necesidad de optimizar sus flujos de trabajo para mantener la competitividad y fortalecer la eficiencia operativa. Dentro del ecosistema de Microsoft 365, Power </w:t>
       </w:r>
       <w:proofErr w:type="spellStart"/>
       <w:r>
@@ -10504,56 +8821,27 @@
         <w:rPr>
           <w:rStyle w:val="Ttulo4Car"/>
         </w:rPr>
-        <w:lastRenderedPageBreak/>
-        <w:t xml:space="preserve">Funcionamiento de </w:t>
+        <w:t xml:space="preserve">Funcionamiento de Power </w:t>
       </w:r>
       <w:proofErr w:type="spellStart"/>
       <w:r>
         <w:rPr>
           <w:rStyle w:val="Ttulo4Car"/>
         </w:rPr>
-        <w:t>Power</w:t>
+        <w:t>Automate</w:t>
       </w:r>
       <w:proofErr w:type="spellEnd"/>
       <w:r>
         <w:rPr>
           <w:rStyle w:val="Ttulo4Car"/>
         </w:rPr>
-        <w:t xml:space="preserve"> </w:t>
-      </w:r>
-      <w:proofErr w:type="spellStart"/>
-      <w:r>
-        <w:rPr>
-          <w:rStyle w:val="Ttulo4Car"/>
-        </w:rPr>
-        <w:t>Automate</w:t>
-      </w:r>
-      <w:proofErr w:type="spellEnd"/>
-      <w:r>
-        <w:rPr>
-          <w:rStyle w:val="Ttulo4Car"/>
-        </w:rPr>
         <w:t>.</w:t>
       </w:r>
       <w:r>
         <w:rPr>
           <w:lang w:val="es-419" w:eastAsia="es-CO"/>
         </w:rPr>
-        <w:t xml:space="preserve"> </w:t>
-      </w:r>
-      <w:proofErr w:type="spellStart"/>
-      <w:r>
-        <w:rPr>
-          <w:lang w:val="es-419" w:eastAsia="es-CO"/>
-        </w:rPr>
-        <w:t>Power</w:t>
-      </w:r>
-      <w:proofErr w:type="spellEnd"/>
-      <w:r>
-        <w:rPr>
-          <w:lang w:val="es-419" w:eastAsia="es-CO"/>
-        </w:rPr>
-        <w:t xml:space="preserve"> </w:t>
+        <w:t xml:space="preserve"> Power </w:t>
       </w:r>
       <w:proofErr w:type="spellStart"/>
       <w:r>
@@ -10619,6 +8907,7 @@
         <w:rPr>
           <w:lang w:val="es-419" w:eastAsia="es-CO"/>
         </w:rPr>
+        <w:lastRenderedPageBreak/>
         <w:t>Modificación de una fila en una base de datos.</w:t>
       </w:r>
     </w:p>
@@ -10792,61 +9081,27 @@
         <w:rPr>
           <w:rStyle w:val="Ttulo4Car"/>
         </w:rPr>
-        <w:t xml:space="preserve">La IA en </w:t>
+        <w:t xml:space="preserve">La IA en Power </w:t>
       </w:r>
       <w:proofErr w:type="spellStart"/>
       <w:r>
         <w:rPr>
           <w:rStyle w:val="Ttulo4Car"/>
         </w:rPr>
-        <w:t>Power</w:t>
+        <w:t>Automate</w:t>
       </w:r>
       <w:proofErr w:type="spellEnd"/>
       <w:r>
         <w:rPr>
           <w:rStyle w:val="Ttulo4Car"/>
         </w:rPr>
-        <w:t xml:space="preserve"> </w:t>
-      </w:r>
-      <w:proofErr w:type="spellStart"/>
-      <w:r>
-        <w:rPr>
-          <w:rStyle w:val="Ttulo4Car"/>
-        </w:rPr>
-        <w:t>Automate</w:t>
-      </w:r>
-      <w:proofErr w:type="spellEnd"/>
-      <w:r>
-        <w:rPr>
-          <w:rStyle w:val="Ttulo4Car"/>
-        </w:rPr>
         <w:t>.</w:t>
       </w:r>
       <w:r>
         <w:rPr>
           <w:lang w:val="es-419" w:eastAsia="es-CO"/>
         </w:rPr>
-        <w:t xml:space="preserve"> </w:t>
-      </w:r>
-      <w:r>
-        <w:rPr>
-          <w:lang w:val="es-419" w:eastAsia="es-CO"/>
-        </w:rPr>
-        <w:t xml:space="preserve">La incorporación de Inteligencia Artificial en </w:t>
-      </w:r>
-      <w:proofErr w:type="spellStart"/>
-      <w:r>
-        <w:rPr>
-          <w:lang w:val="es-419" w:eastAsia="es-CO"/>
-        </w:rPr>
-        <w:t>Power</w:t>
-      </w:r>
-      <w:proofErr w:type="spellEnd"/>
-      <w:r>
-        <w:rPr>
-          <w:lang w:val="es-419" w:eastAsia="es-CO"/>
-        </w:rPr>
-        <w:t xml:space="preserve"> </w:t>
+        <w:t xml:space="preserve"> La incorporación de Inteligencia Artificial en Power </w:t>
       </w:r>
       <w:proofErr w:type="spellStart"/>
       <w:r>
@@ -10899,13 +9154,7 @@
         <w:rPr>
           <w:lang w:val="es-419" w:eastAsia="es-CO"/>
         </w:rPr>
-        <w:t xml:space="preserve"> </w:t>
-      </w:r>
-      <w:r>
-        <w:rPr>
-          <w:lang w:val="es-419" w:eastAsia="es-CO"/>
-        </w:rPr>
-        <w:t>Asistente de diseño conversacional para la creación automatizada de flujos mediante lenguaje natural.</w:t>
+        <w:t xml:space="preserve"> Asistente de diseño conversacional para la creación automatizada de flujos mediante lenguaje natural.</w:t>
       </w:r>
     </w:p>
     <w:p>
@@ -10924,7 +9173,6 @@
         <w:rPr>
           <w:rStyle w:val="Ttulo5Car"/>
         </w:rPr>
-        <w:lastRenderedPageBreak/>
         <w:t xml:space="preserve">Modelos GPT y AI </w:t>
       </w:r>
       <w:proofErr w:type="spellStart"/>
@@ -10945,13 +9193,7 @@
         <w:rPr>
           <w:lang w:val="es-419" w:eastAsia="es-CO"/>
         </w:rPr>
-        <w:t xml:space="preserve"> </w:t>
-      </w:r>
-      <w:r>
-        <w:rPr>
-          <w:lang w:val="es-419" w:eastAsia="es-CO"/>
-        </w:rPr>
-        <w:t>Capacidades de procesamiento semántico y ejecución inteligente dentro de los flujos automatizados.</w:t>
+        <w:t xml:space="preserve"> Capacidades de procesamiento semántico y ejecución inteligente dentro de los flujos automatizados.</w:t>
       </w:r>
     </w:p>
     <w:p>
@@ -10977,6 +9219,7 @@
         <w:ind w:left="993"/>
       </w:pPr>
       <w:r>
+        <w:lastRenderedPageBreak/>
         <w:t xml:space="preserve">Microsoft </w:t>
       </w:r>
       <w:proofErr w:type="spellStart"/>
@@ -11112,13 +9355,7 @@
         <w:rPr>
           <w:rStyle w:val="Ttulo4Car"/>
         </w:rPr>
-        <w:t>: el cerebro de la automatización</w:t>
-      </w:r>
-      <w:r>
-        <w:rPr>
-          <w:rStyle w:val="Ttulo4Car"/>
-        </w:rPr>
-        <w:t xml:space="preserve">. </w:t>
+        <w:t xml:space="preserve">: el cerebro de la automatización. </w:t>
       </w:r>
       <w:r>
         <w:rPr>
@@ -11177,13 +9414,7 @@
         <w:rPr>
           <w:lang w:val="es-419" w:eastAsia="es-CO"/>
         </w:rPr>
-        <w:t xml:space="preserve">. </w:t>
-      </w:r>
-      <w:r>
-        <w:rPr>
-          <w:lang w:val="es-419" w:eastAsia="es-CO"/>
-        </w:rPr>
-        <w:t>Reducción de documentos extensos, informes o contratos a puntos clave accionables.</w:t>
+        <w:t>. Reducción de documentos extensos, informes o contratos a puntos clave accionables.</w:t>
       </w:r>
     </w:p>
     <w:p>
@@ -11202,26 +9433,13 @@
         <w:rPr>
           <w:rStyle w:val="Ttulo5Car"/>
         </w:rPr>
-        <w:lastRenderedPageBreak/>
-        <w:t>Análisis de sentimiento y clasificación</w:t>
-      </w:r>
-      <w:r>
-        <w:rPr>
-          <w:rStyle w:val="Ttulo5Car"/>
-        </w:rPr>
-        <w:t>.</w:t>
-      </w:r>
-      <w:r>
-        <w:rPr>
-          <w:lang w:val="es-419" w:eastAsia="es-CO"/>
-        </w:rPr>
-        <w:t xml:space="preserve"> </w:t>
-      </w:r>
-      <w:r>
-        <w:rPr>
-          <w:lang w:val="es-419" w:eastAsia="es-CO"/>
-        </w:rPr>
-        <w:t>Clasificación automática de correos, PQRS o reseñas según tono emocional o temática.</w:t>
+        <w:t>Análisis de sentimiento y clasificación.</w:t>
+      </w:r>
+      <w:r>
+        <w:rPr>
+          <w:lang w:val="es-419" w:eastAsia="es-CO"/>
+        </w:rPr>
+        <w:t xml:space="preserve"> Clasificación automática de correos, PQRS o reseñas según tono emocional o temática.</w:t>
       </w:r>
     </w:p>
     <w:p>
@@ -11240,37 +9458,26 @@
         <w:rPr>
           <w:rStyle w:val="Ttulo5Car"/>
         </w:rPr>
-        <w:t>Extracción de entidades</w:t>
-      </w:r>
-      <w:r>
-        <w:rPr>
-          <w:rStyle w:val="Ttulo5Car"/>
-        </w:rPr>
-        <w:t>.</w:t>
-      </w:r>
-      <w:r>
-        <w:rPr>
-          <w:lang w:val="es-419" w:eastAsia="es-CO"/>
-        </w:rPr>
-        <w:t xml:space="preserve"> </w:t>
-      </w:r>
-      <w:r>
-        <w:rPr>
-          <w:lang w:val="es-419" w:eastAsia="es-CO"/>
-        </w:rPr>
-        <w:t>Identificación de nombres, fechas, identificadores o datos relevantes dentro de textos libres.</w:t>
-      </w:r>
-    </w:p>
-    <w:p>
-      <w:pPr>
-        <w:rPr>
-          <w:lang w:val="es-419" w:eastAsia="es-CO"/>
-        </w:rPr>
-      </w:pPr>
-      <w:r>
-        <w:rPr>
-          <w:lang w:val="es-419" w:eastAsia="es-CO"/>
-        </w:rPr>
+        <w:t>Extracción de entidades.</w:t>
+      </w:r>
+      <w:r>
+        <w:rPr>
+          <w:lang w:val="es-419" w:eastAsia="es-CO"/>
+        </w:rPr>
+        <w:t xml:space="preserve"> Identificación de nombres, fechas, identificadores o datos relevantes dentro de textos libres.</w:t>
+      </w:r>
+    </w:p>
+    <w:p>
+      <w:pPr>
+        <w:rPr>
+          <w:lang w:val="es-419" w:eastAsia="es-CO"/>
+        </w:rPr>
+      </w:pPr>
+      <w:r>
+        <w:rPr>
+          <w:lang w:val="es-419" w:eastAsia="es-CO"/>
+        </w:rPr>
+        <w:lastRenderedPageBreak/>
         <w:t>Estas funcionalidades permiten que la automatización trascienda tareas repetitivas y evolucione hacia procesos de análisis contextual y toma de decisiones asistida por IA.</w:t>
       </w:r>
     </w:p>
@@ -11290,25 +9497,13 @@
         <w:rPr>
           <w:rStyle w:val="Ttulo4Car"/>
         </w:rPr>
-        <w:t>Integración de herramientas IA en entorno Microsoft 365</w:t>
-      </w:r>
-      <w:r>
-        <w:rPr>
-          <w:rStyle w:val="Ttulo4Car"/>
-        </w:rPr>
-        <w:t>.</w:t>
-      </w:r>
-      <w:r>
-        <w:rPr>
-          <w:lang w:val="es-419" w:eastAsia="es-CO"/>
-        </w:rPr>
-        <w:t xml:space="preserve"> </w:t>
-      </w:r>
-      <w:r>
-        <w:rPr>
-          <w:lang w:val="es-419" w:eastAsia="es-CO"/>
-        </w:rPr>
-        <w:t>La siguiente relación resume los principales componentes de IA utilizados dentro de procesos automatizados:</w:t>
+        <w:t>Integración de herramientas IA en entorno Microsoft 365.</w:t>
+      </w:r>
+      <w:r>
+        <w:rPr>
+          <w:lang w:val="es-419" w:eastAsia="es-CO"/>
+        </w:rPr>
+        <w:t xml:space="preserve"> La siguiente relación resume los principales componentes de IA utilizados dentro de procesos automatizados:</w:t>
       </w:r>
     </w:p>
     <w:p>
@@ -11585,14 +9780,31 @@
         <w:rPr>
           <w:lang w:val="es-ES" w:eastAsia="es-CO"/>
         </w:rPr>
-        <w:t xml:space="preserve">Para comprender el impacto de estas tecnologías en el sector productivo, se </w:t>
+        <w:t xml:space="preserve">Para comprender el impacto de estas tecnologías en el sector productivo, se analiza el proceso de automatización aplicado al área de </w:t>
       </w:r>
       <w:r>
         <w:rPr>
           <w:lang w:val="es-ES" w:eastAsia="es-CO"/>
         </w:rPr>
-        <w:lastRenderedPageBreak/>
-        <w:t>analiza el proceso de automatización aplicado al área de Gestión Humana en organizaciones con alto volumen de postulaciones.</w:t>
+        <w:t>g</w:t>
+      </w:r>
+      <w:r>
+        <w:rPr>
+          <w:lang w:val="es-ES" w:eastAsia="es-CO"/>
+        </w:rPr>
+        <w:t xml:space="preserve">estión </w:t>
+      </w:r>
+      <w:r>
+        <w:rPr>
+          <w:lang w:val="es-ES" w:eastAsia="es-CO"/>
+        </w:rPr>
+        <w:t>h</w:t>
+      </w:r>
+      <w:r>
+        <w:rPr>
+          <w:lang w:val="es-ES" w:eastAsia="es-CO"/>
+        </w:rPr>
+        <w:t>umana en organizaciones con alto volumen de postulaciones.</w:t>
       </w:r>
     </w:p>
     <w:p>
@@ -11624,13 +9836,7 @@
         <w:rPr>
           <w:lang w:val="es-ES" w:eastAsia="es-CO"/>
         </w:rPr>
-        <w:t xml:space="preserve"> </w:t>
-      </w:r>
-      <w:r>
-        <w:rPr>
-          <w:lang w:val="es-ES" w:eastAsia="es-CO"/>
-        </w:rPr>
-        <w:t>Una organización recibe cientos de hojas de vida que superan la capacidad operativa del equipo de selección de personal.</w:t>
+        <w:t xml:space="preserve"> Una organización recibe cientos de hojas de vida que superan la capacidad operativa del equipo de selección de personal.</w:t>
       </w:r>
     </w:p>
     <w:p>
@@ -11662,21 +9868,7 @@
         <w:rPr>
           <w:lang w:val="es-ES" w:eastAsia="es-CO"/>
         </w:rPr>
-        <w:t xml:space="preserve"> </w:t>
-      </w:r>
-      <w:proofErr w:type="spellStart"/>
-      <w:r>
-        <w:rPr>
-          <w:lang w:val="es-ES" w:eastAsia="es-CO"/>
-        </w:rPr>
-        <w:t>Power</w:t>
-      </w:r>
-      <w:proofErr w:type="spellEnd"/>
-      <w:r>
-        <w:rPr>
-          <w:lang w:val="es-ES" w:eastAsia="es-CO"/>
-        </w:rPr>
-        <w:t xml:space="preserve"> </w:t>
+        <w:t xml:space="preserve"> Power </w:t>
       </w:r>
       <w:proofErr w:type="spellStart"/>
       <w:r>
@@ -11710,6 +9902,7 @@
           <w:rStyle w:val="Ttulo5Car"/>
           <w:lang w:val="es-ES"/>
         </w:rPr>
+        <w:lastRenderedPageBreak/>
         <w:t>Capacidades aplicadas</w:t>
       </w:r>
       <w:r>
@@ -11722,13 +9915,7 @@
         <w:rPr>
           <w:lang w:val="es-ES" w:eastAsia="es-CO"/>
         </w:rPr>
-        <w:t xml:space="preserve"> </w:t>
-      </w:r>
-      <w:r>
-        <w:rPr>
-          <w:lang w:val="es-ES" w:eastAsia="es-CO"/>
-        </w:rPr>
-        <w:t>Extracción de datos relevantes, análisis de perfiles, clasificación por competencias y priorización automática de postulantes.</w:t>
+        <w:t xml:space="preserve"> Extracción de datos relevantes, análisis de perfiles, clasificación por competencias y priorización automática de postulantes.</w:t>
       </w:r>
     </w:p>
     <w:p>
@@ -11760,13 +9947,7 @@
         <w:rPr>
           <w:lang w:val="es-ES" w:eastAsia="es-CO"/>
         </w:rPr>
-        <w:t xml:space="preserve"> </w:t>
-      </w:r>
-      <w:r>
-        <w:rPr>
-          <w:lang w:val="es-ES" w:eastAsia="es-CO"/>
-        </w:rPr>
-        <w:t>Optimización del proceso de reclutamiento, reducción de tiempos operativos y fortalecimiento de la toma de decisiones en Gestión Humana.</w:t>
+        <w:t xml:space="preserve"> Optimización del proceso de reclutamiento, reducción de tiempos operativos y fortalecimiento de la toma de decisiones en Gestión Humana.</w:t>
       </w:r>
     </w:p>
     <w:p>
@@ -11811,27 +9992,7 @@
         <w:rPr>
           <w:lang w:val="es-ES" w:eastAsia="es-CO"/>
         </w:rPr>
-        <w:t xml:space="preserve"> </w:t>
-      </w:r>
-      <w:r>
-        <w:rPr>
-          <w:lang w:val="es-ES" w:eastAsia="es-CO"/>
-        </w:rPr>
-        <w:t xml:space="preserve">El flujo diseñado en </w:t>
-      </w:r>
-      <w:proofErr w:type="spellStart"/>
-      <w:r>
-        <w:rPr>
-          <w:lang w:val="es-ES" w:eastAsia="es-CO"/>
-        </w:rPr>
-        <w:t>Power</w:t>
-      </w:r>
-      <w:proofErr w:type="spellEnd"/>
-      <w:r>
-        <w:rPr>
-          <w:lang w:val="es-ES" w:eastAsia="es-CO"/>
-        </w:rPr>
-        <w:t xml:space="preserve"> </w:t>
+        <w:t xml:space="preserve"> El flujo diseñado en Power </w:t>
       </w:r>
       <w:proofErr w:type="spellStart"/>
       <w:r>
@@ -11939,56 +10100,35 @@
         <w:rPr>
           <w:lang w:val="es-ES" w:eastAsia="es-CO"/>
         </w:rPr>
-        <w:t xml:space="preserve"> </w:t>
+        <w:t xml:space="preserve"> Power </w:t>
       </w:r>
       <w:proofErr w:type="spellStart"/>
       <w:r>
         <w:rPr>
           <w:lang w:val="es-ES" w:eastAsia="es-CO"/>
         </w:rPr>
-        <w:t>Power</w:t>
+        <w:t>Automate</w:t>
       </w:r>
       <w:proofErr w:type="spellEnd"/>
       <w:r>
         <w:rPr>
           <w:lang w:val="es-ES" w:eastAsia="es-CO"/>
         </w:rPr>
-        <w:t xml:space="preserve"> </w:t>
+        <w:t xml:space="preserve"> extrae el archivo adjunto y lo envía a una acción de AI </w:t>
       </w:r>
       <w:proofErr w:type="spellStart"/>
       <w:r>
         <w:rPr>
           <w:lang w:val="es-ES" w:eastAsia="es-CO"/>
         </w:rPr>
-        <w:t>Automate</w:t>
+        <w:t>Builder</w:t>
       </w:r>
       <w:proofErr w:type="spellEnd"/>
       <w:r>
         <w:rPr>
           <w:lang w:val="es-ES" w:eastAsia="es-CO"/>
         </w:rPr>
-        <w:t xml:space="preserve"> extrae el archivo adjunto y lo envía a una acción de AI </w:t>
-      </w:r>
-      <w:proofErr w:type="spellStart"/>
-      <w:r>
-        <w:rPr>
-          <w:lang w:val="es-ES" w:eastAsia="es-CO"/>
-        </w:rPr>
-        <w:t>Builder</w:t>
-      </w:r>
-      <w:proofErr w:type="spellEnd"/>
-      <w:r>
-        <w:rPr>
-          <w:lang w:val="es-ES" w:eastAsia="es-CO"/>
-        </w:rPr>
-        <w:t xml:space="preserve"> potenciada por modelos GPT. La IA realiza </w:t>
-      </w:r>
-      <w:r>
-        <w:rPr>
-          <w:lang w:val="es-ES" w:eastAsia="es-CO"/>
-        </w:rPr>
-        <w:lastRenderedPageBreak/>
-        <w:t>un análisis semántico del documento, independientemente de su estructura visual o formato de origen.</w:t>
+        <w:t xml:space="preserve"> potenciada por modelos GPT. La IA realiza un análisis semántico del documento, independientemente de su estructura visual o formato de origen.</w:t>
       </w:r>
     </w:p>
     <w:p>
@@ -12020,13 +10160,7 @@
         <w:rPr>
           <w:lang w:val="es-ES" w:eastAsia="es-CO"/>
         </w:rPr>
-        <w:t xml:space="preserve"> </w:t>
-      </w:r>
-      <w:r>
-        <w:rPr>
-          <w:lang w:val="es-ES" w:eastAsia="es-CO"/>
-        </w:rPr>
-        <w:t xml:space="preserve">Mediante un </w:t>
+        <w:t xml:space="preserve"> Mediante un </w:t>
       </w:r>
       <w:proofErr w:type="spellStart"/>
       <w:r>
@@ -12123,6 +10257,7 @@
           <w:rStyle w:val="Ttulo5Car"/>
           <w:lang w:val="es-ES"/>
         </w:rPr>
+        <w:lastRenderedPageBreak/>
         <w:t>Evaluación de idoneidad y contraste</w:t>
       </w:r>
       <w:r>
@@ -12135,13 +10270,7 @@
         <w:rPr>
           <w:lang w:val="es-ES" w:eastAsia="es-CO"/>
         </w:rPr>
-        <w:t xml:space="preserve"> </w:t>
-      </w:r>
-      <w:r>
-        <w:rPr>
-          <w:lang w:val="es-ES" w:eastAsia="es-CO"/>
-        </w:rPr>
-        <w:t>El modelo GPT compara la información extraída con el perfil del cargo almacenado en listas de Microsoft SharePoint y asigna un puntaje cualitativo de afinidad.</w:t>
+        <w:t xml:space="preserve"> El modelo GPT compara la información extraída con el perfil del cargo almacenado en listas de Microsoft SharePoint y asigna un puntaje cualitativo de afinidad.</w:t>
       </w:r>
     </w:p>
     <w:p>
@@ -12173,13 +10302,7 @@
         <w:rPr>
           <w:lang w:val="es-ES" w:eastAsia="es-CO"/>
         </w:rPr>
-        <w:t xml:space="preserve"> </w:t>
-      </w:r>
-      <w:r>
-        <w:rPr>
-          <w:lang w:val="es-ES" w:eastAsia="es-CO"/>
-        </w:rPr>
-        <w:t xml:space="preserve">Los resultados del análisis, el resumen generado y el documento original se almacenan automáticamente en una base de datos centralizada mediante </w:t>
+        <w:t xml:space="preserve"> Los resultados del análisis, el resumen generado y el documento original se almacenan automáticamente en una base de datos centralizada mediante </w:t>
       </w:r>
       <w:proofErr w:type="spellStart"/>
       <w:r>
@@ -12259,7 +10382,6 @@
         <w:rPr>
           <w:lang w:val="es-419" w:eastAsia="es-CO"/>
         </w:rPr>
-        <w:lastRenderedPageBreak/>
         <w:t>Además de la optimización temporal, este enfoque favorece procesos de filtrado más consistentes y reduce sesgos preliminares relacionados con aspectos visuales o estructurales de las postulaciones.</w:t>
       </w:r>
     </w:p>
@@ -12324,6 +10446,7 @@
         <w:rPr>
           <w:lang w:val="es-419" w:eastAsia="es-CO"/>
         </w:rPr>
+        <w:lastRenderedPageBreak/>
         <w:t>Fortalecer la trazabilidad de la información.</w:t>
       </w:r>
     </w:p>
@@ -12394,22 +10517,44 @@
         <w:rPr>
           <w:lang w:val="es-419" w:eastAsia="es-CO"/>
         </w:rPr>
-        <w:t xml:space="preserve">Estas capacidades convierten a la automatización inteligente en un componente clave de los procesos de transformación digital empresarial. A continuación, se presenta un recurso audiovisual introductorio relacionado con el uso de </w:t>
+        <w:t xml:space="preserve">Estas capacidades convierten a la automatización inteligente en un componente clave de los procesos de transformación digital empresarial. A continuación, se presenta un recurso audiovisual introductorio relacionado con el uso de Power </w:t>
       </w:r>
       <w:proofErr w:type="spellStart"/>
       <w:r>
         <w:rPr>
           <w:lang w:val="es-419" w:eastAsia="es-CO"/>
         </w:rPr>
-        <w:t>Power</w:t>
+        <w:t>Automate</w:t>
       </w:r>
       <w:proofErr w:type="spellEnd"/>
       <w:r>
         <w:rPr>
           <w:lang w:val="es-419" w:eastAsia="es-CO"/>
         </w:rPr>
+        <w:t xml:space="preserve"> y la integración de componentes de IA en procesos automatizados.</w:t>
+      </w:r>
+    </w:p>
+    <w:p>
+      <w:pPr>
+        <w:pStyle w:val="Video"/>
+        <w:ind w:left="851"/>
+        <w:jc w:val="both"/>
+        <w:rPr>
+          <w:lang w:val="es-419" w:eastAsia="es-CO"/>
+        </w:rPr>
+      </w:pPr>
+      <w:r>
+        <w:rPr>
+          <w:lang w:val="es-419" w:eastAsia="es-CO"/>
+        </w:rPr>
         <w:t xml:space="preserve"> </w:t>
       </w:r>
+      <w:r>
+        <w:rPr>
+          <w:lang w:val="es-419" w:eastAsia="es-CO"/>
+        </w:rPr>
+        <w:t xml:space="preserve">Orquestación de procesos con componentes IA con Power </w:t>
+      </w:r>
       <w:proofErr w:type="spellStart"/>
       <w:r>
         <w:rPr>
@@ -12418,98 +10563,6 @@
         <w:t>Automate</w:t>
       </w:r>
       <w:proofErr w:type="spellEnd"/>
-      <w:r>
-        <w:rPr>
-          <w:lang w:val="es-419" w:eastAsia="es-CO"/>
-        </w:rPr>
-        <w:t xml:space="preserve"> y la integración de componentes de IA en procesos automatizados.</w:t>
-      </w:r>
-    </w:p>
-    <w:p>
-      <w:pPr>
-        <w:rPr>
-          <w:lang w:val="es-419" w:eastAsia="es-CO"/>
-        </w:rPr>
-      </w:pPr>
-    </w:p>
-    <w:p>
-      <w:pPr>
-        <w:rPr>
-          <w:lang w:val="es-419" w:eastAsia="es-CO"/>
-        </w:rPr>
-      </w:pPr>
-    </w:p>
-    <w:p>
-      <w:pPr>
-        <w:rPr>
-          <w:lang w:val="es-419" w:eastAsia="es-CO"/>
-        </w:rPr>
-      </w:pPr>
-    </w:p>
-    <w:p>
-      <w:pPr>
-        <w:rPr>
-          <w:lang w:val="es-419" w:eastAsia="es-CO"/>
-        </w:rPr>
-      </w:pPr>
-    </w:p>
-    <w:p>
-      <w:pPr>
-        <w:rPr>
-          <w:lang w:val="es-419" w:eastAsia="es-CO"/>
-        </w:rPr>
-      </w:pPr>
-    </w:p>
-    <w:p>
-      <w:pPr>
-        <w:rPr>
-          <w:lang w:val="es-419" w:eastAsia="es-CO"/>
-        </w:rPr>
-      </w:pPr>
-    </w:p>
-    <w:p>
-      <w:pPr>
-        <w:rPr>
-          <w:lang w:val="es-419" w:eastAsia="es-CO"/>
-        </w:rPr>
-      </w:pPr>
-    </w:p>
-    <w:p>
-      <w:pPr>
-        <w:pStyle w:val="Video"/>
-        <w:rPr>
-          <w:lang w:val="es-419" w:eastAsia="es-CO"/>
-        </w:rPr>
-      </w:pPr>
-      <w:r>
-        <w:rPr>
-          <w:lang w:val="es-419" w:eastAsia="es-CO"/>
-        </w:rPr>
-        <w:lastRenderedPageBreak/>
-        <w:t xml:space="preserve">Orquestación de procesos con componentes IA con </w:t>
-      </w:r>
-      <w:proofErr w:type="spellStart"/>
-      <w:r>
-        <w:rPr>
-          <w:lang w:val="es-419" w:eastAsia="es-CO"/>
-        </w:rPr>
-        <w:t>Power</w:t>
-      </w:r>
-      <w:proofErr w:type="spellEnd"/>
-      <w:r>
-        <w:rPr>
-          <w:lang w:val="es-419" w:eastAsia="es-CO"/>
-        </w:rPr>
-        <w:t xml:space="preserve"> </w:t>
-      </w:r>
-      <w:proofErr w:type="spellStart"/>
-      <w:r>
-        <w:rPr>
-          <w:lang w:val="es-419" w:eastAsia="es-CO"/>
-        </w:rPr>
-        <w:t>Automate</w:t>
-      </w:r>
-      <w:proofErr w:type="spellEnd"/>
     </w:p>
     <w:p>
       <w:pPr>
@@ -12523,7 +10576,7 @@
           <w:noProof/>
         </w:rPr>
         <w:drawing>
-          <wp:inline distT="0" distB="0" distL="0" distR="0" wp14:anchorId="683AAB76" wp14:editId="0B264EF3">
+          <wp:inline distT="0" distB="0" distL="0" distR="0" wp14:anchorId="683AAB76" wp14:editId="53D4CF24">
             <wp:extent cx="4680000" cy="2632500"/>
             <wp:effectExtent l="0" t="0" r="6350" b="0"/>
             <wp:docPr id="12" name="Imagen 12">
@@ -12601,7 +10654,21 @@
             <w:rStyle w:val="Hipervnculo"/>
             <w:b/>
           </w:rPr>
-          <w:t>Enlace de reproducción del video</w:t>
+          <w:t>Enlace de repro</w:t>
+        </w:r>
+        <w:r>
+          <w:rPr>
+            <w:rStyle w:val="Hipervnculo"/>
+            <w:b/>
+          </w:rPr>
+          <w:t>d</w:t>
+        </w:r>
+        <w:r>
+          <w:rPr>
+            <w:rStyle w:val="Hipervnculo"/>
+            <w:b/>
+          </w:rPr>
+          <w:t>ucción del video</w:t>
         </w:r>
       </w:hyperlink>
     </w:p>
@@ -12630,6 +10697,7 @@
               <w:rPr>
                 <w:b/>
               </w:rPr>
+              <w:lastRenderedPageBreak/>
               <w:t>Síntesis</w:t>
             </w:r>
             <w:r>
@@ -12642,21 +10710,7 @@
               <w:rPr>
                 <w:b/>
               </w:rPr>
-              <w:t xml:space="preserve">Orquestación de procesos con componentes IA con </w:t>
-            </w:r>
-            <w:proofErr w:type="spellStart"/>
-            <w:r>
-              <w:rPr>
-                <w:b/>
-              </w:rPr>
-              <w:t>Power</w:t>
-            </w:r>
-            <w:proofErr w:type="spellEnd"/>
-            <w:r>
-              <w:rPr>
-                <w:b/>
-              </w:rPr>
-              <w:t xml:space="preserve"> </w:t>
+              <w:t xml:space="preserve">Orquestación de procesos con componentes IA con Power </w:t>
             </w:r>
             <w:proofErr w:type="spellStart"/>
             <w:r>
@@ -12676,449 +10730,86 @@
           </w:tcPr>
           <w:p>
             <w:r>
-              <w:t xml:space="preserve">321. Vamos a ver un tema muy interesante donde vamos a utilizar la inteligencia artificial de una manera mucho más avanzada. La idea es integrar a través de flujos y aplicaciones un poco más complejas la automatización de tareas o procesos en Microsoft, pues nos entregan esta herramienta </w:t>
+              <w:t xml:space="preserve">El video explica cómo utilizar Power </w:t>
             </w:r>
             <w:proofErr w:type="spellStart"/>
             <w:r>
-              <w:t>power</w:t>
+              <w:t>Automate</w:t>
             </w:r>
             <w:proofErr w:type="spellEnd"/>
             <w:r>
-              <w:t xml:space="preserve"> </w:t>
-            </w:r>
-            <w:proofErr w:type="spellStart"/>
-            <w:r>
-              <w:t>automate</w:t>
-            </w:r>
-            <w:proofErr w:type="spellEnd"/>
-            <w:r>
-              <w:t xml:space="preserve"> donde nos permite crear.</w:t>
-            </w:r>
-          </w:p>
-          <w:p>
-            <w:r>
-              <w:t xml:space="preserve">Flujos de trabajo a partir de disparadores o </w:t>
-            </w:r>
-            <w:proofErr w:type="spellStart"/>
-            <w:r>
-              <w:t>trager</w:t>
-            </w:r>
-            <w:proofErr w:type="spellEnd"/>
-            <w:r>
-              <w:t xml:space="preserve"> y otros elementos u otros nodos que son los que ejecutan tareas. ¿Para empezar, desde que nos dan la opción de crear desde un </w:t>
-            </w:r>
-            <w:proofErr w:type="spellStart"/>
-            <w:r>
-              <w:t>prompt</w:t>
-            </w:r>
-            <w:proofErr w:type="spellEnd"/>
-            <w:r>
-              <w:t xml:space="preserve"> una automatización, vamos a crear algo? Pues muy sencillo, generalmente, pues hacer flujos muy, muy complejos, pues todavía nos queda, todavía está un poco quedado.</w:t>
-            </w:r>
-          </w:p>
-          <w:p>
-            <w:proofErr w:type="gramStart"/>
-            <w:r>
-              <w:lastRenderedPageBreak/>
-              <w:t>Pero</w:t>
-            </w:r>
-            <w:proofErr w:type="gramEnd"/>
-            <w:r>
-              <w:t xml:space="preserve"> </w:t>
-            </w:r>
-            <w:proofErr w:type="spellStart"/>
-            <w:r>
-              <w:t>pero</w:t>
-            </w:r>
-            <w:proofErr w:type="spellEnd"/>
-            <w:r>
-              <w:t xml:space="preserve"> un flujo sencillo, por ejemplo este supongo que más adelante esto cada día va a ir avanzando más. Entonces a lo mejor cuando veas este video, pues esta parte de </w:t>
-            </w:r>
-            <w:proofErr w:type="spellStart"/>
-            <w:r>
-              <w:t>de</w:t>
-            </w:r>
-            <w:proofErr w:type="spellEnd"/>
-            <w:r>
-              <w:t xml:space="preserve"> </w:t>
-            </w:r>
-            <w:proofErr w:type="spellStart"/>
-            <w:r>
-              <w:t>Copilot</w:t>
-            </w:r>
-            <w:proofErr w:type="spellEnd"/>
-            <w:r>
-              <w:t xml:space="preserve"> va a estar mucho más avanzada. Pero vamos a hacer un ejemplo acá. Entonces crear, crear un flujo, un flujo que.</w:t>
-            </w:r>
-          </w:p>
-          <w:p>
-            <w:r>
-              <w:t xml:space="preserve">Cuando algo sencillo que cuando agregue un archivo copiando con una sola mano aquí un archivo en </w:t>
-            </w:r>
-            <w:proofErr w:type="spellStart"/>
-            <w:r>
-              <w:t>en</w:t>
-            </w:r>
-            <w:proofErr w:type="spellEnd"/>
-            <w:r>
-              <w:t xml:space="preserve"> </w:t>
-            </w:r>
-            <w:proofErr w:type="spellStart"/>
-            <w:r>
-              <w:t>onedrive</w:t>
-            </w:r>
-            <w:proofErr w:type="spellEnd"/>
-            <w:r>
-              <w:t>, sí envíe un correo un correo avisando sí.</w:t>
-            </w:r>
-          </w:p>
-          <w:p>
-            <w:r>
-              <w:t xml:space="preserve">Entonces, ahí más o menos y vamos a generarlo a partir de un </w:t>
-            </w:r>
-            <w:proofErr w:type="spellStart"/>
-            <w:r>
-              <w:t>prompt</w:t>
-            </w:r>
-            <w:proofErr w:type="spellEnd"/>
-            <w:r>
-              <w:t xml:space="preserve">. Entonces él va a </w:t>
-            </w:r>
-            <w:proofErr w:type="spellStart"/>
-            <w:r>
-              <w:t>a</w:t>
-            </w:r>
-            <w:proofErr w:type="spellEnd"/>
-            <w:r>
-              <w:t xml:space="preserve"> trabajar y dice, bueno, necesita 3 cositas, un desencadenador, que es cuando se crea un archivo y a través de mi usuario, pues envía un correo. Cierto, yo ya puedo seguir diciéndole qué, qué tipo de archivos y a qué correos lo hará.</w:t>
-            </w:r>
-          </w:p>
-          <w:p>
-            <w:r>
-              <w:t xml:space="preserve">En este momento pues no lo vamos a hacer. Vamos a hacer algo a partir de plantillas antes inclusive de utilizar el </w:t>
-            </w:r>
-            <w:proofErr w:type="spellStart"/>
-            <w:r>
-              <w:t>copilot</w:t>
-            </w:r>
-            <w:proofErr w:type="spellEnd"/>
-            <w:r>
-              <w:t xml:space="preserve"> para generar flujos. A partir de </w:t>
-            </w:r>
-            <w:proofErr w:type="spellStart"/>
-            <w:r>
-              <w:t>Prompt</w:t>
-            </w:r>
-            <w:proofErr w:type="spellEnd"/>
-            <w:r>
-              <w:t>. Lo mejor lo más recomendable es buscar plantillas. Por ejemplo, aquí voy a buscar algo como por ejemplo vamos a hablar de opinión. Por ejemplo, somos un equipo de no sé marketing.</w:t>
-            </w:r>
-          </w:p>
-          <w:p>
-            <w:r>
-              <w:t xml:space="preserve">¿O un equipo que de servicio al cliente y queremos pues que notifiquen, por </w:t>
-            </w:r>
-            <w:proofErr w:type="gramStart"/>
-            <w:r>
-              <w:t>ejemplo</w:t>
-            </w:r>
-            <w:proofErr w:type="gramEnd"/>
-            <w:r>
-              <w:t xml:space="preserve"> acá que el equipo de </w:t>
-            </w:r>
-            <w:proofErr w:type="spellStart"/>
-            <w:r>
-              <w:t>teams</w:t>
-            </w:r>
-            <w:proofErr w:type="spellEnd"/>
-            <w:r>
-              <w:t xml:space="preserve"> que cuando tengamos un correo electrónico de opinión negativa, pues que nos lo mande en </w:t>
-            </w:r>
-            <w:proofErr w:type="spellStart"/>
-            <w:r>
-              <w:t>teams</w:t>
-            </w:r>
-            <w:proofErr w:type="spellEnd"/>
-            <w:r>
-              <w:t xml:space="preserve">, cierto? O simplemente analizar qué opiniones. Si es una opinión bueno, una opinión mala, una opinión, pues ni buena ni mala cierto, entonces vamos a vamos a </w:t>
-            </w:r>
-            <w:proofErr w:type="spellStart"/>
-            <w:r>
-              <w:t>a</w:t>
-            </w:r>
-            <w:proofErr w:type="spellEnd"/>
-            <w:r>
-              <w:t xml:space="preserve"> </w:t>
-            </w:r>
-            <w:proofErr w:type="spellStart"/>
-            <w:r>
-              <w:t>a</w:t>
-            </w:r>
-            <w:proofErr w:type="spellEnd"/>
-            <w:r>
-              <w:t xml:space="preserve"> trabajar este flujo de opiniones.</w:t>
-            </w:r>
-          </w:p>
-          <w:p>
-            <w:r>
-              <w:lastRenderedPageBreak/>
-              <w:t xml:space="preserve">Él dice, bueno, tienes que conectarte como a varias cositas. La primera, pues el correo electrónico. Esto como a un contenido de conversación, que es como </w:t>
-            </w:r>
-            <w:proofErr w:type="spellStart"/>
-            <w:r>
-              <w:t>el</w:t>
-            </w:r>
-            <w:proofErr w:type="spellEnd"/>
-            <w:r>
-              <w:t xml:space="preserve">, digamos, el componente de inteligencia artificial Microsoft </w:t>
-            </w:r>
-            <w:proofErr w:type="spellStart"/>
-            <w:r>
-              <w:t>teams</w:t>
-            </w:r>
-            <w:proofErr w:type="spellEnd"/>
-            <w:r>
-              <w:t xml:space="preserve">, que es como el chat del equipo o personal. Y bueno, y todo esto que es el data verso donde se encarga, pues, de </w:t>
-            </w:r>
-            <w:proofErr w:type="spellStart"/>
-            <w:r>
-              <w:t>de</w:t>
-            </w:r>
-            <w:proofErr w:type="spellEnd"/>
-            <w:r>
-              <w:t xml:space="preserve"> orquestar </w:t>
-            </w:r>
-            <w:proofErr w:type="gramStart"/>
-            <w:r>
-              <w:t>todo esos flujos</w:t>
-            </w:r>
-            <w:proofErr w:type="gramEnd"/>
-            <w:r>
-              <w:t>, podemos editar modo avanzado.</w:t>
-            </w:r>
-          </w:p>
-          <w:p>
-            <w:r>
-              <w:t xml:space="preserve">Es muy interesante pues analizar y conocer el modo avanzado, hay que conocer inclusive ocasionalmente algunos códigos de programación. Igual esta </w:t>
-            </w:r>
-            <w:proofErr w:type="spellStart"/>
-            <w:r>
-              <w:t>copilot</w:t>
-            </w:r>
-            <w:proofErr w:type="spellEnd"/>
-            <w:r>
-              <w:t xml:space="preserve">, pues si le haces una pregunta él te va guiando. Si tienes una duda o un deseo que quieres que haga estos estos flujos de trabajo, él te lo va resolviendo, por </w:t>
-            </w:r>
-            <w:proofErr w:type="gramStart"/>
-            <w:r>
-              <w:t>ejemplo</w:t>
-            </w:r>
-            <w:proofErr w:type="gramEnd"/>
-            <w:r>
-              <w:t xml:space="preserve"> este que es el disparador o el </w:t>
-            </w:r>
-            <w:proofErr w:type="spellStart"/>
-            <w:r>
-              <w:t>trigger</w:t>
-            </w:r>
-            <w:proofErr w:type="spellEnd"/>
-            <w:r>
-              <w:t>.</w:t>
-            </w:r>
-          </w:p>
-          <w:p>
-            <w:r>
-              <w:t xml:space="preserve">Es cuando recibe un nuevo email. ¿Cierto? Yo le voy a poner unos parámetros también. Entonces él va a leer el cuerpo en HTML. Él va entonces a generar una serie de </w:t>
-            </w:r>
-            <w:proofErr w:type="spellStart"/>
-            <w:r>
-              <w:t>de</w:t>
-            </w:r>
-            <w:proofErr w:type="spellEnd"/>
-            <w:r>
-              <w:t xml:space="preserve"> variables que lo necesitan. Tenemos entes de inteligencia artificial 1 pues que detecta el lenguaje y otro pues que analiza si es positivo o negativo.</w:t>
-            </w:r>
-          </w:p>
-          <w:p>
-            <w:r>
-              <w:t>Y pues el texto del sentimiento y ya la acción de postearlo o enviarlo al canal. Vamos entonces a mirarlo acá de forma, pues más sencilla, digamos que vamos a utilizar este correo personal y que vamos a utilizarlo también, pues con mi correo corporativo en este caso entonces lo seleccionamos.</w:t>
-            </w:r>
-          </w:p>
-          <w:p>
-            <w:r>
-              <w:t xml:space="preserve">Vamos a seleccionarlo y le damos crear y eso es todo. Entonces ya por acá él empieza, pues como como a crear. Yo por acá tengo este un correo listo para enviar </w:t>
-            </w:r>
-            <w:r>
-              <w:lastRenderedPageBreak/>
-              <w:t xml:space="preserve">con una </w:t>
-            </w:r>
-            <w:proofErr w:type="spellStart"/>
-            <w:r>
-              <w:t>una</w:t>
-            </w:r>
-            <w:proofErr w:type="spellEnd"/>
-            <w:r>
-              <w:t xml:space="preserve"> opinión no muy buena, ya está listo, entonces simplemente por acá voy a darle un </w:t>
-            </w:r>
-            <w:proofErr w:type="spellStart"/>
-            <w:r>
-              <w:t>correito</w:t>
-            </w:r>
-            <w:proofErr w:type="spellEnd"/>
-            <w:r>
-              <w:t xml:space="preserve"> de enviar.</w:t>
-            </w:r>
-          </w:p>
-          <w:p>
-            <w:r>
-              <w:t>Ah, bueno, necesitamos esto. Obviamente cierto. El correo que tengo el correo que tengo es senapuntoedu.co. Entonces aquí en mi otra pantalla ya le di mensaje enviado. Entonces vamos a esperar, vamos a esperar.</w:t>
-            </w:r>
-          </w:p>
-          <w:p>
-            <w:r>
-              <w:t xml:space="preserve">Que </w:t>
-            </w:r>
-            <w:proofErr w:type="spellStart"/>
-            <w:r>
-              <w:t>que</w:t>
-            </w:r>
-            <w:proofErr w:type="spellEnd"/>
-            <w:r>
-              <w:t xml:space="preserve"> el flujo es decir que tiene que llegar a la bandeja de entrada. Cuando </w:t>
-            </w:r>
-            <w:proofErr w:type="gramStart"/>
-            <w:r>
-              <w:t>llegue</w:t>
-            </w:r>
-            <w:proofErr w:type="gramEnd"/>
-            <w:r>
-              <w:t xml:space="preserve"> a la bandeja de entrada, entonces lo va a coger todo ese flujo que ya habíamos dicho, lo va a coger entre la inteligencia artificial y va a hacer un resumen o no o no es un resumen, va a decir es </w:t>
-            </w:r>
-            <w:proofErr w:type="spellStart"/>
-            <w:r>
-              <w:t>es</w:t>
-            </w:r>
-            <w:proofErr w:type="spellEnd"/>
-            <w:r>
-              <w:t xml:space="preserve"> positivo, es negativo o es neutro y pues le dije también o </w:t>
-            </w:r>
-            <w:proofErr w:type="spellStart"/>
-            <w:r>
-              <w:t>o</w:t>
-            </w:r>
-            <w:proofErr w:type="spellEnd"/>
-            <w:r>
-              <w:t xml:space="preserve"> está programado para que.</w:t>
-            </w:r>
-          </w:p>
-          <w:p>
-            <w:r>
-              <w:t xml:space="preserve">Sea, se </w:t>
-            </w:r>
-            <w:proofErr w:type="spellStart"/>
-            <w:r>
-              <w:t>se</w:t>
-            </w:r>
-            <w:proofErr w:type="spellEnd"/>
-            <w:r>
-              <w:t xml:space="preserve"> </w:t>
-            </w:r>
-            <w:proofErr w:type="spellStart"/>
-            <w:r>
-              <w:t>se</w:t>
-            </w:r>
-            <w:proofErr w:type="spellEnd"/>
-            <w:r>
-              <w:t xml:space="preserve"> vaya al chat por aquí. Entonces me llegó un chat a </w:t>
-            </w:r>
-            <w:proofErr w:type="spellStart"/>
-            <w:r>
-              <w:t>a</w:t>
-            </w:r>
-            <w:proofErr w:type="spellEnd"/>
-            <w:r>
-              <w:t xml:space="preserve"> acá se llama </w:t>
-            </w:r>
-            <w:proofErr w:type="spellStart"/>
-            <w:r>
-              <w:t>workflows</w:t>
-            </w:r>
-            <w:proofErr w:type="spellEnd"/>
-            <w:r>
-              <w:t xml:space="preserve"> y me llegó este este, este correo o este mensaje. Supongamos que esto aquí estamos </w:t>
-            </w:r>
-            <w:proofErr w:type="gramStart"/>
-            <w:r>
-              <w:t>involucrados</w:t>
-            </w:r>
-            <w:proofErr w:type="gramEnd"/>
-            <w:r>
-              <w:t xml:space="preserve"> todo el equipo digamos de Atención al Cliente y le va a llegar pila. ¿Sentimiento negativo entonces?</w:t>
-            </w:r>
-          </w:p>
-          <w:p>
-            <w:r>
-              <w:t xml:space="preserve">Dice estimado aquí por organizador, me dijo a ustedes </w:t>
-            </w:r>
-            <w:proofErr w:type="spellStart"/>
-            <w:r>
-              <w:t>Titititititi</w:t>
-            </w:r>
-            <w:proofErr w:type="spellEnd"/>
-            <w:r>
-              <w:t xml:space="preserve">, pero lo importante es que el género a través de inteligencia artificial, que este es un mensaje negativo, entonces es bien importante y los invito a que trabajen mucho. Lo que son </w:t>
-            </w:r>
-            <w:proofErr w:type="spellStart"/>
-            <w:r>
-              <w:t>workflows</w:t>
-            </w:r>
-            <w:proofErr w:type="spellEnd"/>
-            <w:r>
-              <w:t xml:space="preserve">, pues digamos que es </w:t>
-            </w:r>
-            <w:proofErr w:type="spellStart"/>
-            <w:r>
-              <w:t>es</w:t>
-            </w:r>
-            <w:proofErr w:type="spellEnd"/>
-            <w:r>
-              <w:t xml:space="preserve"> de las cosas más importantes y la explotación de la I a de manera pues más provechosa, sobre todo, pues en ambientes de producción.</w:t>
+              <w:t xml:space="preserve"> para orquestar procesos mediante la integración de componentes de inteligencia artificial, permitiendo automatizar tareas que antes requerían intervención manual. Se muestra cómo diseñar flujos de trabajo que conectan diferentes aplicaciones y servicios, incorporando acciones de IA para analizar información, generar contenido, clasificar datos y ejecutar procesos de manera secuencial. Asimismo, se destaca que la combinación de automatización e inteligencia artificial optimiza los tiempos de ejecución, reduce errores y mejora la eficiencia en las actividades administrativas y operativas. Finalmente, se concluye que la orquestación de procesos con componentes de IA facilita la creación de soluciones inteligentes capaces de responder a diferentes necesidades del entorno laboral, incrementando la productividad y apoyando la transformación digital de las organizaciones.</w:t>
             </w:r>
           </w:p>
         </w:tc>
       </w:tr>
     </w:tbl>
-    <w:p/>
     <w:p>
       <w:pPr>
         <w:pStyle w:val="Ttulo1"/>
       </w:pPr>
       <w:bookmarkStart w:id="16" w:name="_Toc233475060"/>
       <w:r>
+        <w:t>Documentación técnica, gobernanza y mejora continua</w:t>
+      </w:r>
+      <w:bookmarkEnd w:id="16"/>
+    </w:p>
+    <w:p>
+      <w:pPr>
+        <w:rPr>
+          <w:lang w:val="es-419" w:eastAsia="es-CO"/>
+        </w:rPr>
+      </w:pPr>
+      <w:r>
+        <w:rPr>
+          <w:lang w:val="es-419" w:eastAsia="es-CO"/>
+        </w:rPr>
+        <w:t xml:space="preserve">La fase final de integración de la </w:t>
+      </w:r>
+      <w:r>
+        <w:rPr>
+          <w:lang w:val="es-419" w:eastAsia="es-CO"/>
+        </w:rPr>
+        <w:t>i</w:t>
+      </w:r>
+      <w:r>
+        <w:rPr>
+          <w:lang w:val="es-419" w:eastAsia="es-CO"/>
+        </w:rPr>
+        <w:t xml:space="preserve">nteligencia </w:t>
+      </w:r>
+      <w:r>
+        <w:rPr>
+          <w:lang w:val="es-419" w:eastAsia="es-CO"/>
+        </w:rPr>
+        <w:t>a</w:t>
+      </w:r>
+      <w:r>
+        <w:rPr>
+          <w:lang w:val="es-419" w:eastAsia="es-CO"/>
+        </w:rPr>
+        <w:t xml:space="preserve">rtificial </w:t>
+      </w:r>
+      <w:r>
+        <w:rPr>
+          <w:lang w:val="es-419" w:eastAsia="es-CO"/>
+        </w:rPr>
+        <w:t>g</w:t>
+      </w:r>
+      <w:r>
+        <w:rPr>
+          <w:lang w:val="es-419" w:eastAsia="es-CO"/>
+        </w:rPr>
+        <w:t>enerativa (IAG) en el sector productivo consiste en la formalización y control institucional del conocimiento generado. En este contexto, el aprendiz debe trascender la operación individual para participar en procesos de documentación técnica y gobernanza de datos, garantizando que el uso de la IA sea trazable, seguro y alineado con el marco legal colombiano.</w:t>
+      </w:r>
+    </w:p>
+    <w:p>
+      <w:pPr>
+        <w:pStyle w:val="Ttulo2"/>
+      </w:pPr>
+      <w:bookmarkStart w:id="17" w:name="_Toc233475061"/>
+      <w:r>
         <w:lastRenderedPageBreak/>
-        <w:t>Documentación técnica, gobernanza y mejora continua</w:t>
-      </w:r>
-      <w:bookmarkEnd w:id="16"/>
-    </w:p>
-    <w:p>
-      <w:pPr>
-        <w:rPr>
-          <w:lang w:val="es-419" w:eastAsia="es-CO"/>
-        </w:rPr>
-      </w:pPr>
-      <w:r>
-        <w:rPr>
-          <w:lang w:val="es-419" w:eastAsia="es-CO"/>
-        </w:rPr>
-        <w:t>La fase final de integración de la Inteligencia Artificial Generativa (IAG) en el sector productivo consiste en la formalización y control institucional del conocimiento generado. En este contexto, el aprendiz debe trascender la operación individual para participar en procesos de documentación técnica y gobernanza de datos, garantizando que el uso de la IA sea trazable, seguro y alineado con el marco legal colombiano.</w:t>
-      </w:r>
-    </w:p>
-    <w:p>
-      <w:pPr>
-        <w:pStyle w:val="Ttulo2"/>
-      </w:pPr>
-      <w:bookmarkStart w:id="17" w:name="_Toc233475061"/>
-      <w:r>
         <w:t>Registro estructurado de procesos de configuración y operación</w:t>
       </w:r>
       <w:bookmarkEnd w:id="17"/>
@@ -13223,22 +10914,165 @@
                 <w:b/>
                 <w:bCs/>
               </w:rPr>
+              <w:t>Mujer</w:t>
+            </w:r>
+            <w:r>
+              <w:t>: p</w:t>
+            </w:r>
+            <w:r>
+              <w:t xml:space="preserve">or eso, en este episodio hablaremos sobre la importancia de la documentación técnica, el </w:t>
+            </w:r>
+            <w:proofErr w:type="spellStart"/>
+            <w:r>
+              <w:t>logging</w:t>
+            </w:r>
+            <w:proofErr w:type="spellEnd"/>
+            <w:r>
+              <w:t xml:space="preserve"> y los procesos de control asociados a los sistemas de inteligencia artificial ¡Bienvenidos!</w:t>
+            </w:r>
+          </w:p>
+          <w:p>
+            <w:r>
+              <w:rPr>
+                <w:b/>
+                <w:bCs/>
+              </w:rPr>
+              <w:t>Hombre</w:t>
+            </w:r>
+            <w:r>
+              <w:t>: l</w:t>
+            </w:r>
+            <w:r>
+              <w:t xml:space="preserve">a implementación de soluciones de IA requiere contar con información organizada que permita comprender el funcionamiento integral de la tecnología utilizada. En este contexto, el registro estructurado se convierte en un </w:t>
+            </w:r>
+            <w:r>
+              <w:lastRenderedPageBreak/>
+              <w:t>requisito esencial para garantizar la escalabilidad, la auditoría y la confiabilidad de los procesos automatizados apoyados por IA.</w:t>
+            </w:r>
+          </w:p>
+          <w:p>
+            <w:r>
+              <w:rPr>
+                <w:b/>
+                <w:bCs/>
+              </w:rPr>
+              <w:t>Mujer</w:t>
+            </w:r>
+            <w:r>
+              <w:t>: d</w:t>
+            </w:r>
+            <w:r>
+              <w:t>esde una perspectiva técnica, resulta necesario documentar elementos como la arquitectura del sistema, los parámetros de configuración, los niveles de permisos, los mecanismos de autenticación y las capacidades o limitaciones de los modelos implementados.</w:t>
+            </w:r>
+          </w:p>
+          <w:p>
+            <w:r>
+              <w:rPr>
+                <w:b/>
+                <w:bCs/>
+              </w:rPr>
+              <w:t>Hombre</w:t>
+            </w:r>
+            <w:r>
+              <w:t xml:space="preserve">: </w:t>
+            </w:r>
+            <w:r>
+              <w:t>e</w:t>
+            </w:r>
+            <w:r>
+              <w:t>sta documentación facilita la administración de la solución tecnológica y permite que diferentes equipos puedan comprender cómo opera el sistema dentro de la organización.</w:t>
+            </w:r>
+          </w:p>
+          <w:p>
+            <w:r>
+              <w:rPr>
+                <w:b/>
+                <w:bCs/>
+              </w:rPr>
+              <w:t>Mujer</w:t>
+            </w:r>
+            <w:r>
+              <w:t>: p</w:t>
+            </w:r>
+            <w:r>
+              <w:t xml:space="preserve">ero la documentación inicial es solo una parte del proceso. Una vez que el sistema entra en funcionamiento, se vuelve indispensable registrar las operaciones que realiza de manera permanente. Aquí aparece un concepto fundamental dentro de los sistemas modernos de inteligencia artificial: el </w:t>
+            </w:r>
+            <w:proofErr w:type="spellStart"/>
+            <w:r>
+              <w:t>logging</w:t>
+            </w:r>
+            <w:proofErr w:type="spellEnd"/>
+            <w:r>
+              <w:t>.</w:t>
+            </w:r>
+          </w:p>
+          <w:p>
+            <w:r>
+              <w:rPr>
+                <w:b/>
+                <w:bCs/>
+              </w:rPr>
+              <w:t>Hombre</w:t>
+            </w:r>
+            <w:r>
+              <w:t>: l</w:t>
+            </w:r>
+            <w:r>
+              <w:t xml:space="preserve">os mecanismos de </w:t>
+            </w:r>
+            <w:proofErr w:type="spellStart"/>
+            <w:r>
+              <w:t>logging</w:t>
+            </w:r>
+            <w:proofErr w:type="spellEnd"/>
+            <w:r>
+              <w:t xml:space="preserve"> permiten están orientados a garantizar la trazabilidad de las operaciones ejecutadas por el sistema.</w:t>
+            </w:r>
+          </w:p>
+          <w:p>
+            <w:r>
+              <w:rPr>
+                <w:b/>
+                <w:bCs/>
+              </w:rPr>
+              <w:t>Mujer</w:t>
+            </w:r>
+            <w:r>
+              <w:t>: g</w:t>
+            </w:r>
+            <w:r>
+              <w:t>racias a estos registros es posible identificar el origen y comportamiento de las respuestas generadas por la inteligencia artificial, fortaleciendo la transparencia y el control sobre los procesos automatizados.</w:t>
+            </w:r>
+          </w:p>
+          <w:p>
+            <w:r>
+              <w:rPr>
+                <w:b/>
+                <w:bCs/>
+              </w:rPr>
+              <w:t>Hombre</w:t>
+            </w:r>
+            <w:r>
+              <w:t>: o</w:t>
+            </w:r>
+            <w:r>
+              <w:t xml:space="preserve"> dicho en términos de auditoría técnica, los registros facilitan la revisión posterior de errores, alucinaciones o fallos de fundamentación producidos por los modelos de IA, lo que contribuye a detectar incidentes, analizar causas y establecer acciones correctivas que mejoren la estabilidad y precisión del sistema.</w:t>
+            </w:r>
+          </w:p>
+          <w:p>
+            <w:r>
+              <w:rPr>
+                <w:b/>
+                <w:bCs/>
+              </w:rPr>
               <w:lastRenderedPageBreak/>
               <w:t>Mujer</w:t>
             </w:r>
             <w:r>
-              <w:t>: p</w:t>
-            </w:r>
-            <w:r>
-              <w:t xml:space="preserve">or eso, en este episodio hablaremos sobre la importancia de la documentación técnica, el </w:t>
-            </w:r>
-            <w:proofErr w:type="spellStart"/>
-            <w:r>
-              <w:t>logging</w:t>
-            </w:r>
-            <w:proofErr w:type="spellEnd"/>
-            <w:r>
-              <w:t xml:space="preserve"> y los procesos de control asociados a los sistemas de inteligencia artificial ¡Bienvenidos!</w:t>
+              <w:t>: d</w:t>
+            </w:r>
+            <w:r>
+              <w:t>e igual manera, la información recopilada proporciona evidencia valiosa para los procesos de mejora continua, permitiendo optimizar flujos de trabajo, configuraciones y estrategias de implementación tecnológica.</w:t>
             </w:r>
           </w:p>
           <w:p>
@@ -13250,10 +11084,10 @@
               <w:t>Hombre</w:t>
             </w:r>
             <w:r>
-              <w:t>: l</w:t>
-            </w:r>
-            <w:r>
-              <w:t>a implementación de soluciones de IA requiere contar con información organizada que permita comprender el funcionamiento integral de la tecnología utilizada. En este contexto, el registro estructurado se convierte en un requisito esencial para garantizar la escalabilidad, la auditoría y la confiabilidad de los procesos automatizados apoyados por IA.</w:t>
+              <w:t>: c</w:t>
+            </w:r>
+            <w:r>
+              <w:t>ada interacción registrada se convierte en una fuente de aprendizaje para fortalecer el desempeño futuro de la solución.</w:t>
             </w:r>
           </w:p>
           <w:p>
@@ -13265,10 +11099,10 @@
               <w:t>Mujer</w:t>
             </w:r>
             <w:r>
-              <w:t>: d</w:t>
-            </w:r>
-            <w:r>
-              <w:t>esde una perspectiva técnica, resulta necesario documentar elementos como la arquitectura del sistema, los parámetros de configuración, los niveles de permisos, los mecanismos de autenticación y las capacidades o limitaciones de los modelos implementados.</w:t>
+              <w:t>: f</w:t>
+            </w:r>
+            <w:r>
+              <w:t>inalmente, el registro estructurado favorece el control organizacional al permitir la supervisión de accesos, permisos y operaciones realizadas por los usuarios.</w:t>
             </w:r>
           </w:p>
           <w:p>
@@ -13280,13 +11114,10 @@
               <w:t>Hombre</w:t>
             </w:r>
             <w:r>
-              <w:t xml:space="preserve">: </w:t>
-            </w:r>
-            <w:r>
-              <w:t>e</w:t>
-            </w:r>
-            <w:r>
-              <w:t>sta documentación facilita la administración de la solución tecnológica y permite que diferentes equipos puedan comprender cómo opera el sistema dentro de la organización.</w:t>
+              <w:t>: d</w:t>
+            </w:r>
+            <w:r>
+              <w:t>e esta forma, las organizaciones pueden fortalecer sus mecanismos de gobernanza, seguridad y cumplimiento normativo en el uso de tecnologías basadas en inteligencia artificial.</w:t>
             </w:r>
           </w:p>
           <w:p>
@@ -13301,15 +11132,7 @@
               <w:t>: p</w:t>
             </w:r>
             <w:r>
-              <w:t xml:space="preserve">ero la documentación inicial es solo una parte del proceso. Una vez que el sistema entra en funcionamiento, se vuelve indispensable registrar las operaciones que realiza de manera permanente. Aquí aparece un concepto fundamental dentro de los sistemas modernos de inteligencia artificial: el </w:t>
-            </w:r>
-            <w:proofErr w:type="spellStart"/>
-            <w:r>
-              <w:t>logging</w:t>
-            </w:r>
-            <w:proofErr w:type="spellEnd"/>
-            <w:r>
-              <w:t>.</w:t>
+              <w:t>or eso, cuando hablamos de inteligencia artificial en entornos organizacionales, no solo debemos pensar en modelos, algoritmos o capacidades de automatización. También debemos pensar en documentación técnica, trazabilidad, auditoría, seguridad y control organizacional.</w:t>
             </w:r>
           </w:p>
           <w:p>
@@ -13318,136 +11141,6 @@
                 <w:b/>
                 <w:bCs/>
               </w:rPr>
-              <w:t>Hombre</w:t>
-            </w:r>
-            <w:r>
-              <w:t>: l</w:t>
-            </w:r>
-            <w:r>
-              <w:t xml:space="preserve">os mecanismos de </w:t>
-            </w:r>
-            <w:proofErr w:type="spellStart"/>
-            <w:r>
-              <w:t>logging</w:t>
-            </w:r>
-            <w:proofErr w:type="spellEnd"/>
-            <w:r>
-              <w:t xml:space="preserve"> permiten están orientados a garantizar la trazabilidad de las operaciones ejecutadas por el sistema.</w:t>
-            </w:r>
-          </w:p>
-          <w:p>
-            <w:r>
-              <w:rPr>
-                <w:b/>
-                <w:bCs/>
-              </w:rPr>
-              <w:lastRenderedPageBreak/>
-              <w:t>Mujer</w:t>
-            </w:r>
-            <w:r>
-              <w:t>: g</w:t>
-            </w:r>
-            <w:r>
-              <w:t>racias a estos registros es posible identificar el origen y comportamiento de las respuestas generadas por la inteligencia artificial, fortaleciendo la transparencia y el control sobre los procesos automatizados.</w:t>
-            </w:r>
-          </w:p>
-          <w:p>
-            <w:r>
-              <w:rPr>
-                <w:b/>
-                <w:bCs/>
-              </w:rPr>
-              <w:t>Hombre</w:t>
-            </w:r>
-            <w:r>
-              <w:t>: o</w:t>
-            </w:r>
-            <w:r>
-              <w:t xml:space="preserve"> dicho en términos de auditoría técnica, los registros facilitan la revisión posterior de errores, alucinaciones o fallos de fundamentación producidos por los modelos de IA, lo que contribuye a detectar incidentes, analizar causas y establecer acciones correctivas que mejoren la estabilidad y precisión del sistema.</w:t>
-            </w:r>
-          </w:p>
-          <w:p>
-            <w:r>
-              <w:rPr>
-                <w:b/>
-                <w:bCs/>
-              </w:rPr>
-              <w:t>Mujer</w:t>
-            </w:r>
-            <w:r>
-              <w:t>: d</w:t>
-            </w:r>
-            <w:r>
-              <w:t>e igual manera, la información recopilada proporciona evidencia valiosa para los procesos de mejora continua, permitiendo optimizar flujos de trabajo, configuraciones y estrategias de implementación tecnológica.</w:t>
-            </w:r>
-          </w:p>
-          <w:p>
-            <w:r>
-              <w:rPr>
-                <w:b/>
-                <w:bCs/>
-              </w:rPr>
-              <w:t>Hombre</w:t>
-            </w:r>
-            <w:r>
-              <w:t>: c</w:t>
-            </w:r>
-            <w:r>
-              <w:t>ada interacción registrada se convierte en una fuente de aprendizaje para fortalecer el desempeño futuro de la solución.</w:t>
-            </w:r>
-          </w:p>
-          <w:p>
-            <w:r>
-              <w:rPr>
-                <w:b/>
-                <w:bCs/>
-              </w:rPr>
-              <w:t>Mujer</w:t>
-            </w:r>
-            <w:r>
-              <w:t>: f</w:t>
-            </w:r>
-            <w:r>
-              <w:t>inalmente, el registro estructurado favorece el control organizacional al permitir la supervisión de accesos, permisos y operaciones realizadas por los usuarios.</w:t>
-            </w:r>
-          </w:p>
-          <w:p>
-            <w:r>
-              <w:rPr>
-                <w:b/>
-                <w:bCs/>
-              </w:rPr>
-              <w:t>Hombre</w:t>
-            </w:r>
-            <w:r>
-              <w:t>: d</w:t>
-            </w:r>
-            <w:r>
-              <w:t>e esta forma, las organizaciones pueden fortalecer sus mecanismos de gobernanza, seguridad y cumplimiento normativo en el uso de tecnologías basadas en inteligencia artificial.</w:t>
-            </w:r>
-          </w:p>
-          <w:p>
-            <w:r>
-              <w:rPr>
-                <w:b/>
-                <w:bCs/>
-              </w:rPr>
-              <w:t>Mujer</w:t>
-            </w:r>
-            <w:r>
-              <w:t>: p</w:t>
-            </w:r>
-            <w:r>
-              <w:t>or eso, cuando hablamos de inteligencia artificial en entornos organizacionales, no solo debemos pensar en modelos, algoritmos o capacidades de automatización. También debemos pensar en documentación técnica, trazabilidad, auditoría, seguridad y control organizacional.</w:t>
-            </w:r>
-          </w:p>
-          <w:p>
-            <w:r>
-              <w:rPr>
-                <w:b/>
-                <w:bCs/>
-              </w:rPr>
-              <w:lastRenderedPageBreak/>
               <w:t>Hombre</w:t>
             </w:r>
             <w:r>
@@ -13503,6 +11196,7 @@
       </w:pPr>
       <w:bookmarkStart w:id="18" w:name="_Toc233475062"/>
       <w:r>
+        <w:lastRenderedPageBreak/>
         <w:t>Gobernanza, privacidad y soberanía de datos (Ley 1581 y EDP)</w:t>
       </w:r>
       <w:bookmarkEnd w:id="18"/>
@@ -13601,25 +11295,10 @@
           <w:lang w:val="es-419" w:eastAsia="es-CO"/>
         </w:rPr>
       </w:pPr>
-    </w:p>
-    <w:p>
-      <w:pPr>
-        <w:rPr>
-          <w:lang w:val="es-419" w:eastAsia="es-CO"/>
-        </w:rPr>
-      </w:pPr>
-    </w:p>
-    <w:p>
-      <w:pPr>
-        <w:rPr>
-          <w:lang w:val="es-419" w:eastAsia="es-CO"/>
-        </w:rPr>
-      </w:pPr>
-      <w:r>
-        <w:rPr>
-          <w:lang w:val="es-419" w:eastAsia="es-CO"/>
-        </w:rPr>
-        <w:lastRenderedPageBreak/>
+      <w:r>
+        <w:rPr>
+          <w:lang w:val="es-419" w:eastAsia="es-CO"/>
+        </w:rPr>
         <w:t xml:space="preserve">Como práctica recomendada, se debe implementar </w:t>
       </w:r>
       <w:proofErr w:type="spellStart"/>
@@ -13647,7 +11326,31 @@
         <w:rPr>
           <w:lang w:val="es-419" w:eastAsia="es-CO"/>
         </w:rPr>
-        <w:t>Para garantizar un uso responsable de la Inteligencia Artificial en entornos organizacionales, es fundamental implementar prácticas orientadas a la protección de datos y al cumplimiento normativo:</w:t>
+        <w:t xml:space="preserve">Para garantizar un uso responsable de la </w:t>
+      </w:r>
+      <w:r>
+        <w:rPr>
+          <w:lang w:val="es-419" w:eastAsia="es-CO"/>
+        </w:rPr>
+        <w:t>i</w:t>
+      </w:r>
+      <w:r>
+        <w:rPr>
+          <w:lang w:val="es-419" w:eastAsia="es-CO"/>
+        </w:rPr>
+        <w:t xml:space="preserve">nteligencia </w:t>
+      </w:r>
+      <w:r>
+        <w:rPr>
+          <w:lang w:val="es-419" w:eastAsia="es-CO"/>
+        </w:rPr>
+        <w:t>a</w:t>
+      </w:r>
+      <w:r>
+        <w:rPr>
+          <w:lang w:val="es-419" w:eastAsia="es-CO"/>
+        </w:rPr>
+        <w:t>rtificial en entornos organizacionales, es fundamental implementar prácticas orientadas a la protección de datos y al cumplimiento normativo:</w:t>
       </w:r>
     </w:p>
     <w:p>
@@ -13674,25 +11377,13 @@
         <w:rPr>
           <w:rStyle w:val="Ttulo5Car"/>
         </w:rPr>
-        <w:t xml:space="preserve"> de información</w:t>
-      </w:r>
-      <w:r>
-        <w:rPr>
-          <w:rStyle w:val="Ttulo5Car"/>
-        </w:rPr>
-        <w:t>.</w:t>
-      </w:r>
-      <w:r>
-        <w:rPr>
-          <w:lang w:val="es-419" w:eastAsia="es-CO"/>
-        </w:rPr>
-        <w:t xml:space="preserve"> </w:t>
-      </w:r>
-      <w:r>
-        <w:rPr>
-          <w:lang w:val="es-419" w:eastAsia="es-CO"/>
-        </w:rPr>
-        <w:t>Evitar exposición de datos personales sensibles.</w:t>
+        <w:t xml:space="preserve"> de información.</w:t>
+      </w:r>
+      <w:r>
+        <w:rPr>
+          <w:lang w:val="es-419" w:eastAsia="es-CO"/>
+        </w:rPr>
+        <w:t xml:space="preserve"> Evitar exposición de datos personales sensibles.</w:t>
       </w:r>
     </w:p>
     <w:p>
@@ -13711,13 +11402,7 @@
         <w:rPr>
           <w:rStyle w:val="Ttulo5Car"/>
         </w:rPr>
-        <w:t>Control de permisos</w:t>
-      </w:r>
-      <w:r>
-        <w:rPr>
-          <w:rStyle w:val="Ttulo5Car"/>
-        </w:rPr>
-        <w:t xml:space="preserve">. </w:t>
+        <w:t xml:space="preserve">Control de permisos. </w:t>
       </w:r>
       <w:r>
         <w:rPr>
@@ -13742,25 +11427,14 @@
         <w:rPr>
           <w:rStyle w:val="Ttulo5Car"/>
         </w:rPr>
-        <w:t>Protección de historiales</w:t>
-      </w:r>
-      <w:r>
-        <w:rPr>
-          <w:rStyle w:val="Ttulo5Car"/>
-        </w:rPr>
-        <w:t>.</w:t>
-      </w:r>
-      <w:r>
-        <w:rPr>
-          <w:lang w:val="es-419" w:eastAsia="es-CO"/>
-        </w:rPr>
-        <w:t xml:space="preserve"> </w:t>
-      </w:r>
-      <w:r>
-        <w:rPr>
-          <w:lang w:val="es-419" w:eastAsia="es-CO"/>
-        </w:rPr>
-        <w:t>Impedir que conversaciones institucionales sean utilizadas para entrenamiento externo.</w:t>
+        <w:lastRenderedPageBreak/>
+        <w:t>Protección de historiales.</w:t>
+      </w:r>
+      <w:r>
+        <w:rPr>
+          <w:lang w:val="es-419" w:eastAsia="es-CO"/>
+        </w:rPr>
+        <w:t xml:space="preserve"> Impedir que conversaciones institucionales sean utilizadas para entrenamiento externo.</w:t>
       </w:r>
     </w:p>
     <w:p>
@@ -13779,25 +11453,13 @@
         <w:rPr>
           <w:rStyle w:val="Ttulo5Car"/>
         </w:rPr>
-        <w:t>Validación de cumplimiento normativo</w:t>
-      </w:r>
-      <w:r>
-        <w:rPr>
-          <w:rStyle w:val="Ttulo5Car"/>
-        </w:rPr>
-        <w:t>.</w:t>
-      </w:r>
-      <w:r>
-        <w:rPr>
-          <w:lang w:val="es-419" w:eastAsia="es-CO"/>
-        </w:rPr>
-        <w:t xml:space="preserve"> </w:t>
-      </w:r>
-      <w:r>
-        <w:rPr>
-          <w:lang w:val="es-419" w:eastAsia="es-CO"/>
-        </w:rPr>
-        <w:t>Garantizar alineación con Ley 1581 y políticas organizacionales.</w:t>
+        <w:t>Validación de cumplimiento normativo.</w:t>
+      </w:r>
+      <w:r>
+        <w:rPr>
+          <w:lang w:val="es-419" w:eastAsia="es-CO"/>
+        </w:rPr>
+        <w:t xml:space="preserve"> Garantizar alineación con Ley 1581 y políticas organizacionales.</w:t>
       </w:r>
     </w:p>
     <w:p>
@@ -13841,13 +11503,6 @@
     </w:p>
     <w:p>
       <w:pPr>
-        <w:rPr>
-          <w:lang w:val="es-419" w:eastAsia="es-CO"/>
-        </w:rPr>
-      </w:pPr>
-    </w:p>
-    <w:p>
-      <w:pPr>
         <w:pStyle w:val="Prrafodelista"/>
         <w:numPr>
           <w:ilvl w:val="0"/>
@@ -13862,7 +11517,6 @@
         <w:rPr>
           <w:lang w:val="es-419" w:eastAsia="es-CO"/>
         </w:rPr>
-        <w:lastRenderedPageBreak/>
         <w:t>Escenario: se requiere utilizar IA para resumir cincuenta hojas de vida de candidatos externos.</w:t>
       </w:r>
     </w:p>
@@ -13956,6 +11610,7 @@
       </w:pPr>
       <w:bookmarkStart w:id="19" w:name="_Toc233475063"/>
       <w:r>
+        <w:lastRenderedPageBreak/>
         <w:t>Elaboración de guías de buenas prácticas y manuales de uso</w:t>
       </w:r>
       <w:bookmarkEnd w:id="19"/>
@@ -14078,7 +11733,6 @@
         <w:rPr>
           <w:lang w:val="es-419" w:eastAsia="es-CO"/>
         </w:rPr>
-        <w:lastRenderedPageBreak/>
         <w:t>Estos documentos deben incorporar lineamientos éticos y técnicos relacionados con transparencia, supervisión humana y validación de contenidos generados por IA. Un manual de uso efectivo debe contemplar los siguientes elementos:</w:t>
       </w:r>
     </w:p>
@@ -14098,25 +11752,13 @@
         <w:rPr>
           <w:rStyle w:val="Ttulo5Car"/>
         </w:rPr>
-        <w:t>Instrucciones funcionales</w:t>
-      </w:r>
-      <w:r>
-        <w:rPr>
-          <w:rStyle w:val="Ttulo5Car"/>
-        </w:rPr>
-        <w:t>.</w:t>
-      </w:r>
-      <w:r>
-        <w:rPr>
-          <w:lang w:val="es-419" w:eastAsia="es-CO"/>
-        </w:rPr>
-        <w:t xml:space="preserve"> </w:t>
-      </w:r>
-      <w:r>
-        <w:rPr>
-          <w:lang w:val="es-419" w:eastAsia="es-CO"/>
-        </w:rPr>
-        <w:t xml:space="preserve">Orientar búsquedas complejas y estructuración de </w:t>
+        <w:t>Instrucciones funcionales.</w:t>
+      </w:r>
+      <w:r>
+        <w:rPr>
+          <w:lang w:val="es-419" w:eastAsia="es-CO"/>
+        </w:rPr>
+        <w:t xml:space="preserve"> Orientar búsquedas complejas y estructuración de </w:t>
       </w:r>
       <w:proofErr w:type="spellStart"/>
       <w:r>
@@ -14150,31 +11792,13 @@
         <w:rPr>
           <w:rStyle w:val="Ttulo5Car"/>
         </w:rPr>
-        <w:t>Protocolos de verificación ética</w:t>
-      </w:r>
-      <w:r>
-        <w:rPr>
-          <w:rStyle w:val="Ttulo5Car"/>
-        </w:rPr>
-        <w:t>.</w:t>
-      </w:r>
-      <w:r>
-        <w:rPr>
-          <w:lang w:val="es-419" w:eastAsia="es-CO"/>
-        </w:rPr>
-        <w:t xml:space="preserve"> </w:t>
-      </w:r>
-      <w:r>
-        <w:rPr>
-          <w:lang w:val="es-419" w:eastAsia="es-CO"/>
-        </w:rPr>
-        <w:t>Validar cifras, afirmaciones y fuentes utilizadas por la IA</w:t>
-      </w:r>
-      <w:r>
-        <w:rPr>
-          <w:lang w:val="es-419" w:eastAsia="es-CO"/>
-        </w:rPr>
-        <w:t>.</w:t>
+        <w:t>Protocolos de verificación ética.</w:t>
+      </w:r>
+      <w:r>
+        <w:rPr>
+          <w:lang w:val="es-419" w:eastAsia="es-CO"/>
+        </w:rPr>
+        <w:t xml:space="preserve"> Validar cifras, afirmaciones y fuentes utilizadas por la IA.</w:t>
       </w:r>
     </w:p>
     <w:p>
@@ -14193,25 +11817,13 @@
         <w:rPr>
           <w:rStyle w:val="Ttulo5Car"/>
         </w:rPr>
-        <w:t>Uso de delimitadores y estructuras avanzadas</w:t>
-      </w:r>
-      <w:r>
-        <w:rPr>
-          <w:rStyle w:val="Ttulo5Car"/>
-        </w:rPr>
-        <w:t>.</w:t>
-      </w:r>
-      <w:r>
-        <w:rPr>
-          <w:lang w:val="es-419" w:eastAsia="es-CO"/>
-        </w:rPr>
-        <w:t xml:space="preserve"> </w:t>
-      </w:r>
-      <w:r>
-        <w:rPr>
-          <w:lang w:val="es-419" w:eastAsia="es-CO"/>
-        </w:rPr>
-        <w:t>Mejorar precisión y coherencia de los resultados generados.</w:t>
+        <w:t>Uso de delimitadores y estructuras avanzadas.</w:t>
+      </w:r>
+      <w:r>
+        <w:rPr>
+          <w:lang w:val="es-419" w:eastAsia="es-CO"/>
+        </w:rPr>
+        <w:t xml:space="preserve"> Mejorar precisión y coherencia de los resultados generados.</w:t>
       </w:r>
     </w:p>
     <w:p>
@@ -14230,25 +11842,13 @@
         <w:rPr>
           <w:rStyle w:val="Ttulo5Car"/>
         </w:rPr>
-        <w:t>Directrices de transparencia</w:t>
-      </w:r>
-      <w:r>
-        <w:rPr>
-          <w:rStyle w:val="Ttulo5Car"/>
-        </w:rPr>
-        <w:t>.</w:t>
-      </w:r>
-      <w:r>
-        <w:rPr>
-          <w:lang w:val="es-419" w:eastAsia="es-CO"/>
-        </w:rPr>
-        <w:t xml:space="preserve"> </w:t>
-      </w:r>
-      <w:r>
-        <w:rPr>
-          <w:lang w:val="es-419" w:eastAsia="es-CO"/>
-        </w:rPr>
-        <w:t>Informar cuándo un contenido fue generado o apoyado por IA.</w:t>
+        <w:t>Directrices de transparencia.</w:t>
+      </w:r>
+      <w:r>
+        <w:rPr>
+          <w:lang w:val="es-419" w:eastAsia="es-CO"/>
+        </w:rPr>
+        <w:t xml:space="preserve"> Informar cuándo un contenido fue generado o apoyado por IA.</w:t>
       </w:r>
     </w:p>
     <w:p>
@@ -14280,13 +11880,8 @@
         <w:rPr>
           <w:rStyle w:val="Ttulo5Car"/>
         </w:rPr>
-        <w:t>Caso de uso: manual de estilo para instructores SENA</w:t>
-      </w:r>
-      <w:r>
-        <w:rPr>
-          <w:rStyle w:val="Ttulo5Car"/>
-        </w:rPr>
-        <w:t xml:space="preserve">. </w:t>
+        <w:lastRenderedPageBreak/>
+        <w:t xml:space="preserve">Caso de uso: manual de estilo para instructores SENA. </w:t>
       </w:r>
       <w:r>
         <w:rPr>
@@ -14311,25 +11906,13 @@
         <w:rPr>
           <w:rStyle w:val="Ttulo5Car"/>
         </w:rPr>
-        <w:t>Escenario</w:t>
-      </w:r>
-      <w:r>
-        <w:rPr>
-          <w:rStyle w:val="Ttulo5Car"/>
-        </w:rPr>
-        <w:t>.</w:t>
-      </w:r>
-      <w:r>
-        <w:rPr>
-          <w:lang w:val="es-419" w:eastAsia="es-CO"/>
-        </w:rPr>
-        <w:t xml:space="preserve"> </w:t>
-      </w:r>
-      <w:r>
-        <w:rPr>
-          <w:lang w:val="es-419" w:eastAsia="es-CO"/>
-        </w:rPr>
-        <w:t xml:space="preserve">El área académica desarrolla una guía para el uso de </w:t>
+        <w:t>Escenario.</w:t>
+      </w:r>
+      <w:r>
+        <w:rPr>
+          <w:lang w:val="es-419" w:eastAsia="es-CO"/>
+        </w:rPr>
+        <w:t xml:space="preserve"> El área académica desarrolla una guía para el uso de </w:t>
       </w:r>
       <w:proofErr w:type="spellStart"/>
       <w:r>
@@ -14376,25 +11959,13 @@
         <w:rPr>
           <w:rStyle w:val="Ttulo5Car"/>
         </w:rPr>
-        <w:t>Concepto aplicado</w:t>
-      </w:r>
-      <w:r>
-        <w:rPr>
-          <w:rStyle w:val="Ttulo5Car"/>
-        </w:rPr>
-        <w:t>.</w:t>
-      </w:r>
-      <w:r>
-        <w:rPr>
-          <w:lang w:val="es-419" w:eastAsia="es-CO"/>
-        </w:rPr>
-        <w:t xml:space="preserve"> </w:t>
-      </w:r>
-      <w:r>
-        <w:rPr>
-          <w:lang w:val="es-419" w:eastAsia="es-CO"/>
-        </w:rPr>
-        <w:t>Implementación de una guía de buenas prácticas institucionales.</w:t>
+        <w:t>Concepto aplicado.</w:t>
+      </w:r>
+      <w:r>
+        <w:rPr>
+          <w:lang w:val="es-419" w:eastAsia="es-CO"/>
+        </w:rPr>
+        <w:t xml:space="preserve"> Implementación de una guía de buenas prácticas institucionales.</w:t>
       </w:r>
     </w:p>
     <w:p>
@@ -14413,53 +11984,27 @@
         <w:rPr>
           <w:rStyle w:val="Ttulo5Car"/>
         </w:rPr>
-        <w:t>Contenido</w:t>
-      </w:r>
-      <w:r>
-        <w:rPr>
-          <w:rStyle w:val="Ttulo5Car"/>
-        </w:rPr>
-        <w:t>.</w:t>
-      </w:r>
-      <w:r>
-        <w:rPr>
-          <w:lang w:val="es-419" w:eastAsia="es-CO"/>
-        </w:rPr>
-        <w:t xml:space="preserve"> </w:t>
-      </w:r>
-      <w:r>
-        <w:rPr>
-          <w:lang w:val="es-419" w:eastAsia="es-CO"/>
-        </w:rPr>
-        <w:t xml:space="preserve">La guía establece que todo examen generado mediante IA debe ser validado por un docente experto y acompañado de una </w:t>
+        <w:t>Contenido.</w:t>
+      </w:r>
+      <w:r>
+        <w:rPr>
+          <w:lang w:val="es-419" w:eastAsia="es-CO"/>
+        </w:rPr>
+        <w:t xml:space="preserve"> La guía establece que todo examen generado mediante IA debe ser validado por un docente experto y acompañado de una </w:t>
       </w:r>
       <w:proofErr w:type="spellStart"/>
       <w:r>
         <w:rPr>
           <w:lang w:val="es-419" w:eastAsia="es-CO"/>
         </w:rPr>
-        <w:t>Fact-Check</w:t>
+        <w:t>Fact</w:t>
       </w:r>
       <w:proofErr w:type="spellEnd"/>
       <w:r>
         <w:rPr>
           <w:lang w:val="es-419" w:eastAsia="es-CO"/>
         </w:rPr>
-        <w:t xml:space="preserve"> </w:t>
-      </w:r>
-      <w:proofErr w:type="spellStart"/>
-      <w:r>
-        <w:rPr>
-          <w:lang w:val="es-419" w:eastAsia="es-CO"/>
-        </w:rPr>
-        <w:t>List</w:t>
-      </w:r>
-      <w:proofErr w:type="spellEnd"/>
-      <w:r>
-        <w:rPr>
-          <w:lang w:val="es-419" w:eastAsia="es-CO"/>
-        </w:rPr>
-        <w:t xml:space="preserve"> de las fuentes bibliográficas utilizadas.</w:t>
+        <w:t>-Check List de las fuentes bibliográficas utilizadas.</w:t>
       </w:r>
     </w:p>
     <w:p>
@@ -14478,26 +12023,13 @@
         <w:rPr>
           <w:rStyle w:val="Ttulo5Car"/>
         </w:rPr>
-        <w:lastRenderedPageBreak/>
-        <w:t>Resultado</w:t>
-      </w:r>
-      <w:r>
-        <w:rPr>
-          <w:rStyle w:val="Ttulo5Car"/>
-        </w:rPr>
-        <w:t>.</w:t>
-      </w:r>
-      <w:r>
-        <w:rPr>
-          <w:lang w:val="es-419" w:eastAsia="es-CO"/>
-        </w:rPr>
-        <w:t xml:space="preserve"> </w:t>
-      </w:r>
-      <w:r>
-        <w:rPr>
-          <w:lang w:val="es-419" w:eastAsia="es-CO"/>
-        </w:rPr>
-        <w:t>Producción de materiales pedagógicos con equilibrio entre eficiencia algorítmica y rigor académico.</w:t>
+        <w:t>Resultado.</w:t>
+      </w:r>
+      <w:r>
+        <w:rPr>
+          <w:lang w:val="es-419" w:eastAsia="es-CO"/>
+        </w:rPr>
+        <w:t xml:space="preserve"> Producción de materiales pedagógicos con equilibrio entre eficiencia algorítmica y rigor académico.</w:t>
       </w:r>
     </w:p>
     <w:p>
@@ -14521,45 +12053,48 @@
       <w:r>
         <w:t xml:space="preserve">Auditoría </w:t>
       </w:r>
+      <w:r>
+        <w:rPr>
+          <w:rStyle w:val="Extranjerismo"/>
+        </w:rPr>
+        <w:t>post-hoc</w:t>
+      </w:r>
+      <w:r>
+        <w:t xml:space="preserve"> y supervisión humana experta</w:t>
+      </w:r>
+      <w:bookmarkEnd w:id="20"/>
+    </w:p>
+    <w:p>
+      <w:pPr>
+        <w:rPr>
+          <w:lang w:val="es-419" w:eastAsia="es-CO"/>
+        </w:rPr>
+      </w:pPr>
+      <w:r>
+        <w:rPr>
+          <w:lang w:val="es-419" w:eastAsia="es-CO"/>
+        </w:rPr>
+        <w:t xml:space="preserve">El cierre del ciclo de mejora productiva en sistemas de IA corresponde a la auditoría </w:t>
+      </w:r>
       <w:proofErr w:type="spellStart"/>
       <w:r>
+        <w:rPr>
+          <w:rStyle w:val="Extranjerismo"/>
+          <w:lang w:val="es-419" w:eastAsia="es-CO"/>
+        </w:rPr>
         <w:t>post-hoc</w:t>
       </w:r>
       <w:proofErr w:type="spellEnd"/>
       <w:r>
-        <w:t xml:space="preserve"> y supervisión humana experta</w:t>
-      </w:r>
-      <w:bookmarkEnd w:id="20"/>
-    </w:p>
-    <w:p>
-      <w:pPr>
-        <w:rPr>
-          <w:lang w:val="es-419" w:eastAsia="es-CO"/>
-        </w:rPr>
-      </w:pPr>
-      <w:r>
-        <w:rPr>
-          <w:lang w:val="es-419" w:eastAsia="es-CO"/>
-        </w:rPr>
-        <w:t xml:space="preserve">El cierre del ciclo de mejora productiva en sistemas de IA corresponde a la auditoría </w:t>
+        <w:rPr>
+          <w:lang w:val="es-419" w:eastAsia="es-CO"/>
+        </w:rPr>
+        <w:t xml:space="preserve">. Debido a que los modelos de lenguaje masivo operan bajo principios probabilísticos, siempre existe un riesgo residual de error, incluso en sistemas avanzados. Por esta razón, los entornos de alto impacto requieren supervisión humana especializada que actúe como mecanismo final de control de calidad. La auditoría </w:t>
       </w:r>
       <w:proofErr w:type="spellStart"/>
       <w:r>
         <w:rPr>
-          <w:lang w:val="es-419" w:eastAsia="es-CO"/>
-        </w:rPr>
-        <w:t>post-hoc</w:t>
-      </w:r>
-      <w:proofErr w:type="spellEnd"/>
-      <w:r>
-        <w:rPr>
-          <w:lang w:val="es-419" w:eastAsia="es-CO"/>
-        </w:rPr>
-        <w:t xml:space="preserve">. Debido a que los modelos de lenguaje masivo operan bajo principios probabilísticos, siempre existe un riesgo residual de error, incluso en sistemas avanzados. Por esta razón, los entornos de alto impacto requieren supervisión humana especializada que actúe como mecanismo final de control de calidad. La auditoría </w:t>
-      </w:r>
-      <w:proofErr w:type="spellStart"/>
-      <w:r>
-        <w:rPr>
+          <w:rStyle w:val="Extranjerismo"/>
           <w:lang w:val="es-419" w:eastAsia="es-CO"/>
         </w:rPr>
         <w:t>post-hoc</w:t>
@@ -14588,25 +12123,13 @@
         <w:rPr>
           <w:rStyle w:val="Ttulo5Car"/>
         </w:rPr>
-        <w:t>Validación de resultados</w:t>
-      </w:r>
-      <w:r>
-        <w:rPr>
-          <w:rStyle w:val="Ttulo5Car"/>
-        </w:rPr>
-        <w:t>.</w:t>
-      </w:r>
-      <w:r>
-        <w:rPr>
-          <w:lang w:val="es-419" w:eastAsia="es-CO"/>
-        </w:rPr>
-        <w:t xml:space="preserve"> </w:t>
-      </w:r>
-      <w:r>
-        <w:rPr>
-          <w:lang w:val="es-419" w:eastAsia="es-CO"/>
-        </w:rPr>
-        <w:t>Confirmar coherencia y precisión de las respuestas generadas.</w:t>
+        <w:t>Validación de resultados.</w:t>
+      </w:r>
+      <w:r>
+        <w:rPr>
+          <w:lang w:val="es-419" w:eastAsia="es-CO"/>
+        </w:rPr>
+        <w:t xml:space="preserve"> Confirmar coherencia y precisión de las respuestas generadas.</w:t>
       </w:r>
     </w:p>
     <w:p>
@@ -14625,25 +12148,14 @@
         <w:rPr>
           <w:rStyle w:val="Ttulo5Car"/>
         </w:rPr>
-        <w:t>Detección de inconsistencias</w:t>
-      </w:r>
-      <w:r>
-        <w:rPr>
-          <w:rStyle w:val="Ttulo5Car"/>
-        </w:rPr>
-        <w:t>.</w:t>
-      </w:r>
-      <w:r>
-        <w:rPr>
-          <w:lang w:val="es-419" w:eastAsia="es-CO"/>
-        </w:rPr>
-        <w:t xml:space="preserve"> </w:t>
-      </w:r>
-      <w:r>
-        <w:rPr>
-          <w:lang w:val="es-419" w:eastAsia="es-CO"/>
-        </w:rPr>
-        <w:t>Identificar alucinaciones, sesgos o errores de interpretación.</w:t>
+        <w:lastRenderedPageBreak/>
+        <w:t>Detección de inconsistencias.</w:t>
+      </w:r>
+      <w:r>
+        <w:rPr>
+          <w:lang w:val="es-419" w:eastAsia="es-CO"/>
+        </w:rPr>
+        <w:t xml:space="preserve"> Identificar alucinaciones, sesgos o errores de interpretación.</w:t>
       </w:r>
     </w:p>
     <w:p>
@@ -14662,25 +12174,13 @@
         <w:rPr>
           <w:rStyle w:val="Ttulo5Car"/>
         </w:rPr>
-        <w:t>Reflexión y mejora continua</w:t>
-      </w:r>
-      <w:r>
-        <w:rPr>
-          <w:rStyle w:val="Ttulo5Car"/>
-        </w:rPr>
-        <w:t>.</w:t>
-      </w:r>
-      <w:r>
-        <w:rPr>
-          <w:lang w:val="es-419" w:eastAsia="es-CO"/>
-        </w:rPr>
-        <w:t xml:space="preserve"> </w:t>
-      </w:r>
-      <w:r>
-        <w:rPr>
-          <w:lang w:val="es-419" w:eastAsia="es-CO"/>
-        </w:rPr>
-        <w:t>Utilizar resultados previos para optimizar futuras interacciones con IA.</w:t>
+        <w:t>Reflexión y mejora continua.</w:t>
+      </w:r>
+      <w:r>
+        <w:rPr>
+          <w:lang w:val="es-419" w:eastAsia="es-CO"/>
+        </w:rPr>
+        <w:t xml:space="preserve"> Utilizar resultados previos para optimizar futuras interacciones con IA.</w:t>
       </w:r>
     </w:p>
     <w:p>
@@ -14699,13 +12199,7 @@
         <w:rPr>
           <w:rStyle w:val="Ttulo5Car"/>
         </w:rPr>
-        <w:t>Fortalecimiento organizacional</w:t>
-      </w:r>
-      <w:r>
-        <w:rPr>
-          <w:rStyle w:val="Ttulo5Car"/>
-        </w:rPr>
-        <w:t xml:space="preserve">. </w:t>
+        <w:t xml:space="preserve">Fortalecimiento organizacional. </w:t>
       </w:r>
       <w:r>
         <w:rPr>
@@ -14724,14 +12218,7 @@
         <w:rPr>
           <w:lang w:val="es-419" w:eastAsia="es-CO"/>
         </w:rPr>
-        <w:t xml:space="preserve">Se recomienda complementar este proceso mediante modelos secundarios de verificación lógica y técnicas de reflexión, donde una IA revisa críticamente la respuesta generada por otra. El objetivo final consiste en convertir cada interacción con sistemas </w:t>
-      </w:r>
-      <w:r>
-        <w:rPr>
-          <w:lang w:val="es-419" w:eastAsia="es-CO"/>
-        </w:rPr>
-        <w:lastRenderedPageBreak/>
-        <w:t>de IA en una oportunidad de aprendizaje organizacional y fortalecimiento de capacidades institucionales.</w:t>
+        <w:t>Se recomienda complementar este proceso mediante modelos secundarios de verificación lógica y técnicas de reflexión, donde una IA revisa críticamente la respuesta generada por otra. El objetivo final consiste en convertir cada interacción con sistemas de IA en una oportunidad de aprendizaje organizacional y fortalecimiento de capacidades institucionales.</w:t>
       </w:r>
     </w:p>
     <w:p>
@@ -15701,16 +13188,6 @@
               <w:t> </w:t>
             </w:r>
           </w:p>
-          <w:p>
-            <w:pPr>
-              <w:spacing w:before="0" w:after="0" w:line="240" w:lineRule="auto"/>
-              <w:ind w:firstLine="0"/>
-              <w:rPr>
-                <w:sz w:val="24"/>
-                <w:lang w:eastAsia="es-CO"/>
-              </w:rPr>
-            </w:pPr>
-          </w:p>
         </w:tc>
         <w:tc>
           <w:tcPr>
@@ -16060,23 +13537,7 @@
                 <w:sz w:val="24"/>
                 <w:lang w:eastAsia="es-CO"/>
               </w:rPr>
-              <w:t xml:space="preserve">Juan José </w:t>
-            </w:r>
-            <w:proofErr w:type="spellStart"/>
-            <w:r>
-              <w:rPr>
-                <w:sz w:val="24"/>
-                <w:lang w:eastAsia="es-CO"/>
-              </w:rPr>
-              <w:t>Calderon</w:t>
-            </w:r>
-            <w:proofErr w:type="spellEnd"/>
-            <w:r>
-              <w:rPr>
-                <w:sz w:val="24"/>
-                <w:lang w:eastAsia="es-CO"/>
-              </w:rPr>
-              <w:t xml:space="preserve"> Gutiérrez</w:t>
+              <w:t>Juan José Calderon Gutiérrez</w:t>
             </w:r>
           </w:p>
         </w:tc>
@@ -16375,7 +13836,21 @@
                 <w:sz w:val="24"/>
                 <w:lang w:eastAsia="es-CO"/>
               </w:rPr>
-              <w:t>Intérprete Lenguaje de señas</w:t>
+              <w:t xml:space="preserve">Intérprete </w:t>
+            </w:r>
+            <w:r>
+              <w:rPr>
+                <w:sz w:val="24"/>
+                <w:lang w:eastAsia="es-CO"/>
+              </w:rPr>
+              <w:t>l</w:t>
+            </w:r>
+            <w:r>
+              <w:rPr>
+                <w:sz w:val="24"/>
+                <w:lang w:eastAsia="es-CO"/>
+              </w:rPr>
+              <w:t>enguaje de señas</w:t>
             </w:r>
           </w:p>
         </w:tc>
@@ -17075,23 +14550,7 @@
                 <w:sz w:val="24"/>
                 <w:lang w:eastAsia="es-CO"/>
               </w:rPr>
-              <w:t xml:space="preserve"> Wilfredo </w:t>
-            </w:r>
-            <w:proofErr w:type="spellStart"/>
-            <w:r>
-              <w:rPr>
-                <w:sz w:val="24"/>
-                <w:lang w:eastAsia="es-CO"/>
-              </w:rPr>
-              <w:t>Pizo</w:t>
-            </w:r>
-            <w:proofErr w:type="spellEnd"/>
-            <w:r>
-              <w:rPr>
-                <w:sz w:val="24"/>
-                <w:lang w:eastAsia="es-CO"/>
-              </w:rPr>
-              <w:t xml:space="preserve"> Ossa</w:t>
+              <w:t xml:space="preserve"> Wilfredo Pizo Ossa</w:t>
             </w:r>
           </w:p>
         </w:tc>
@@ -17176,7 +14635,7 @@
 </file>
 
 <file path=word/endnotes.xml><?xml version="1.0" encoding="utf-8"?>
-<w:endnotes xmlns:wpc="http://schemas.microsoft.com/office/word/2010/wordprocessingCanvas" xmlns:cx="http://schemas.microsoft.com/office/drawing/2014/chartex" xmlns:cx1="http://schemas.microsoft.com/office/drawing/2015/9/8/chartex" xmlns:cx2="http://schemas.microsoft.com/office/drawing/2015/10/21/chartex" xmlns:cx3="http://schemas.microsoft.com/office/drawing/2016/5/9/chartex" xmlns:cx4="http://schemas.microsoft.com/office/drawing/2016/5/10/chartex" xmlns:cx5="http://schemas.microsoft.com/office/drawing/2016/5/11/chartex" xmlns:cx6="http://schemas.microsoft.com/office/drawing/2016/5/12/chartex" xmlns:cx7="http://schemas.microsoft.com/office/drawing/2016/5/13/chartex" xmlns:cx8="http://schemas.microsoft.com/office/drawing/2016/5/14/chartex" xmlns:mc="http://schemas.openxmlformats.org/markup-compatibility/2006" xmlns:aink="http://schemas.microsoft.com/office/drawing/2016/ink" xmlns:am3d="http://schemas.microsoft.com/office/drawing/2017/model3d" xmlns:o="urn:schemas-microsoft-com:office:office" xmlns:r="http://schemas.openxmlformats.org/officeDocument/2006/relationships" xmlns:m="http://schemas.openxmlformats.org/officeDocument/2006/math" xmlns:v="urn:schemas-microsoft-com:vml" xmlns:wp14="http://schemas.microsoft.com/office/word/2010/wordprocessingDrawing" xmlns:wp="http://schemas.openxmlformats.org/drawingml/2006/wordprocessingDrawing" xmlns:w10="urn:schemas-microsoft-com:office:word" xmlns:w="http://schemas.openxmlformats.org/wordprocessingml/2006/main" xmlns:w14="http://schemas.microsoft.com/office/word/2010/wordml" xmlns:w15="http://schemas.microsoft.com/office/word/2012/wordml" xmlns:w16cex="http://schemas.microsoft.com/office/word/2018/wordml/cex" xmlns:w16cid="http://schemas.microsoft.com/office/word/2016/wordml/cid" xmlns:w16="http://schemas.microsoft.com/office/word/2018/wordml" xmlns:w16sdtdh="http://schemas.microsoft.com/office/word/2020/wordml/sdtdatahash" xmlns:w16se="http://schemas.microsoft.com/office/word/2015/wordml/symex" xmlns:wpg="http://schemas.microsoft.com/office/word/2010/wordprocessingGroup" xmlns:wpi="http://schemas.microsoft.com/office/word/2010/wordprocessingInk" xmlns:wne="http://schemas.microsoft.com/office/word/2006/wordml" xmlns:wps="http://schemas.microsoft.com/office/word/2010/wordprocessingShape" mc:Ignorable="w14 w15 w16se w16cid w16 w16cex w16sdtdh wp14">
+<w:endnotes xmlns:wpc="http://schemas.microsoft.com/office/word/2010/wordprocessingCanvas" xmlns:cx="http://schemas.microsoft.com/office/drawing/2014/chartex" xmlns:cx1="http://schemas.microsoft.com/office/drawing/2015/9/8/chartex" xmlns:cx2="http://schemas.microsoft.com/office/drawing/2015/10/21/chartex" xmlns:cx3="http://schemas.microsoft.com/office/drawing/2016/5/9/chartex" xmlns:cx4="http://schemas.microsoft.com/office/drawing/2016/5/10/chartex" xmlns:cx5="http://schemas.microsoft.com/office/drawing/2016/5/11/chartex" xmlns:cx6="http://schemas.microsoft.com/office/drawing/2016/5/12/chartex" xmlns:cx7="http://schemas.microsoft.com/office/drawing/2016/5/13/chartex" xmlns:cx8="http://schemas.microsoft.com/office/drawing/2016/5/14/chartex" xmlns:mc="http://schemas.openxmlformats.org/markup-compatibility/2006" xmlns:aink="http://schemas.microsoft.com/office/drawing/2016/ink" xmlns:am3d="http://schemas.microsoft.com/office/drawing/2017/model3d" xmlns:o="urn:schemas-microsoft-com:office:office" xmlns:oel="http://schemas.microsoft.com/office/2019/extlst" xmlns:r="http://schemas.openxmlformats.org/officeDocument/2006/relationships" xmlns:m="http://schemas.openxmlformats.org/officeDocument/2006/math" xmlns:v="urn:schemas-microsoft-com:vml" xmlns:wp14="http://schemas.microsoft.com/office/word/2010/wordprocessingDrawing" xmlns:wp="http://schemas.openxmlformats.org/drawingml/2006/wordprocessingDrawing" xmlns:w10="urn:schemas-microsoft-com:office:word" xmlns:w="http://schemas.openxmlformats.org/wordprocessingml/2006/main" xmlns:w14="http://schemas.microsoft.com/office/word/2010/wordml" xmlns:w15="http://schemas.microsoft.com/office/word/2012/wordml" xmlns:w16cex="http://schemas.microsoft.com/office/word/2018/wordml/cex" xmlns:w16cid="http://schemas.microsoft.com/office/word/2016/wordml/cid" xmlns:w16="http://schemas.microsoft.com/office/word/2018/wordml" xmlns:w16du="http://schemas.microsoft.com/office/word/2023/wordml/word16du" xmlns:w16sdtdh="http://schemas.microsoft.com/office/word/2020/wordml/sdtdatahash" xmlns:w16sdtfl="http://schemas.microsoft.com/office/word/2024/wordml/sdtformatlock" xmlns:w16se="http://schemas.microsoft.com/office/word/2015/wordml/symex" xmlns:wpg="http://schemas.microsoft.com/office/word/2010/wordprocessingGroup" xmlns:wpi="http://schemas.microsoft.com/office/word/2010/wordprocessingInk" xmlns:wne="http://schemas.microsoft.com/office/word/2006/wordml" xmlns:wps="http://schemas.microsoft.com/office/word/2010/wordprocessingShape" mc:Ignorable="w14 w15 w16se w16cid w16 w16cex w16sdtdh w16sdtfl w16du wp14">
   <w:endnote w:type="separator" w:id="-1">
     <w:p>
       <w:pPr>
@@ -17201,7 +14660,7 @@
 </file>
 
 <file path=word/footer1.xml><?xml version="1.0" encoding="utf-8"?>
-<w:ftr xmlns:wpc="http://schemas.microsoft.com/office/word/2010/wordprocessingCanvas" xmlns:cx="http://schemas.microsoft.com/office/drawing/2014/chartex" xmlns:cx1="http://schemas.microsoft.com/office/drawing/2015/9/8/chartex" xmlns:cx2="http://schemas.microsoft.com/office/drawing/2015/10/21/chartex" xmlns:cx3="http://schemas.microsoft.com/office/drawing/2016/5/9/chartex" xmlns:cx4="http://schemas.microsoft.com/office/drawing/2016/5/10/chartex" xmlns:cx5="http://schemas.microsoft.com/office/drawing/2016/5/11/chartex" xmlns:cx6="http://schemas.microsoft.com/office/drawing/2016/5/12/chartex" xmlns:cx7="http://schemas.microsoft.com/office/drawing/2016/5/13/chartex" xmlns:cx8="http://schemas.microsoft.com/office/drawing/2016/5/14/chartex" xmlns:mc="http://schemas.openxmlformats.org/markup-compatibility/2006" xmlns:aink="http://schemas.microsoft.com/office/drawing/2016/ink" xmlns:am3d="http://schemas.microsoft.com/office/drawing/2017/model3d" xmlns:o="urn:schemas-microsoft-com:office:office" xmlns:r="http://schemas.openxmlformats.org/officeDocument/2006/relationships" xmlns:m="http://schemas.openxmlformats.org/officeDocument/2006/math" xmlns:v="urn:schemas-microsoft-com:vml" xmlns:wp14="http://schemas.microsoft.com/office/word/2010/wordprocessingDrawing" xmlns:wp="http://schemas.openxmlformats.org/drawingml/2006/wordprocessingDrawing" xmlns:w10="urn:schemas-microsoft-com:office:word" xmlns:w="http://schemas.openxmlformats.org/wordprocessingml/2006/main" xmlns:w14="http://schemas.microsoft.com/office/word/2010/wordml" xmlns:w15="http://schemas.microsoft.com/office/word/2012/wordml" xmlns:w16cex="http://schemas.microsoft.com/office/word/2018/wordml/cex" xmlns:w16cid="http://schemas.microsoft.com/office/word/2016/wordml/cid" xmlns:w16="http://schemas.microsoft.com/office/word/2018/wordml" xmlns:w16sdtdh="http://schemas.microsoft.com/office/word/2020/wordml/sdtdatahash" xmlns:w16se="http://schemas.microsoft.com/office/word/2015/wordml/symex" xmlns:wpg="http://schemas.microsoft.com/office/word/2010/wordprocessingGroup" xmlns:wpi="http://schemas.microsoft.com/office/word/2010/wordprocessingInk" xmlns:wne="http://schemas.microsoft.com/office/word/2006/wordml" xmlns:wps="http://schemas.microsoft.com/office/word/2010/wordprocessingShape" mc:Ignorable="w14 w15 w16se w16cid w16 w16cex w16sdtdh wp14">
+<w:ftr xmlns:wpc="http://schemas.microsoft.com/office/word/2010/wordprocessingCanvas" xmlns:cx="http://schemas.microsoft.com/office/drawing/2014/chartex" xmlns:cx1="http://schemas.microsoft.com/office/drawing/2015/9/8/chartex" xmlns:cx2="http://schemas.microsoft.com/office/drawing/2015/10/21/chartex" xmlns:cx3="http://schemas.microsoft.com/office/drawing/2016/5/9/chartex" xmlns:cx4="http://schemas.microsoft.com/office/drawing/2016/5/10/chartex" xmlns:cx5="http://schemas.microsoft.com/office/drawing/2016/5/11/chartex" xmlns:cx6="http://schemas.microsoft.com/office/drawing/2016/5/12/chartex" xmlns:cx7="http://schemas.microsoft.com/office/drawing/2016/5/13/chartex" xmlns:cx8="http://schemas.microsoft.com/office/drawing/2016/5/14/chartex" xmlns:mc="http://schemas.openxmlformats.org/markup-compatibility/2006" xmlns:aink="http://schemas.microsoft.com/office/drawing/2016/ink" xmlns:am3d="http://schemas.microsoft.com/office/drawing/2017/model3d" xmlns:o="urn:schemas-microsoft-com:office:office" xmlns:oel="http://schemas.microsoft.com/office/2019/extlst" xmlns:r="http://schemas.openxmlformats.org/officeDocument/2006/relationships" xmlns:m="http://schemas.openxmlformats.org/officeDocument/2006/math" xmlns:v="urn:schemas-microsoft-com:vml" xmlns:wp14="http://schemas.microsoft.com/office/word/2010/wordprocessingDrawing" xmlns:wp="http://schemas.openxmlformats.org/drawingml/2006/wordprocessingDrawing" xmlns:w10="urn:schemas-microsoft-com:office:word" xmlns:w="http://schemas.openxmlformats.org/wordprocessingml/2006/main" xmlns:w14="http://schemas.microsoft.com/office/word/2010/wordml" xmlns:w15="http://schemas.microsoft.com/office/word/2012/wordml" xmlns:w16cex="http://schemas.microsoft.com/office/word/2018/wordml/cex" xmlns:w16cid="http://schemas.microsoft.com/office/word/2016/wordml/cid" xmlns:w16="http://schemas.microsoft.com/office/word/2018/wordml" xmlns:w16du="http://schemas.microsoft.com/office/word/2023/wordml/word16du" xmlns:w16sdtdh="http://schemas.microsoft.com/office/word/2020/wordml/sdtdatahash" xmlns:w16sdtfl="http://schemas.microsoft.com/office/word/2024/wordml/sdtformatlock" xmlns:w16se="http://schemas.microsoft.com/office/word/2015/wordml/symex" xmlns:wpg="http://schemas.microsoft.com/office/word/2010/wordprocessingGroup" xmlns:wpi="http://schemas.microsoft.com/office/word/2010/wordprocessingInk" xmlns:wne="http://schemas.microsoft.com/office/word/2006/wordml" xmlns:wps="http://schemas.microsoft.com/office/word/2010/wordprocessingShape" mc:Ignorable="w14 w15 w16se w16cid w16 w16cex w16sdtdh w16sdtfl w16du wp14">
   <w:sdt>
     <w:sdtPr>
       <w:id w:val="-1465197936"/>
@@ -17210,7 +14669,6 @@
         <w:docPartUnique/>
       </w:docPartObj>
     </w:sdtPr>
-    <w:sdtEndPr/>
     <w:sdtContent>
       <w:p>
         <w:pPr>
@@ -17247,7 +14705,7 @@
 </file>
 
 <file path=word/footnotes.xml><?xml version="1.0" encoding="utf-8"?>
-<w:footnotes xmlns:wpc="http://schemas.microsoft.com/office/word/2010/wordprocessingCanvas" xmlns:cx="http://schemas.microsoft.com/office/drawing/2014/chartex" xmlns:cx1="http://schemas.microsoft.com/office/drawing/2015/9/8/chartex" xmlns:cx2="http://schemas.microsoft.com/office/drawing/2015/10/21/chartex" xmlns:cx3="http://schemas.microsoft.com/office/drawing/2016/5/9/chartex" xmlns:cx4="http://schemas.microsoft.com/office/drawing/2016/5/10/chartex" xmlns:cx5="http://schemas.microsoft.com/office/drawing/2016/5/11/chartex" xmlns:cx6="http://schemas.microsoft.com/office/drawing/2016/5/12/chartex" xmlns:cx7="http://schemas.microsoft.com/office/drawing/2016/5/13/chartex" xmlns:cx8="http://schemas.microsoft.com/office/drawing/2016/5/14/chartex" xmlns:mc="http://schemas.openxmlformats.org/markup-compatibility/2006" xmlns:aink="http://schemas.microsoft.com/office/drawing/2016/ink" xmlns:am3d="http://schemas.microsoft.com/office/drawing/2017/model3d" xmlns:o="urn:schemas-microsoft-com:office:office" xmlns:r="http://schemas.openxmlformats.org/officeDocument/2006/relationships" xmlns:m="http://schemas.openxmlformats.org/officeDocument/2006/math" xmlns:v="urn:schemas-microsoft-com:vml" xmlns:wp14="http://schemas.microsoft.com/office/word/2010/wordprocessingDrawing" xmlns:wp="http://schemas.openxmlformats.org/drawingml/2006/wordprocessingDrawing" xmlns:w10="urn:schemas-microsoft-com:office:word" xmlns:w="http://schemas.openxmlformats.org/wordprocessingml/2006/main" xmlns:w14="http://schemas.microsoft.com/office/word/2010/wordml" xmlns:w15="http://schemas.microsoft.com/office/word/2012/wordml" xmlns:w16cex="http://schemas.microsoft.com/office/word/2018/wordml/cex" xmlns:w16cid="http://schemas.microsoft.com/office/word/2016/wordml/cid" xmlns:w16="http://schemas.microsoft.com/office/word/2018/wordml" xmlns:w16sdtdh="http://schemas.microsoft.com/office/word/2020/wordml/sdtdatahash" xmlns:w16se="http://schemas.microsoft.com/office/word/2015/wordml/symex" xmlns:wpg="http://schemas.microsoft.com/office/word/2010/wordprocessingGroup" xmlns:wpi="http://schemas.microsoft.com/office/word/2010/wordprocessingInk" xmlns:wne="http://schemas.microsoft.com/office/word/2006/wordml" xmlns:wps="http://schemas.microsoft.com/office/word/2010/wordprocessingShape" mc:Ignorable="w14 w15 w16se w16cid w16 w16cex w16sdtdh wp14">
+<w:footnotes xmlns:wpc="http://schemas.microsoft.com/office/word/2010/wordprocessingCanvas" xmlns:cx="http://schemas.microsoft.com/office/drawing/2014/chartex" xmlns:cx1="http://schemas.microsoft.com/office/drawing/2015/9/8/chartex" xmlns:cx2="http://schemas.microsoft.com/office/drawing/2015/10/21/chartex" xmlns:cx3="http://schemas.microsoft.com/office/drawing/2016/5/9/chartex" xmlns:cx4="http://schemas.microsoft.com/office/drawing/2016/5/10/chartex" xmlns:cx5="http://schemas.microsoft.com/office/drawing/2016/5/11/chartex" xmlns:cx6="http://schemas.microsoft.com/office/drawing/2016/5/12/chartex" xmlns:cx7="http://schemas.microsoft.com/office/drawing/2016/5/13/chartex" xmlns:cx8="http://schemas.microsoft.com/office/drawing/2016/5/14/chartex" xmlns:mc="http://schemas.openxmlformats.org/markup-compatibility/2006" xmlns:aink="http://schemas.microsoft.com/office/drawing/2016/ink" xmlns:am3d="http://schemas.microsoft.com/office/drawing/2017/model3d" xmlns:o="urn:schemas-microsoft-com:office:office" xmlns:oel="http://schemas.microsoft.com/office/2019/extlst" xmlns:r="http://schemas.openxmlformats.org/officeDocument/2006/relationships" xmlns:m="http://schemas.openxmlformats.org/officeDocument/2006/math" xmlns:v="urn:schemas-microsoft-com:vml" xmlns:wp14="http://schemas.microsoft.com/office/word/2010/wordprocessingDrawing" xmlns:wp="http://schemas.openxmlformats.org/drawingml/2006/wordprocessingDrawing" xmlns:w10="urn:schemas-microsoft-com:office:word" xmlns:w="http://schemas.openxmlformats.org/wordprocessingml/2006/main" xmlns:w14="http://schemas.microsoft.com/office/word/2010/wordml" xmlns:w15="http://schemas.microsoft.com/office/word/2012/wordml" xmlns:w16cex="http://schemas.microsoft.com/office/word/2018/wordml/cex" xmlns:w16cid="http://schemas.microsoft.com/office/word/2016/wordml/cid" xmlns:w16="http://schemas.microsoft.com/office/word/2018/wordml" xmlns:w16du="http://schemas.microsoft.com/office/word/2023/wordml/word16du" xmlns:w16sdtdh="http://schemas.microsoft.com/office/word/2020/wordml/sdtdatahash" xmlns:w16sdtfl="http://schemas.microsoft.com/office/word/2024/wordml/sdtformatlock" xmlns:w16se="http://schemas.microsoft.com/office/word/2015/wordml/symex" xmlns:wpg="http://schemas.microsoft.com/office/word/2010/wordprocessingGroup" xmlns:wpi="http://schemas.microsoft.com/office/word/2010/wordprocessingInk" xmlns:wne="http://schemas.microsoft.com/office/word/2006/wordml" xmlns:wps="http://schemas.microsoft.com/office/word/2010/wordprocessingShape" mc:Ignorable="w14 w15 w16se w16cid w16 w16cex w16sdtdh w16sdtfl w16du wp14">
   <w:footnote w:type="separator" w:id="-1">
     <w:p>
       <w:pPr>
@@ -17272,7 +14730,7 @@
 </file>
 
 <file path=word/header1.xml><?xml version="1.0" encoding="utf-8"?>
-<w:hdr xmlns:wpc="http://schemas.microsoft.com/office/word/2010/wordprocessingCanvas" xmlns:cx="http://schemas.microsoft.com/office/drawing/2014/chartex" xmlns:cx1="http://schemas.microsoft.com/office/drawing/2015/9/8/chartex" xmlns:cx2="http://schemas.microsoft.com/office/drawing/2015/10/21/chartex" xmlns:cx3="http://schemas.microsoft.com/office/drawing/2016/5/9/chartex" xmlns:cx4="http://schemas.microsoft.com/office/drawing/2016/5/10/chartex" xmlns:cx5="http://schemas.microsoft.com/office/drawing/2016/5/11/chartex" xmlns:cx6="http://schemas.microsoft.com/office/drawing/2016/5/12/chartex" xmlns:cx7="http://schemas.microsoft.com/office/drawing/2016/5/13/chartex" xmlns:cx8="http://schemas.microsoft.com/office/drawing/2016/5/14/chartex" xmlns:mc="http://schemas.openxmlformats.org/markup-compatibility/2006" xmlns:aink="http://schemas.microsoft.com/office/drawing/2016/ink" xmlns:am3d="http://schemas.microsoft.com/office/drawing/2017/model3d" xmlns:o="urn:schemas-microsoft-com:office:office" xmlns:r="http://schemas.openxmlformats.org/officeDocument/2006/relationships" xmlns:m="http://schemas.openxmlformats.org/officeDocument/2006/math" xmlns:v="urn:schemas-microsoft-com:vml" xmlns:wp14="http://schemas.microsoft.com/office/word/2010/wordprocessingDrawing" xmlns:wp="http://schemas.openxmlformats.org/drawingml/2006/wordprocessingDrawing" xmlns:w10="urn:schemas-microsoft-com:office:word" xmlns:w="http://schemas.openxmlformats.org/wordprocessingml/2006/main" xmlns:w14="http://schemas.microsoft.com/office/word/2010/wordml" xmlns:w15="http://schemas.microsoft.com/office/word/2012/wordml" xmlns:w16cex="http://schemas.microsoft.com/office/word/2018/wordml/cex" xmlns:w16cid="http://schemas.microsoft.com/office/word/2016/wordml/cid" xmlns:w16="http://schemas.microsoft.com/office/word/2018/wordml" xmlns:w16sdtdh="http://schemas.microsoft.com/office/word/2020/wordml/sdtdatahash" xmlns:w16se="http://schemas.microsoft.com/office/word/2015/wordml/symex" xmlns:wpg="http://schemas.microsoft.com/office/word/2010/wordprocessingGroup" xmlns:wpi="http://schemas.microsoft.com/office/word/2010/wordprocessingInk" xmlns:wne="http://schemas.microsoft.com/office/word/2006/wordml" xmlns:wps="http://schemas.microsoft.com/office/word/2010/wordprocessingShape" mc:Ignorable="w14 w15 w16se w16cid w16 w16cex w16sdtdh wp14">
+<w:hdr xmlns:wpc="http://schemas.microsoft.com/office/word/2010/wordprocessingCanvas" xmlns:cx="http://schemas.microsoft.com/office/drawing/2014/chartex" xmlns:cx1="http://schemas.microsoft.com/office/drawing/2015/9/8/chartex" xmlns:cx2="http://schemas.microsoft.com/office/drawing/2015/10/21/chartex" xmlns:cx3="http://schemas.microsoft.com/office/drawing/2016/5/9/chartex" xmlns:cx4="http://schemas.microsoft.com/office/drawing/2016/5/10/chartex" xmlns:cx5="http://schemas.microsoft.com/office/drawing/2016/5/11/chartex" xmlns:cx6="http://schemas.microsoft.com/office/drawing/2016/5/12/chartex" xmlns:cx7="http://schemas.microsoft.com/office/drawing/2016/5/13/chartex" xmlns:cx8="http://schemas.microsoft.com/office/drawing/2016/5/14/chartex" xmlns:mc="http://schemas.openxmlformats.org/markup-compatibility/2006" xmlns:aink="http://schemas.microsoft.com/office/drawing/2016/ink" xmlns:am3d="http://schemas.microsoft.com/office/drawing/2017/model3d" xmlns:o="urn:schemas-microsoft-com:office:office" xmlns:oel="http://schemas.microsoft.com/office/2019/extlst" xmlns:r="http://schemas.openxmlformats.org/officeDocument/2006/relationships" xmlns:m="http://schemas.openxmlformats.org/officeDocument/2006/math" xmlns:v="urn:schemas-microsoft-com:vml" xmlns:wp14="http://schemas.microsoft.com/office/word/2010/wordprocessingDrawing" xmlns:wp="http://schemas.openxmlformats.org/drawingml/2006/wordprocessingDrawing" xmlns:w10="urn:schemas-microsoft-com:office:word" xmlns:w="http://schemas.openxmlformats.org/wordprocessingml/2006/main" xmlns:w14="http://schemas.microsoft.com/office/word/2010/wordml" xmlns:w15="http://schemas.microsoft.com/office/word/2012/wordml" xmlns:w16cex="http://schemas.microsoft.com/office/word/2018/wordml/cex" xmlns:w16cid="http://schemas.microsoft.com/office/word/2016/wordml/cid" xmlns:w16="http://schemas.microsoft.com/office/word/2018/wordml" xmlns:w16du="http://schemas.microsoft.com/office/word/2023/wordml/word16du" xmlns:w16sdtdh="http://schemas.microsoft.com/office/word/2020/wordml/sdtdatahash" xmlns:w16sdtfl="http://schemas.microsoft.com/office/word/2024/wordml/sdtformatlock" xmlns:w16se="http://schemas.microsoft.com/office/word/2015/wordml/symex" xmlns:wpg="http://schemas.microsoft.com/office/word/2010/wordprocessingGroup" xmlns:wpi="http://schemas.microsoft.com/office/word/2010/wordprocessingInk" xmlns:wne="http://schemas.microsoft.com/office/word/2006/wordml" xmlns:wps="http://schemas.microsoft.com/office/word/2010/wordprocessingShape" mc:Ignorable="w14 w15 w16se w16cid w16 w16cex w16sdtdh w16sdtfl w16du wp14">
   <w:p>
     <w:pPr>
       <w:pStyle w:val="Encabezado"/>
@@ -17358,7 +14816,7 @@
 </file>
 
 <file path=word/numbering.xml><?xml version="1.0" encoding="utf-8"?>
-<w:numbering xmlns:wpc="http://schemas.microsoft.com/office/word/2010/wordprocessingCanvas" xmlns:cx="http://schemas.microsoft.com/office/drawing/2014/chartex" xmlns:cx1="http://schemas.microsoft.com/office/drawing/2015/9/8/chartex" xmlns:cx2="http://schemas.microsoft.com/office/drawing/2015/10/21/chartex" xmlns:cx3="http://schemas.microsoft.com/office/drawing/2016/5/9/chartex" xmlns:cx4="http://schemas.microsoft.com/office/drawing/2016/5/10/chartex" xmlns:cx5="http://schemas.microsoft.com/office/drawing/2016/5/11/chartex" xmlns:cx6="http://schemas.microsoft.com/office/drawing/2016/5/12/chartex" xmlns:cx7="http://schemas.microsoft.com/office/drawing/2016/5/13/chartex" xmlns:cx8="http://schemas.microsoft.com/office/drawing/2016/5/14/chartex" xmlns:mc="http://schemas.openxmlformats.org/markup-compatibility/2006" xmlns:aink="http://schemas.microsoft.com/office/drawing/2016/ink" xmlns:am3d="http://schemas.microsoft.com/office/drawing/2017/model3d" xmlns:o="urn:schemas-microsoft-com:office:office" xmlns:r="http://schemas.openxmlformats.org/officeDocument/2006/relationships" xmlns:m="http://schemas.openxmlformats.org/officeDocument/2006/math" xmlns:v="urn:schemas-microsoft-com:vml" xmlns:wp14="http://schemas.microsoft.com/office/word/2010/wordprocessingDrawing" xmlns:wp="http://schemas.openxmlformats.org/drawingml/2006/wordprocessingDrawing" xmlns:w10="urn:schemas-microsoft-com:office:word" xmlns:w="http://schemas.openxmlformats.org/wordprocessingml/2006/main" xmlns:w14="http://schemas.microsoft.com/office/word/2010/wordml" xmlns:w15="http://schemas.microsoft.com/office/word/2012/wordml" xmlns:w16cex="http://schemas.microsoft.com/office/word/2018/wordml/cex" xmlns:w16cid="http://schemas.microsoft.com/office/word/2016/wordml/cid" xmlns:w16="http://schemas.microsoft.com/office/word/2018/wordml" xmlns:w16sdtdh="http://schemas.microsoft.com/office/word/2020/wordml/sdtdatahash" xmlns:w16se="http://schemas.microsoft.com/office/word/2015/wordml/symex" xmlns:wpg="http://schemas.microsoft.com/office/word/2010/wordprocessingGroup" xmlns:wpi="http://schemas.microsoft.com/office/word/2010/wordprocessingInk" xmlns:wne="http://schemas.microsoft.com/office/word/2006/wordml" xmlns:wps="http://schemas.microsoft.com/office/word/2010/wordprocessingShape" mc:Ignorable="w14 w15 w16se w16cid w16 w16cex w16sdtdh wp14">
+<w:numbering xmlns:wpc="http://schemas.microsoft.com/office/word/2010/wordprocessingCanvas" xmlns:cx="http://schemas.microsoft.com/office/drawing/2014/chartex" xmlns:cx1="http://schemas.microsoft.com/office/drawing/2015/9/8/chartex" xmlns:cx2="http://schemas.microsoft.com/office/drawing/2015/10/21/chartex" xmlns:cx3="http://schemas.microsoft.com/office/drawing/2016/5/9/chartex" xmlns:cx4="http://schemas.microsoft.com/office/drawing/2016/5/10/chartex" xmlns:cx5="http://schemas.microsoft.com/office/drawing/2016/5/11/chartex" xmlns:cx6="http://schemas.microsoft.com/office/drawing/2016/5/12/chartex" xmlns:cx7="http://schemas.microsoft.com/office/drawing/2016/5/13/chartex" xmlns:cx8="http://schemas.microsoft.com/office/drawing/2016/5/14/chartex" xmlns:mc="http://schemas.openxmlformats.org/markup-compatibility/2006" xmlns:aink="http://schemas.microsoft.com/office/drawing/2016/ink" xmlns:am3d="http://schemas.microsoft.com/office/drawing/2017/model3d" xmlns:o="urn:schemas-microsoft-com:office:office" xmlns:oel="http://schemas.microsoft.com/office/2019/extlst" xmlns:r="http://schemas.openxmlformats.org/officeDocument/2006/relationships" xmlns:m="http://schemas.openxmlformats.org/officeDocument/2006/math" xmlns:v="urn:schemas-microsoft-com:vml" xmlns:wp14="http://schemas.microsoft.com/office/word/2010/wordprocessingDrawing" xmlns:wp="http://schemas.openxmlformats.org/drawingml/2006/wordprocessingDrawing" xmlns:w10="urn:schemas-microsoft-com:office:word" xmlns:w="http://schemas.openxmlformats.org/wordprocessingml/2006/main" xmlns:w14="http://schemas.microsoft.com/office/word/2010/wordml" xmlns:w15="http://schemas.microsoft.com/office/word/2012/wordml" xmlns:w16cex="http://schemas.microsoft.com/office/word/2018/wordml/cex" xmlns:w16cid="http://schemas.microsoft.com/office/word/2016/wordml/cid" xmlns:w16="http://schemas.microsoft.com/office/word/2018/wordml" xmlns:w16du="http://schemas.microsoft.com/office/word/2023/wordml/word16du" xmlns:w16sdtdh="http://schemas.microsoft.com/office/word/2020/wordml/sdtdatahash" xmlns:w16sdtfl="http://schemas.microsoft.com/office/word/2024/wordml/sdtformatlock" xmlns:w16se="http://schemas.microsoft.com/office/word/2015/wordml/symex" xmlns:wpg="http://schemas.microsoft.com/office/word/2010/wordprocessingGroup" xmlns:wpi="http://schemas.microsoft.com/office/word/2010/wordprocessingInk" xmlns:wne="http://schemas.microsoft.com/office/word/2006/wordml" xmlns:wps="http://schemas.microsoft.com/office/word/2010/wordprocessingShape" mc:Ignorable="w14 w15 w16se w16cid w16 w16cex w16sdtdh w16sdtfl w16du wp14">
   <w:abstractNum w:abstractNumId="0" w15:restartNumberingAfterBreak="0">
     <w:nsid w:val="FFFFFF89"/>
     <w:multiLevelType w:val="singleLevel"/>
@@ -22891,157 +20349,157 @@
       </w:rPr>
     </w:lvl>
   </w:abstractNum>
-  <w:num w:numId="1">
+  <w:num w:numId="1" w16cid:durableId="1895463996">
     <w:abstractNumId w:val="0"/>
   </w:num>
-  <w:num w:numId="2">
+  <w:num w:numId="2" w16cid:durableId="578102451">
     <w:abstractNumId w:val="9"/>
   </w:num>
-  <w:num w:numId="3">
+  <w:num w:numId="3" w16cid:durableId="369647131">
     <w:abstractNumId w:val="35"/>
   </w:num>
-  <w:num w:numId="4">
+  <w:num w:numId="4" w16cid:durableId="1517882399">
     <w:abstractNumId w:val="18"/>
   </w:num>
-  <w:num w:numId="5">
+  <w:num w:numId="5" w16cid:durableId="2001348378">
     <w:abstractNumId w:val="25"/>
   </w:num>
-  <w:num w:numId="6">
+  <w:num w:numId="6" w16cid:durableId="118962540">
     <w:abstractNumId w:val="22"/>
   </w:num>
-  <w:num w:numId="7">
+  <w:num w:numId="7" w16cid:durableId="1208179007">
     <w:abstractNumId w:val="33"/>
   </w:num>
-  <w:num w:numId="8">
+  <w:num w:numId="8" w16cid:durableId="38285561">
     <w:abstractNumId w:val="48"/>
   </w:num>
-  <w:num w:numId="9">
+  <w:num w:numId="9" w16cid:durableId="1373993534">
     <w:abstractNumId w:val="20"/>
   </w:num>
-  <w:num w:numId="10">
+  <w:num w:numId="10" w16cid:durableId="509181185">
     <w:abstractNumId w:val="36"/>
   </w:num>
-  <w:num w:numId="11">
+  <w:num w:numId="11" w16cid:durableId="1865947323">
     <w:abstractNumId w:val="49"/>
   </w:num>
-  <w:num w:numId="12">
+  <w:num w:numId="12" w16cid:durableId="1099909629">
     <w:abstractNumId w:val="3"/>
   </w:num>
-  <w:num w:numId="13">
+  <w:num w:numId="13" w16cid:durableId="1447701631">
     <w:abstractNumId w:val="38"/>
   </w:num>
-  <w:num w:numId="14">
+  <w:num w:numId="14" w16cid:durableId="519973825">
     <w:abstractNumId w:val="34"/>
   </w:num>
-  <w:num w:numId="15">
+  <w:num w:numId="15" w16cid:durableId="1398238321">
     <w:abstractNumId w:val="12"/>
   </w:num>
-  <w:num w:numId="16">
+  <w:num w:numId="16" w16cid:durableId="928736760">
     <w:abstractNumId w:val="37"/>
   </w:num>
-  <w:num w:numId="17">
+  <w:num w:numId="17" w16cid:durableId="117259057">
     <w:abstractNumId w:val="29"/>
   </w:num>
-  <w:num w:numId="18">
+  <w:num w:numId="18" w16cid:durableId="1187789353">
     <w:abstractNumId w:val="44"/>
   </w:num>
-  <w:num w:numId="19">
+  <w:num w:numId="19" w16cid:durableId="1617562134">
     <w:abstractNumId w:val="6"/>
   </w:num>
-  <w:num w:numId="20">
+  <w:num w:numId="20" w16cid:durableId="377970706">
     <w:abstractNumId w:val="15"/>
   </w:num>
-  <w:num w:numId="21">
+  <w:num w:numId="21" w16cid:durableId="236476377">
     <w:abstractNumId w:val="16"/>
   </w:num>
-  <w:num w:numId="22">
+  <w:num w:numId="22" w16cid:durableId="1513642090">
     <w:abstractNumId w:val="31"/>
   </w:num>
-  <w:num w:numId="23">
+  <w:num w:numId="23" w16cid:durableId="1785266200">
     <w:abstractNumId w:val="24"/>
   </w:num>
-  <w:num w:numId="24">
+  <w:num w:numId="24" w16cid:durableId="497423276">
     <w:abstractNumId w:val="10"/>
   </w:num>
-  <w:num w:numId="25">
+  <w:num w:numId="25" w16cid:durableId="1912041730">
     <w:abstractNumId w:val="43"/>
   </w:num>
-  <w:num w:numId="26">
+  <w:num w:numId="26" w16cid:durableId="1836532624">
     <w:abstractNumId w:val="4"/>
   </w:num>
-  <w:num w:numId="27">
+  <w:num w:numId="27" w16cid:durableId="1608466737">
     <w:abstractNumId w:val="8"/>
   </w:num>
-  <w:num w:numId="28">
+  <w:num w:numId="28" w16cid:durableId="1535388797">
     <w:abstractNumId w:val="42"/>
   </w:num>
-  <w:num w:numId="29">
+  <w:num w:numId="29" w16cid:durableId="352809123">
     <w:abstractNumId w:val="23"/>
   </w:num>
-  <w:num w:numId="30">
+  <w:num w:numId="30" w16cid:durableId="1388994266">
     <w:abstractNumId w:val="14"/>
   </w:num>
-  <w:num w:numId="31">
+  <w:num w:numId="31" w16cid:durableId="1311983192">
     <w:abstractNumId w:val="13"/>
   </w:num>
-  <w:num w:numId="32">
+  <w:num w:numId="32" w16cid:durableId="1745493003">
     <w:abstractNumId w:val="21"/>
   </w:num>
-  <w:num w:numId="33">
+  <w:num w:numId="33" w16cid:durableId="953831745">
     <w:abstractNumId w:val="46"/>
   </w:num>
-  <w:num w:numId="34">
+  <w:num w:numId="34" w16cid:durableId="1728142178">
     <w:abstractNumId w:val="50"/>
   </w:num>
-  <w:num w:numId="35">
+  <w:num w:numId="35" w16cid:durableId="1631789916">
     <w:abstractNumId w:val="27"/>
   </w:num>
-  <w:num w:numId="36">
+  <w:num w:numId="36" w16cid:durableId="1234967072">
     <w:abstractNumId w:val="32"/>
   </w:num>
-  <w:num w:numId="37">
+  <w:num w:numId="37" w16cid:durableId="1706297563">
     <w:abstractNumId w:val="26"/>
   </w:num>
-  <w:num w:numId="38">
+  <w:num w:numId="38" w16cid:durableId="797453981">
     <w:abstractNumId w:val="39"/>
   </w:num>
-  <w:num w:numId="39">
+  <w:num w:numId="39" w16cid:durableId="1323505068">
     <w:abstractNumId w:val="5"/>
   </w:num>
-  <w:num w:numId="40">
+  <w:num w:numId="40" w16cid:durableId="503514743">
     <w:abstractNumId w:val="17"/>
   </w:num>
-  <w:num w:numId="41">
+  <w:num w:numId="41" w16cid:durableId="740717862">
     <w:abstractNumId w:val="19"/>
   </w:num>
-  <w:num w:numId="42">
+  <w:num w:numId="42" w16cid:durableId="1091202086">
     <w:abstractNumId w:val="28"/>
   </w:num>
-  <w:num w:numId="43">
+  <w:num w:numId="43" w16cid:durableId="656154184">
     <w:abstractNumId w:val="2"/>
   </w:num>
-  <w:num w:numId="44">
+  <w:num w:numId="44" w16cid:durableId="1899584335">
     <w:abstractNumId w:val="7"/>
   </w:num>
-  <w:num w:numId="45">
+  <w:num w:numId="45" w16cid:durableId="618070195">
     <w:abstractNumId w:val="11"/>
   </w:num>
-  <w:num w:numId="46">
+  <w:num w:numId="46" w16cid:durableId="1169056310">
     <w:abstractNumId w:val="47"/>
   </w:num>
-  <w:num w:numId="47">
+  <w:num w:numId="47" w16cid:durableId="153036805">
     <w:abstractNumId w:val="41"/>
   </w:num>
-  <w:num w:numId="48">
+  <w:num w:numId="48" w16cid:durableId="529026986">
     <w:abstractNumId w:val="45"/>
   </w:num>
-  <w:num w:numId="49">
+  <w:num w:numId="49" w16cid:durableId="1033655620">
     <w:abstractNumId w:val="1"/>
   </w:num>
-  <w:num w:numId="50">
+  <w:num w:numId="50" w16cid:durableId="940911268">
     <w:abstractNumId w:val="30"/>
   </w:num>
-  <w:num w:numId="51">
+  <w:num w:numId="51" w16cid:durableId="1293944436">
     <w:abstractNumId w:val="40"/>
   </w:num>
   <w:numIdMacAtCleanup w:val="51"/>
@@ -23049,7 +20507,7 @@
 </file>
 
 <file path=word/styles.xml><?xml version="1.0" encoding="utf-8"?>
-<w:styles xmlns:mc="http://schemas.openxmlformats.org/markup-compatibility/2006" xmlns:r="http://schemas.openxmlformats.org/officeDocument/2006/relationships" xmlns:w="http://schemas.openxmlformats.org/wordprocessingml/2006/main" xmlns:w14="http://schemas.microsoft.com/office/word/2010/wordml" xmlns:w15="http://schemas.microsoft.com/office/word/2012/wordml" xmlns:w16cex="http://schemas.microsoft.com/office/word/2018/wordml/cex" xmlns:w16cid="http://schemas.microsoft.com/office/word/2016/wordml/cid" xmlns:w16="http://schemas.microsoft.com/office/word/2018/wordml" xmlns:w16sdtdh="http://schemas.microsoft.com/office/word/2020/wordml/sdtdatahash" xmlns:w16se="http://schemas.microsoft.com/office/word/2015/wordml/symex" mc:Ignorable="w14 w15 w16se w16cid w16 w16cex w16sdtdh">
+<w:styles xmlns:mc="http://schemas.openxmlformats.org/markup-compatibility/2006" xmlns:r="http://schemas.openxmlformats.org/officeDocument/2006/relationships" xmlns:w="http://schemas.openxmlformats.org/wordprocessingml/2006/main" xmlns:w14="http://schemas.microsoft.com/office/word/2010/wordml" xmlns:w15="http://schemas.microsoft.com/office/word/2012/wordml" xmlns:w16cex="http://schemas.microsoft.com/office/word/2018/wordml/cex" xmlns:w16cid="http://schemas.microsoft.com/office/word/2016/wordml/cid" xmlns:w16="http://schemas.microsoft.com/office/word/2018/wordml" xmlns:w16du="http://schemas.microsoft.com/office/word/2023/wordml/word16du" xmlns:w16sdtdh="http://schemas.microsoft.com/office/word/2020/wordml/sdtdatahash" xmlns:w16sdtfl="http://schemas.microsoft.com/office/word/2024/wordml/sdtformatlock" xmlns:w16se="http://schemas.microsoft.com/office/word/2015/wordml/symex" mc:Ignorable="w14 w15 w16se w16cid w16 w16cex w16sdtdh w16sdtfl w16du">
   <w:docDefaults>
     <w:rPrDefault>
       <w:rPr>
@@ -24395,7 +21853,7 @@
       </w:rPr>
     </w:tblStylePr>
   </w:style>
-  <w:style w:type="character" w:styleId="Textoennegrita">
+  <w:style w:type="character" w:styleId="Fuerte">
     <w:name w:val="Strong"/>
     <w:basedOn w:val="Fuentedeprrafopredeter"/>
     <w:uiPriority w:val="22"/>
@@ -24833,10 +22291,6 @@
 </file>
 
 <file path=customXml/item1.xml><?xml version="1.0" encoding="utf-8"?>
-<b:Sources xmlns:b="http://schemas.openxmlformats.org/officeDocument/2006/bibliography" xmlns="http://schemas.openxmlformats.org/officeDocument/2006/bibliography" SelectedStyle="\APASixthEditionOfficeOnline.xsl" StyleName="APA" Version="6"/>
-</file>
-
-<file path=customXml/item2.xml><?xml version="1.0" encoding="utf-8"?>
 <?mso-contentType ?>
 <FormTemplates xmlns="http://schemas.microsoft.com/sharepoint/v3/contenttype/forms">
   <Display>DocumentLibraryForm</Display>
@@ -24845,18 +22299,11 @@
 </FormTemplates>
 </file>
 
-<file path=customXml/item3.xml><?xml version="1.0" encoding="utf-8"?>
-<p:properties xmlns:p="http://schemas.microsoft.com/office/2006/metadata/properties" xmlns:xsi="http://www.w3.org/2001/XMLSchema-instance" xmlns:pc="http://schemas.microsoft.com/office/infopath/2007/PartnerControls">
-  <documentManagement>
-    <TaxCatchAll xmlns="13c90a0b-73bc-4dc0-be5f-28d77b615beb" xsi:nil="true"/>
-    <lcf76f155ced4ddcb4097134ff3c332f xmlns="13c93bba-48ce-428c-bfe5-88b42c19b028">
-      <Terms xmlns="http://schemas.microsoft.com/office/infopath/2007/PartnerControls"/>
-    </lcf76f155ced4ddcb4097134ff3c332f>
-  </documentManagement>
-</p:properties>
+<file path=customXml/item2.xml><?xml version="1.0" encoding="utf-8"?>
+<b:Sources xmlns:b="http://schemas.openxmlformats.org/officeDocument/2006/bibliography" xmlns="http://schemas.openxmlformats.org/officeDocument/2006/bibliography" SelectedStyle="\APASixthEditionOfficeOnline.xsl" StyleName="APA" Version="6"/>
 </file>
 
-<file path=customXml/item4.xml><?xml version="1.0" encoding="utf-8"?>
+<file path=customXml/item3.xml><?xml version="1.0" encoding="utf-8"?>
 <ct:contentTypeSchema xmlns:ct="http://schemas.microsoft.com/office/2006/metadata/contentType" xmlns:ma="http://schemas.microsoft.com/office/2006/metadata/properties/metaAttributes" ct:_="" ma:_="" ma:contentTypeName="Documento" ma:contentTypeID="0x0101006A81D6BD42E8DF4C91013959704817E1" ma:contentTypeVersion="15" ma:contentTypeDescription="Crear nuevo documento." ma:contentTypeScope="" ma:versionID="bf4f72ffd194f0963ff564daca6869f7">
   <xsd:schema xmlns:xsd="http://www.w3.org/2001/XMLSchema" xmlns:xs="http://www.w3.org/2001/XMLSchema" xmlns:p="http://schemas.microsoft.com/office/2006/metadata/properties" xmlns:ns2="13c90a0b-73bc-4dc0-be5f-28d77b615beb" xmlns:ns3="13c93bba-48ce-428c-bfe5-88b42c19b028" targetNamespace="http://schemas.microsoft.com/office/2006/metadata/properties" ma:root="true" ma:fieldsID="8718d6f4873a5b1392a45044efa78385" ns2:_="" ns3:_="">
     <xsd:import namespace="13c90a0b-73bc-4dc0-be5f-28d77b615beb"/>
@@ -25091,7 +22538,26 @@
 </ct:contentTypeSchema>
 </file>
 
+<file path=customXml/item4.xml><?xml version="1.0" encoding="utf-8"?>
+<p:properties xmlns:p="http://schemas.microsoft.com/office/2006/metadata/properties" xmlns:xsi="http://www.w3.org/2001/XMLSchema-instance" xmlns:pc="http://schemas.microsoft.com/office/infopath/2007/PartnerControls">
+  <documentManagement>
+    <TaxCatchAll xmlns="13c90a0b-73bc-4dc0-be5f-28d77b615beb" xsi:nil="true"/>
+    <lcf76f155ced4ddcb4097134ff3c332f xmlns="13c93bba-48ce-428c-bfe5-88b42c19b028">
+      <Terms xmlns="http://schemas.microsoft.com/office/infopath/2007/PartnerControls"/>
+    </lcf76f155ced4ddcb4097134ff3c332f>
+  </documentManagement>
+</p:properties>
+</file>
+
 <file path=customXml/itemProps1.xml><?xml version="1.0" encoding="utf-8"?>
+<ds:datastoreItem xmlns:ds="http://schemas.openxmlformats.org/officeDocument/2006/customXml" ds:itemID="{10663269-2064-4804-8290-36D4A57F5557}">
+  <ds:schemaRefs>
+    <ds:schemaRef ds:uri="http://schemas.microsoft.com/sharepoint/v3/contenttype/forms"/>
+  </ds:schemaRefs>
+</ds:datastoreItem>
+</file>
+
+<file path=customXml/itemProps2.xml><?xml version="1.0" encoding="utf-8"?>
 <ds:datastoreItem xmlns:ds="http://schemas.openxmlformats.org/officeDocument/2006/customXml" ds:itemID="{EAE431FD-7059-4C09-804B-C9D69EB7B213}">
   <ds:schemaRefs>
     <ds:schemaRef ds:uri="http://schemas.openxmlformats.org/officeDocument/2006/bibliography"/>
@@ -25099,25 +22565,32 @@
 </ds:datastoreItem>
 </file>
 
-<file path=customXml/itemProps2.xml><?xml version="1.0" encoding="utf-8"?>
-<ds:datastoreItem xmlns:ds="http://schemas.openxmlformats.org/officeDocument/2006/customXml" ds:itemID="{10663269-2064-4804-8290-36D4A57F5557}">
+<file path=customXml/itemProps3.xml><?xml version="1.0" encoding="utf-8"?>
+<ds:datastoreItem xmlns:ds="http://schemas.openxmlformats.org/officeDocument/2006/customXml" ds:itemID="{0332A95A-41E3-40B5-8F46-22A3EDA7BD89}">
   <ds:schemaRefs>
-    <ds:schemaRef ds:uri="http://schemas.microsoft.com/sharepoint/v3/contenttype/forms"/>
-  </ds:schemaRefs>
-</ds:datastoreItem>
-</file>
-
-<file path=customXml/itemProps3.xml><?xml version="1.0" encoding="utf-8"?>
-<ds:datastoreItem xmlns:ds="http://schemas.openxmlformats.org/officeDocument/2006/customXml" ds:itemID="{1279454D-02BE-4A9C-A117-DCD1573E2608}">
-  <ds:schemaRefs>
+    <ds:schemaRef ds:uri="http://schemas.microsoft.com/office/2006/metadata/contentType"/>
+    <ds:schemaRef ds:uri="http://schemas.microsoft.com/office/2006/metadata/properties/metaAttributes"/>
+    <ds:schemaRef ds:uri="http://www.w3.org/2001/XMLSchema"/>
     <ds:schemaRef ds:uri="http://schemas.microsoft.com/office/2006/metadata/properties"/>
+    <ds:schemaRef ds:uri="13c90a0b-73bc-4dc0-be5f-28d77b615beb"/>
+    <ds:schemaRef ds:uri="13c93bba-48ce-428c-bfe5-88b42c19b028"/>
+    <ds:schemaRef ds:uri="http://schemas.microsoft.com/office/2006/documentManagement/types"/>
     <ds:schemaRef ds:uri="http://schemas.microsoft.com/office/infopath/2007/PartnerControls"/>
-    <ds:schemaRef ds:uri="b250f519-6473-4480-8c44-6ee3a3a530c3"/>
-    <ds:schemaRef ds:uri="d174a4fb-80c2-4523-8d89-375030acacbf"/>
+    <ds:schemaRef ds:uri="http://schemas.openxmlformats.org/package/2006/metadata/core-properties"/>
+    <ds:schemaRef ds:uri="http://purl.org/dc/elements/1.1/"/>
+    <ds:schemaRef ds:uri="http://purl.org/dc/terms/"/>
+    <ds:schemaRef ds:uri="http://schemas.microsoft.com/internal/obd"/>
   </ds:schemaRefs>
 </ds:datastoreItem>
 </file>
 
 <file path=customXml/itemProps4.xml><?xml version="1.0" encoding="utf-8"?>
-<ds:datastoreItem xmlns:ds="http://schemas.openxmlformats.org/officeDocument/2006/customXml" ds:itemID="{0332A95A-41E3-40B5-8F46-22A3EDA7BD89}"/>
+<ds:datastoreItem xmlns:ds="http://schemas.openxmlformats.org/officeDocument/2006/customXml" ds:itemID="{1279454D-02BE-4A9C-A117-DCD1573E2608}">
+  <ds:schemaRefs>
+    <ds:schemaRef ds:uri="http://schemas.microsoft.com/office/2006/metadata/properties"/>
+    <ds:schemaRef ds:uri="http://schemas.microsoft.com/office/infopath/2007/PartnerControls"/>
+    <ds:schemaRef ds:uri="13c90a0b-73bc-4dc0-be5f-28d77b615beb"/>
+    <ds:schemaRef ds:uri="13c93bba-48ce-428c-bfe5-88b42c19b028"/>
+  </ds:schemaRefs>
+</ds:datastoreItem>
 </file>